--- a/downloads/workbook/ai-2-week-05.docx
+++ b/downloads/workbook/ai-2-week-05.docx
@@ -1256,6 +1256,178 @@
         <w:t>Project connection: Use progress and stopping arguments for any repeated recommender process; test inputs that require zero, one and several updates.</w:t>
       </w:r>
     </w:p>
+    <w:p>
+      <w:pPr>
+        <w:pStyle w:val="Heading1"/>
+      </w:pPr>
+      <w:r>
+        <w:t>19. Project portfolio milestone</w:t>
+      </w:r>
+    </w:p>
+    <w:p>
+      <w:r>
+        <w:t>Project: Transparent Book Recommender</w:t>
+      </w:r>
+    </w:p>
+    <w:p>
+      <w:r>
+        <w:t>Current milestone: Frame the need. Name the user, the problem, allowed inputs and a safe simple starting method.</w:t>
+      </w:r>
+    </w:p>
+    <w:p>
+      <w:r>
+        <w:t>Use progress and stopping arguments for any repeated recommender process; test inputs that require zero, one and several updates.</w:t>
+      </w:r>
+    </w:p>
+    <w:tbl>
+      <w:tblPr>
+        <w:tblStyle w:val="LightShading-Accent1"/>
+        <w:tblW w:type="auto" w:w="0"/>
+        <w:tblLook w:firstColumn="1" w:firstRow="1" w:lastColumn="0" w:lastRow="0" w:noHBand="0" w:noVBand="1" w:val="04A0"/>
+      </w:tblPr>
+      <w:tblGrid>
+        <w:gridCol w:w="5112"/>
+        <w:gridCol w:w="5112"/>
+      </w:tblGrid>
+      <w:tr>
+        <w:trPr>
+          <w:tblHeader/>
+        </w:trPr>
+        <w:tc>
+          <w:tcPr>
+            <w:tcW w:type="dxa" w:w="5112"/>
+          </w:tcPr>
+          <w:p>
+            <w:r>
+              <w:t>Evidence to keep</w:t>
+            </w:r>
+          </w:p>
+        </w:tc>
+        <w:tc>
+          <w:tcPr>
+            <w:tcW w:type="dxa" w:w="5112"/>
+          </w:tcPr>
+          <w:p>
+            <w:r>
+              <w:t>My record</w:t>
+            </w:r>
+          </w:p>
+        </w:tc>
+      </w:tr>
+      <w:tr>
+        <w:tc>
+          <w:tcPr>
+            <w:tcW w:type="dxa" w:w="5112"/>
+          </w:tcPr>
+          <w:p>
+            <w:r>
+              <w:t>This week’s input and deciding step</w:t>
+            </w:r>
+          </w:p>
+        </w:tc>
+        <w:tc>
+          <w:tcPr>
+            <w:tcW w:type="dxa" w:w="5112"/>
+          </w:tcPr>
+          <w:p>
+            <w:r/>
+          </w:p>
+        </w:tc>
+      </w:tr>
+      <w:tr>
+        <w:tc>
+          <w:tcPr>
+            <w:tcW w:type="dxa" w:w="5112"/>
+          </w:tcPr>
+          <w:p>
+            <w:r>
+              <w:t>Prediction and actual result (or labelled paper trace)</w:t>
+            </w:r>
+          </w:p>
+        </w:tc>
+        <w:tc>
+          <w:tcPr>
+            <w:tcW w:type="dxa" w:w="5112"/>
+          </w:tcPr>
+          <w:p>
+            <w:r/>
+          </w:p>
+        </w:tc>
+      </w:tr>
+      <w:tr>
+        <w:tc>
+          <w:tcPr>
+            <w:tcW w:type="dxa" w:w="5112"/>
+          </w:tcPr>
+          <w:p>
+            <w:r>
+              <w:t>One change since the previous checkpoint and why</w:t>
+            </w:r>
+          </w:p>
+        </w:tc>
+        <w:tc>
+          <w:tcPr>
+            <w:tcW w:type="dxa" w:w="5112"/>
+          </w:tcPr>
+          <w:p>
+            <w:r/>
+          </w:p>
+        </w:tc>
+      </w:tr>
+      <w:tr>
+        <w:tc>
+          <w:tcPr>
+            <w:tcW w:type="dxa" w:w="5112"/>
+          </w:tcPr>
+          <w:p>
+            <w:r>
+              <w:t>One error or limit and the next test</w:t>
+            </w:r>
+          </w:p>
+        </w:tc>
+        <w:tc>
+          <w:tcPr>
+            <w:tcW w:type="dxa" w:w="5112"/>
+          </w:tcPr>
+          <w:p>
+            <w:r/>
+          </w:p>
+        </w:tc>
+      </w:tr>
+    </w:tbl>
+    <w:p>
+      <w:pPr>
+        <w:pStyle w:val="Heading3"/>
+      </w:pPr>
+      <w:r>
+        <w:t>Explain what this week adds to your project. Reuse last week’s record rather than starting again.</w:t>
+      </w:r>
+    </w:p>
+    <w:p>
+      <w:r>
+        <w:t>________________________________________________________________</w:t>
+      </w:r>
+    </w:p>
+    <w:p>
+      <w:r>
+        <w:t>________________________________________________________________</w:t>
+      </w:r>
+    </w:p>
+    <w:p>
+      <w:r>
+        <w:t>________________________________________________________________</w:t>
+      </w:r>
+    </w:p>
+    <w:p>
+      <w:r>
+        <w:t>________________________________________________________________</w:t>
+      </w:r>
+    </w:p>
+    <w:p>
+      <w:r>
+        <w:t>________________________________________________________________</w:t>
+      </w:r>
+    </w:p>
     <w:sectPr>
       <w:pgSz w:w="12240" w:h="15840"/>
       <w:pgMar w:top="936" w:right="1008" w:bottom="936" w:left="1008" w:header="720" w:footer="720" w:gutter="0"/>

--- a/downloads/workbook/ai-2-week-05.docx
+++ b/downloads/workbook/ai-2-week-05.docx
@@ -1428,6 +1428,248 @@
         <w:t>________________________________________________________________</w:t>
       </w:r>
     </w:p>
+    <w:p>
+      <w:pPr>
+        <w:pStyle w:val="Heading1"/>
+      </w:pPr>
+      <w:r>
+        <w:t>20. Supported practice and learning evidence</w:t>
+      </w:r>
+    </w:p>
+    <w:p>
+      <w:r>
+        <w:t>Use this supported practice once, in the browser or on paper. Keep the reserved independent assessment for a separate first attempt before teacher feedback.</w:t>
+      </w:r>
+    </w:p>
+    <w:p>
+      <w:r>
+        <w:t>A fictional counter starts at 12 and decreases while above a boundary.</w:t>
+      </w:r>
+    </w:p>
+    <w:p>
+      <w:pPr>
+        <w:pStyle w:val="Heading3"/>
+      </w:pPr>
+      <w:r>
+        <w:t>Practice 1: explain the deciding evidence</w:t>
+      </w:r>
+    </w:p>
+    <w:p>
+      <w:r>
+        <w:t>Which labelled step matches this detail? 0&gt;3 is false; report 0 after three updates.</w:t>
+      </w:r>
+    </w:p>
+    <w:p>
+      <w:r>
+        <w:t>1. Next check</w:t>
+      </w:r>
+    </w:p>
+    <w:p>
+      <w:r>
+        <w:t>2. Final update</w:t>
+      </w:r>
+    </w:p>
+    <w:p>
+      <w:r>
+        <w:t>3. Stop</w:t>
+      </w:r>
+    </w:p>
+    <w:p>
+      <w:r>
+        <w:t>4. Initial check</w:t>
+      </w:r>
+    </w:p>
+    <w:p>
+      <w:pPr>
+        <w:pStyle w:val="Heading3"/>
+      </w:pPr>
+      <w:r>
+        <w:t>My selected conclusion, deciding fact and explanation</w:t>
+      </w:r>
+    </w:p>
+    <w:p>
+      <w:r>
+        <w:t>________________________________________________________________</w:t>
+      </w:r>
+    </w:p>
+    <w:p>
+      <w:r>
+        <w:t>________________________________________________________________</w:t>
+      </w:r>
+    </w:p>
+    <w:p>
+      <w:r>
+        <w:t>________________________________________________________________</w:t>
+      </w:r>
+    </w:p>
+    <w:p>
+      <w:r>
+        <w:t>________________________________________________________________</w:t>
+      </w:r>
+    </w:p>
+    <w:p>
+      <w:r>
+        <w:t>________________________________________________________________</w:t>
+      </w:r>
+    </w:p>
+    <w:p>
+      <w:r>
+        <w:t>Hint if needed: Read the steps in the pictorial case. Match the supplied detail to the stage that performs or records it.</w:t>
+      </w:r>
+    </w:p>
+    <w:p>
+      <w:r>
+        <w:t>After your attempt, compare with the supported explanation: Stop 0&gt;3 is false; report 0 after three updates. The condition does not promise the counter ends exactly at 3. Subtractions can cross the boundary. The count strictly decreases, so the below-or-equal stopping region is eventually reached from this start. A condition requiring exact equality can be unsafe when repeated updates skip that value.</w:t>
+      </w:r>
+    </w:p>
+    <w:p>
+      <w:pPr>
+        <w:pStyle w:val="Heading3"/>
+      </w:pPr>
+      <w:r>
+        <w:t>Practice 2: explain the deciding evidence</w:t>
+      </w:r>
+    </w:p>
+    <w:p>
+      <w:r>
+        <w:t>Changed-case practice: Replace count&gt;3 with count!=3. Which conclusion is supported by the supplied facts?</w:t>
+      </w:r>
+    </w:p>
+    <w:p>
+      <w:r>
+        <w:t>1. We can decide the result without examining the changed input or the procedure.</w:t>
+      </w:r>
+    </w:p>
+    <w:p>
+      <w:r>
+        <w:t>2. From 12, the loop never reaches 3 and does not terminate in this toy model.</w:t>
+      </w:r>
+    </w:p>
+    <w:p>
+      <w:r>
+        <w:t>3. This one example guarantees correct results for every future input.</w:t>
+      </w:r>
+    </w:p>
+    <w:p>
+      <w:pPr>
+        <w:pStyle w:val="Heading3"/>
+      </w:pPr>
+      <w:r>
+        <w:t>My selected conclusion, deciding fact and explanation</w:t>
+      </w:r>
+    </w:p>
+    <w:p>
+      <w:r>
+        <w:t>________________________________________________________________</w:t>
+      </w:r>
+    </w:p>
+    <w:p>
+      <w:r>
+        <w:t>________________________________________________________________</w:t>
+      </w:r>
+    </w:p>
+    <w:p>
+      <w:r>
+        <w:t>________________________________________________________________</w:t>
+      </w:r>
+    </w:p>
+    <w:p>
+      <w:r>
+        <w:t>________________________________________________________________</w:t>
+      </w:r>
+    </w:p>
+    <w:p>
+      <w:r>
+        <w:t>________________________________________________________________</w:t>
+      </w:r>
+    </w:p>
+    <w:p>
+      <w:r>
+        <w:t>Hint if needed: Use the changed condition and the deciding step in the pictorial trace. The answer must say what follows from those facts.</w:t>
+      </w:r>
+    </w:p>
+    <w:p>
+      <w:r>
+        <w:t>After your attempt, compare with the supported explanation: From 12, the loop never reaches 3 and does not terminate in this toy model. 12,8,4,0,−4,… are multiples of 4; none equals 3.</w:t>
+      </w:r>
+    </w:p>
+    <w:p>
+      <w:pPr>
+        <w:pStyle w:val="Heading3"/>
+      </w:pPr>
+      <w:r>
+        <w:t>Repair a missing building block</w:t>
+      </w:r>
+    </w:p>
+    <w:p>
+      <w:r>
+        <w:t>Review Trace Tables (ai-2/4). Goal: Trace variable values before and after each loop iteration. Short practice: Move print inside the original loop. What sequence is displayed?. Return to this week and explain what you changed.</w:t>
+      </w:r>
+    </w:p>
+    <w:p>
+      <w:r>
+        <w:t>Review Decompose a Goal (ai-2/2). Goal: Distinguish a function definition from a function call. Short practice: What happens visibly if the caller stores needed but omits print(needed)?. Return to this week and explain what you changed.</w:t>
+      </w:r>
+    </w:p>
+    <w:p>
+      <w:pPr>
+        <w:pStyle w:val="Heading3"/>
+      </w:pPr>
+      <w:r>
+        <w:t>Predict, run and debug</w:t>
+      </w:r>
+    </w:p>
+    <w:p>
+      <w:r>
+        <w:t>The browser lab lets you edit the supported Python examples already included in this lesson. Predict first, run, inspect the actual output or error, change one input, then run again. Keep code, predictions, actual results and a reasoned revision together. On paper, label your result as a trace rather than an execution.</w:t>
+      </w:r>
+    </w:p>
+    <w:p>
+      <w:pPr>
+        <w:pStyle w:val="Heading3"/>
+      </w:pPr>
+      <w:r>
+        <w:t>Keep your completed work</w:t>
+      </w:r>
+    </w:p>
+    <w:p>
+      <w:r>
+        <w:t>Use Download completed work in the hosted lesson to export your answers, reflections, practice feedback and code-run evidence. Open the HTML copy to read or print it. Drafts stay in this browser when storage is available; clear drafts on a shared device.</w:t>
+      </w:r>
+    </w:p>
+    <w:p>
+      <w:pPr>
+        <w:pStyle w:val="Heading3"/>
+      </w:pPr>
+      <w:r>
+        <w:t>What I repaired, the evidence I kept and the next test</w:t>
+      </w:r>
+    </w:p>
+    <w:p>
+      <w:r>
+        <w:t>________________________________________________________________</w:t>
+      </w:r>
+    </w:p>
+    <w:p>
+      <w:r>
+        <w:t>________________________________________________________________</w:t>
+      </w:r>
+    </w:p>
+    <w:p>
+      <w:r>
+        <w:t>________________________________________________________________</w:t>
+      </w:r>
+    </w:p>
+    <w:p>
+      <w:r>
+        <w:t>________________________________________________________________</w:t>
+      </w:r>
+    </w:p>
+    <w:p>
+      <w:r>
+        <w:t>________________________________________________________________</w:t>
+      </w:r>
+    </w:p>
     <w:sectPr>
       <w:pgSz w:w="12240" w:h="15840"/>
       <w:pgMar w:top="936" w:right="1008" w:bottom="936" w:left="1008" w:header="720" w:footer="720" w:gutter="0"/>

--- a/downloads/workbook/ai-2-week-05.docx
+++ b/downloads/workbook/ai-2-week-05.docx
@@ -30,6 +30,17 @@
     </w:p>
     <w:p>
       <w:r>
+        <w:t>Record your starting explanation for Loops and Stopping before opening notes. Show any later correction separately.</w:t>
+      </w:r>
+    </w:p>
+    <w:p>
+      <w:pPr>
+        <w:spacing w:line="336" w:lineRule="auto" w:after="180"/>
+      </w:pPr>
+      <w:r>
+        <w:rPr>
+          <w:b w:val="0"/>
+        </w:rPr>
         <w:t>Try the recall before opening notes. Then use a different colour or a labelled second line to correct your explanation.</w:t>
       </w:r>
     </w:p>
@@ -42,8 +53,26 @@
       </w:r>
     </w:p>
     <w:p>
-      <w:r>
-        <w:t>Without opening the old lesson, explain one key idea from Trace Tables. Give an example and a mistake that the idea helps you avoid.</w:t>
+      <w:pPr>
+        <w:spacing w:line="336" w:lineRule="auto" w:after="180"/>
+      </w:pPr>
+      <w:r>
+        <w:rPr>
+          <w:b w:val="0"/>
+        </w:rPr>
+        <w:t xml:space="preserve">Without opening the old lesson, explain one key idea from </w:t>
+      </w:r>
+      <w:r>
+        <w:rPr>
+          <w:b/>
+        </w:rPr>
+        <w:t>Trace Table</w:t>
+      </w:r>
+      <w:r>
+        <w:rPr>
+          <w:b w:val="0"/>
+        </w:rPr>
+        <w:t>s. Give an example and a mistake that the idea helps you avoid.</w:t>
       </w:r>
     </w:p>
     <w:p>
@@ -78,7 +107,13 @@
       </w:r>
     </w:p>
     <w:p>
-      <w:r>
+      <w:pPr>
+        <w:spacing w:line="336" w:lineRule="auto" w:after="180"/>
+      </w:pPr>
+      <w:r>
+        <w:rPr>
+          <w:b w:val="0"/>
+        </w:rPr>
         <w:t>Without opening the old lesson, explain one key idea from Decompose a Goal. Give an example and a mistake that the idea helps you avoid.</w:t>
       </w:r>
     </w:p>
@@ -115,7 +150,42 @@
     </w:p>
     <w:p>
       <w:r>
-        <w:t>Use W2: Trace before running for Loops and trace tables. Record the answer once; the lesson and workbook refer to the same attempt.</w:t>
+        <w:t>Complete the supported Loops and Stopping trace and record the first step you can explain without help.</w:t>
+      </w:r>
+    </w:p>
+    <w:p>
+      <w:pPr>
+        <w:spacing w:line="336" w:lineRule="auto" w:after="180"/>
+      </w:pPr>
+      <w:r>
+        <w:rPr>
+          <w:b w:val="0"/>
+        </w:rPr>
+        <w:t xml:space="preserve">Use W2: Trace before running for </w:t>
+      </w:r>
+      <w:r>
+        <w:rPr>
+          <w:b/>
+        </w:rPr>
+        <w:t>Loop</w:t>
+      </w:r>
+      <w:r>
+        <w:rPr>
+          <w:b w:val="0"/>
+        </w:rPr>
+        <w:t xml:space="preserve">s and </w:t>
+      </w:r>
+      <w:r>
+        <w:rPr>
+          <w:b/>
+        </w:rPr>
+        <w:t>trace table</w:t>
+      </w:r>
+      <w:r>
+        <w:rPr>
+          <w:b w:val="0"/>
+        </w:rPr>
+        <w:t>s. Record the answer once; the lesson and workbook refer to the same attempt.</w:t>
       </w:r>
     </w:p>
     <w:tbl>
@@ -243,7 +313,42 @@
     </w:p>
     <w:p>
       <w:r>
-        <w:t>Use the worked case for Loops and trace tables. Proposed explanation: “The stop value is included”. Decide whether this explanation is supported. Point to the step or supplied fact that decides; explain your repair if needed.</w:t>
+        <w:t>Check the proposed Loops and Stopping explanation against the supplied facts before discussing it.</w:t>
+      </w:r>
+    </w:p>
+    <w:p>
+      <w:pPr>
+        <w:spacing w:line="336" w:lineRule="auto" w:after="180"/>
+      </w:pPr>
+      <w:r>
+        <w:rPr>
+          <w:b w:val="0"/>
+        </w:rPr>
+        <w:t xml:space="preserve">Use the worked case for </w:t>
+      </w:r>
+      <w:r>
+        <w:rPr>
+          <w:b/>
+        </w:rPr>
+        <w:t>Loop</w:t>
+      </w:r>
+      <w:r>
+        <w:rPr>
+          <w:b w:val="0"/>
+        </w:rPr>
+        <w:t xml:space="preserve">s and </w:t>
+      </w:r>
+      <w:r>
+        <w:rPr>
+          <w:b/>
+        </w:rPr>
+        <w:t>trace table</w:t>
+      </w:r>
+      <w:r>
+        <w:rPr>
+          <w:b w:val="0"/>
+        </w:rPr>
+        <w:t>s. Proposed explanation: “The stop value is included”. Decide whether this explanation is supported. Point to the step or supplied fact that decides; explain your repair if needed.</w:t>
       </w:r>
     </w:p>
     <w:p>
@@ -283,6 +388,11 @@
       </w:r>
     </w:p>
     <w:p>
+      <w:r>
+        <w:t>Write one first attempt at the reserved independent case before feedback. Repeated copies of that case refer to the same recorded attempt.</w:t>
+      </w:r>
+    </w:p>
+    <w:p>
       <w:pPr>
         <w:pStyle w:val="Heading3"/>
       </w:pPr>
@@ -291,7 +401,14 @@
       </w:r>
     </w:p>
     <w:p>
-      <w:r>
+      <w:pPr>
+        <w:spacing w:line="336" w:lineRule="auto" w:after="180"/>
+        <w:shd w:fill="F5F1FB"/>
+      </w:pPr>
+      <w:r>
+        <w:rPr>
+          <w:b w:val="0"/>
+        </w:rPr>
         <w:t>Start count at 1. While count &lt; 8, add 3. Trace the condition and values. What happens if the condition becomes count != 8?</w:t>
       </w:r>
     </w:p>
@@ -339,7 +456,13 @@
       </w:r>
     </w:p>
     <w:p>
-      <w:r>
+      <w:pPr>
+        <w:spacing w:line="336" w:lineRule="auto" w:after="180"/>
+      </w:pPr>
+      <w:r>
+        <w:rPr>
+          <w:b w:val="0"/>
+        </w:rPr>
         <w:t>Attempt this case before feedback. Record any help. Earlier examples below are further practice; a case already practised with feedback cannot establish fresh transfer.</w:t>
       </w:r>
     </w:p>
@@ -353,6 +476,18 @@
     </w:p>
     <w:p>
       <w:r>
+        <w:t>Connect the Loops and Stopping target to a trace and a justified conclusion.</w:t>
+      </w:r>
+    </w:p>
+    <w:p>
+      <w:pPr>
+        <w:spacing w:line="336" w:lineRule="auto" w:after="180"/>
+        <w:shd w:fill="F5F1FB"/>
+      </w:pPr>
+      <w:r>
+        <w:rPr>
+          <w:b w:val="0"/>
+        </w:rPr>
         <w:t>Trace count=0; while count&lt;4: count=count+2. List values tested by the condition and final count. Would replacing &lt;4 with !=5 terminate?</w:t>
       </w:r>
     </w:p>
@@ -366,17 +501,46 @@
     </w:p>
     <w:p>
       <w:r>
+        <w:t>Solve the supplied Loops and Stopping case and show the deciding evidence.</w:t>
+      </w:r>
+    </w:p>
+    <w:p>
+      <w:pPr>
+        <w:spacing w:line="336" w:lineRule="auto" w:after="180"/>
+      </w:pPr>
+      <w:r>
+        <w:rPr>
+          <w:b w:val="0"/>
+        </w:rPr>
         <w:t>Start n=0; while n&lt;3, add 1 and record n.</w:t>
       </w:r>
     </w:p>
     <w:p>
-      <w:r>
+      <w:pPr>
+        <w:spacing w:line="336" w:lineRule="auto" w:after="180"/>
+      </w:pPr>
+      <w:r>
+        <w:rPr>
+          <w:b w:val="0"/>
+        </w:rPr>
         <w:t>List records and stopping condition.</w:t>
       </w:r>
     </w:p>
     <w:p>
-      <w:r>
-        <w:t>Show your trace, calculation or evidence</w:t>
+      <w:pPr>
+        <w:spacing w:line="336" w:lineRule="auto" w:after="180"/>
+      </w:pPr>
+      <w:r>
+        <w:rPr>
+          <w:b w:val="0"/>
+        </w:rPr>
+        <w:t xml:space="preserve">Show your trace, calculation or </w:t>
+      </w:r>
+      <w:r>
+        <w:rPr>
+          <w:b/>
+        </w:rPr>
+        <w:t>evidence</w:t>
       </w:r>
     </w:p>
     <w:p>
@@ -422,11 +586,28 @@
     </w:p>
     <w:p>
       <w:r>
+        <w:t>Apply the procedure to the changed case and record why the conclusion follows.</w:t>
+      </w:r>
+    </w:p>
+    <w:p>
+      <w:pPr>
+        <w:spacing w:line="336" w:lineRule="auto" w:after="180"/>
+      </w:pPr>
+      <w:r>
+        <w:rPr>
+          <w:b w:val="0"/>
+        </w:rPr>
         <w:t>Start at count 0. While count is less than 3, add 1 and display count. List the displays and the stopping value.</w:t>
       </w:r>
     </w:p>
     <w:p>
-      <w:r>
+      <w:pPr>
+        <w:spacing w:line="336" w:lineRule="auto" w:after="180"/>
+      </w:pPr>
+      <w:r>
+        <w:rPr>
+          <w:b w:val="0"/>
+        </w:rPr>
         <w:t>My independent answer and reason</w:t>
       </w:r>
     </w:p>
@@ -481,7 +662,30 @@
     </w:p>
     <w:p>
       <w:r>
-        <w:t>Create a changed input, boundary case or missing-information case. Write the expected answer or safe response before testing.</w:t>
+        <w:t>Specify a changed input, expected result and observation separately.</w:t>
+      </w:r>
+    </w:p>
+    <w:p>
+      <w:pPr>
+        <w:spacing w:line="336" w:lineRule="auto" w:after="180"/>
+      </w:pPr>
+      <w:r>
+        <w:rPr>
+          <w:b w:val="0"/>
+        </w:rPr>
+        <w:t xml:space="preserve">Create a changed </w:t>
+      </w:r>
+      <w:r>
+        <w:rPr>
+          <w:b/>
+        </w:rPr>
+        <w:t>input</w:t>
+      </w:r>
+      <w:r>
+        <w:rPr>
+          <w:b w:val="0"/>
+        </w:rPr>
+        <w:t>, boundary case or missing-information case. Write the expected answer or safe response before testing.</w:t>
       </w:r>
     </w:p>
     <w:tbl>
@@ -610,12 +814,59 @@
     </w:p>
     <w:p>
       <w:r>
-        <w:t>Loop through every candidate book, update its score, then stop at the end of the list.</w:t>
-      </w:r>
-    </w:p>
-    <w:p>
-      <w:r>
-        <w:t>The project change and evidence I will keep</w:t>
+        <w:t>Justify what Loops and Stopping adds to Transparent Book Recommender and keep the evidence.</w:t>
+      </w:r>
+    </w:p>
+    <w:p>
+      <w:pPr>
+        <w:spacing w:line="336" w:lineRule="auto" w:after="180"/>
+      </w:pPr>
+      <w:r>
+        <w:rPr>
+          <w:b/>
+        </w:rPr>
+        <w:t>Loop</w:t>
+      </w:r>
+      <w:r>
+        <w:rPr>
+          <w:b w:val="0"/>
+        </w:rPr>
+        <w:t xml:space="preserve"> through every candidate book, </w:t>
+      </w:r>
+      <w:r>
+        <w:rPr>
+          <w:b/>
+        </w:rPr>
+        <w:t>update</w:t>
+      </w:r>
+      <w:r>
+        <w:rPr>
+          <w:b w:val="0"/>
+        </w:rPr>
+        <w:t xml:space="preserve"> its score, then stop at the end of the list.</w:t>
+      </w:r>
+    </w:p>
+    <w:p>
+      <w:pPr>
+        <w:spacing w:line="336" w:lineRule="auto" w:after="180"/>
+      </w:pPr>
+      <w:r>
+        <w:rPr>
+          <w:b w:val="0"/>
+        </w:rPr>
+        <w:t xml:space="preserve">The project change and </w:t>
+      </w:r>
+      <w:r>
+        <w:rPr>
+          <w:b/>
+        </w:rPr>
+        <w:t>evidence</w:t>
+      </w:r>
+      <w:r>
+        <w:rPr>
+          <w:b w:val="0"/>
+        </w:rPr>
+        <w:t xml:space="preserve"> I will keep</w:t>
       </w:r>
     </w:p>
     <w:p>
@@ -661,11 +912,54 @@
     </w:p>
     <w:p>
       <w:r>
-        <w:t>I can explain the mechanism. I can show evidence. I can handle a changed case. I can name a limit. Mark each as not yet, with help or independently, and attach supporting work.</w:t>
-      </w:r>
-    </w:p>
-    <w:p>
-      <w:r>
+        <w:t>Judge explanation, evidence, transfer and limits separately; attach the work behind your judgement.</w:t>
+      </w:r>
+    </w:p>
+    <w:p>
+      <w:pPr>
+        <w:pStyle w:val="ListBullet"/>
+      </w:pPr>
+      <w:r>
+        <w:t>I can explain the mechanism.</w:t>
+      </w:r>
+    </w:p>
+    <w:p>
+      <w:pPr>
+        <w:pStyle w:val="ListBullet"/>
+      </w:pPr>
+      <w:r>
+        <w:t>I can show evidence.</w:t>
+      </w:r>
+    </w:p>
+    <w:p>
+      <w:pPr>
+        <w:pStyle w:val="ListBullet"/>
+      </w:pPr>
+      <w:r>
+        <w:t>I can handle a changed case.</w:t>
+      </w:r>
+    </w:p>
+    <w:p>
+      <w:pPr>
+        <w:pStyle w:val="ListBullet"/>
+      </w:pPr>
+      <w:r>
+        <w:t>I can name a limit.</w:t>
+      </w:r>
+    </w:p>
+    <w:p>
+      <w:r>
+        <w:t>Mark each as not yet, with help or independently, and attach supporting work.</w:t>
+      </w:r>
+    </w:p>
+    <w:p>
+      <w:pPr>
+        <w:spacing w:line="336" w:lineRule="auto" w:after="180"/>
+      </w:pPr>
+      <w:r>
+        <w:rPr>
+          <w:b w:val="0"/>
+        </w:rPr>
         <w:t>Teacher review ____________________  Next step ____________________</w:t>
       </w:r>
     </w:p>
@@ -679,6 +973,18 @@
     </w:p>
     <w:p>
       <w:r>
+        <w:t>Use this earlier case as transfer practice. A case already discussed with feedback is not fresh assessment evidence.</w:t>
+      </w:r>
+    </w:p>
+    <w:p>
+      <w:pPr>
+        <w:spacing w:line="336" w:lineRule="auto" w:after="180"/>
+        <w:shd w:fill="F5F1FB"/>
+      </w:pPr>
+      <w:r>
+        <w:rPr>
+          <w:b w:val="0"/>
+        </w:rPr>
         <w:t>Trace count=0; while count&lt;4: count=count+2. List values tested by the condition and final count. Would replacing &lt;4 with !=5 terminate?</w:t>
       </w:r>
     </w:p>
@@ -726,7 +1032,13 @@
       </w:r>
     </w:p>
     <w:p>
-      <w:r>
+      <w:pPr>
+        <w:spacing w:line="336" w:lineRule="auto" w:after="180"/>
+      </w:pPr>
+      <w:r>
+        <w:rPr>
+          <w:b w:val="0"/>
+        </w:rPr>
         <w:t>Record support used: none, hint or teacher explanation.</w:t>
       </w:r>
     </w:p>
@@ -740,6 +1052,18 @@
     </w:p>
     <w:p>
       <w:r>
+        <w:t>Explain the range. Apply the supplied Loops and Stopping facts and keep your reasoning.</w:t>
+      </w:r>
+    </w:p>
+    <w:p>
+      <w:pPr>
+        <w:spacing w:line="336" w:lineRule="auto" w:after="180"/>
+        <w:shd w:fill="F5F1FB"/>
+      </w:pPr>
+      <w:r>
+        <w:rPr>
+          <w:b w:val="0"/>
+        </w:rPr>
         <w:t>List the values supplied by range(2, 5) and explain why 5 is absent. How many times does its body run?</w:t>
       </w:r>
     </w:p>
@@ -791,7 +1115,42 @@
     </w:p>
     <w:p>
       <w:r>
-        <w:t>Copy the worked script. Change the range to range(2, 5). Record turn, total before and total after each iteration. Predict the single output, then run and compare.</w:t>
+        <w:t>Trace before running. Apply the supplied Loops and Stopping facts and keep your reasoning.</w:t>
+      </w:r>
+    </w:p>
+    <w:p>
+      <w:pPr>
+        <w:spacing w:line="336" w:lineRule="auto" w:after="180"/>
+      </w:pPr>
+      <w:r>
+        <w:rPr>
+          <w:b w:val="0"/>
+        </w:rPr>
+        <w:t xml:space="preserve">Copy the worked script. Change the range to range(2, 5). Record turn, total before and total after each </w:t>
+      </w:r>
+      <w:r>
+        <w:rPr>
+          <w:b/>
+        </w:rPr>
+        <w:t>iteration</w:t>
+      </w:r>
+      <w:r>
+        <w:rPr>
+          <w:b w:val="0"/>
+        </w:rPr>
+        <w:t xml:space="preserve">. Predict the single </w:t>
+      </w:r>
+      <w:r>
+        <w:rPr>
+          <w:b/>
+        </w:rPr>
+        <w:t>output</w:t>
+      </w:r>
+      <w:r>
+        <w:rPr>
+          <w:b w:val="0"/>
+        </w:rPr>
+        <w:t>, then run and compare.</w:t>
       </w:r>
     </w:p>
     <w:p>
@@ -842,7 +1201,30 @@
     </w:p>
     <w:p>
       <w:r>
-        <w:t>For the faulty script with range(1, 4), record total after each addition. Explain the wrong final output and remove only the faulty reset.</w:t>
+        <w:t>Repair the reset. Apply the supplied Loops and Stopping facts and keep your reasoning.</w:t>
+      </w:r>
+    </w:p>
+    <w:p>
+      <w:pPr>
+        <w:spacing w:line="336" w:lineRule="auto" w:after="180"/>
+      </w:pPr>
+      <w:r>
+        <w:rPr>
+          <w:b w:val="0"/>
+        </w:rPr>
+        <w:t xml:space="preserve">For the faulty script with range(1, 4), record total after each addition. Explain the wrong final </w:t>
+      </w:r>
+      <w:r>
+        <w:rPr>
+          <w:b/>
+        </w:rPr>
+        <w:t>output</w:t>
+      </w:r>
+      <w:r>
+        <w:rPr>
+          <w:b w:val="0"/>
+        </w:rPr>
+        <w:t xml:space="preserve"> and remove only the faulty reset.</w:t>
       </w:r>
     </w:p>
     <w:p>
@@ -893,7 +1275,41 @@
     </w:p>
     <w:p>
       <w:r>
-        <w:t>A box starts with 5 counters. Each round adds 2 counters. Use rounds = 3, an initialized total and for turn in range(rounds). Print the final total once after the loop. Trace the totals and predict fresh runs with rounds 0, 1 and 3. Assume rounds is a nonnegative integer.</w:t>
+        <w:t>Attempt before feedback. If this repeats the selected independent case, reuse that first attempt; otherwise keep a separate record. Build a repeated addition independently. Apply the supplied Loops and Stopping facts and keep your reasoning.</w:t>
+      </w:r>
+    </w:p>
+    <w:p>
+      <w:pPr>
+        <w:spacing w:line="336" w:lineRule="auto" w:after="180"/>
+      </w:pPr>
+      <w:r>
+        <w:rPr>
+          <w:b w:val="0"/>
+        </w:rPr>
+        <w:t xml:space="preserve">A box starts with 5 counters. Each round adds 2 counters. Use rounds = 3, an initialized total and for turn in range(rounds). Print the final total once after the </w:t>
+      </w:r>
+      <w:r>
+        <w:rPr>
+          <w:b/>
+        </w:rPr>
+        <w:t>loop</w:t>
+      </w:r>
+      <w:r>
+        <w:rPr>
+          <w:b w:val="0"/>
+        </w:rPr>
+        <w:t>.</w:t>
+      </w:r>
+    </w:p>
+    <w:p>
+      <w:pPr>
+        <w:spacing w:line="336" w:lineRule="auto" w:after="180"/>
+      </w:pPr>
+      <w:r>
+        <w:rPr>
+          <w:b w:val="0"/>
+        </w:rPr>
+        <w:t>Trace the totals and predict fresh runs with rounds 0, 1 and 3. Assume rounds is a nonnegative integer.</w:t>
       </w:r>
     </w:p>
     <w:p>
@@ -954,7 +1370,30 @@
     </w:p>
     <w:p>
       <w:r>
-        <w:t>In your counter script, range(-2) performs no iterations. Does returning the initial 5 make negative rounds valid? Explain what the script checks and what it assumes.</w:t>
+        <w:t>Check a contract limitation. Apply the supplied Loops and Stopping facts and keep your reasoning.</w:t>
+      </w:r>
+    </w:p>
+    <w:p>
+      <w:pPr>
+        <w:spacing w:line="336" w:lineRule="auto" w:after="180"/>
+      </w:pPr>
+      <w:r>
+        <w:rPr>
+          <w:b w:val="0"/>
+        </w:rPr>
+        <w:t xml:space="preserve">In your counter script, range(-2) performs no </w:t>
+      </w:r>
+      <w:r>
+        <w:rPr>
+          <w:b/>
+        </w:rPr>
+        <w:t>iteration</w:t>
+      </w:r>
+      <w:r>
+        <w:rPr>
+          <w:b w:val="0"/>
+        </w:rPr>
+        <w:t>s. Does returning the initial 5 make negative rounds valid? Explain what the script checks and what it assumes.</w:t>
       </w:r>
     </w:p>
     <w:p>
@@ -1001,6 +1440,11 @@
       </w:pPr>
       <w:r>
         <w:t>17. Feedback, return check and learning record</w:t>
+      </w:r>
+    </w:p>
+    <w:p>
+      <w:r>
+        <w:t>Record the first repaired step and a different case to revisit after a delay.</w:t>
       </w:r>
     </w:p>
     <w:tbl>
@@ -1140,7 +1584,13 @@
       </w:tr>
     </w:tbl>
     <w:p>
-      <w:r>
+      <w:pPr>
+        <w:spacing w:line="336" w:lineRule="auto" w:after="180"/>
+      </w:pPr>
+      <w:r>
+        <w:rPr>
+          <w:b w:val="0"/>
+        </w:rPr>
         <w:t>Revisit this idea with your teacher after a delay. Familiarity is different from explaining and using it on a changed case.</w:t>
       </w:r>
     </w:p>
@@ -1154,16 +1604,51 @@
     </w:p>
     <w:p>
       <w:r>
+        <w:t>A fictional counter starts at 12 and decreases while above a boundary. Explain the labelled step before checking the changed condition.</w:t>
+      </w:r>
+    </w:p>
+    <w:p>
+      <w:pPr>
+        <w:spacing w:line="336" w:lineRule="auto" w:after="180"/>
+      </w:pPr>
+      <w:r>
+        <w:rPr>
+          <w:b w:val="0"/>
+        </w:rPr>
         <w:t>A fictional counter starts at 12 and decreases while above a boundary.</w:t>
       </w:r>
     </w:p>
     <w:p>
-      <w:r>
-        <w:t>Python: count=12; while count&gt;3: count=count-4; print after the loop.</w:t>
-      </w:r>
-    </w:p>
-    <w:p>
-      <w:r>
+      <w:pPr>
+        <w:spacing w:line="336" w:lineRule="auto" w:after="180"/>
+      </w:pPr>
+      <w:r>
+        <w:rPr>
+          <w:b w:val="0"/>
+        </w:rPr>
+        <w:t xml:space="preserve">Python: count=12; while count&gt;3: count=count-4; print after the </w:t>
+      </w:r>
+      <w:r>
+        <w:rPr>
+          <w:b/>
+        </w:rPr>
+        <w:t>loop</w:t>
+      </w:r>
+      <w:r>
+        <w:rPr>
+          <w:b w:val="0"/>
+        </w:rPr>
+        <w:t>.</w:t>
+      </w:r>
+    </w:p>
+    <w:p>
+      <w:pPr>
+        <w:spacing w:line="336" w:lineRule="auto" w:after="180"/>
+      </w:pPr>
+      <w:r>
+        <w:rPr>
+          <w:b w:val="0"/>
+        </w:rPr>
         <w:t>The condition is checked before each subtraction.</w:t>
       </w:r>
     </w:p>
@@ -1204,8 +1689,27 @@
       </w:r>
     </w:p>
     <w:p>
-      <w:r>
-        <w:t>Why is report 0 correct for the original loop, and why is equality-only stopping risky here?</w:t>
+      <w:pPr>
+        <w:spacing w:line="336" w:lineRule="auto" w:after="180"/>
+        <w:shd w:fill="F5F1FB"/>
+      </w:pPr>
+      <w:r>
+        <w:rPr>
+          <w:b w:val="0"/>
+        </w:rPr>
+        <w:t xml:space="preserve">Why is report 0 correct for the original </w:t>
+      </w:r>
+      <w:r>
+        <w:rPr>
+          <w:b/>
+        </w:rPr>
+        <w:t>loop</w:t>
+      </w:r>
+      <w:r>
+        <w:rPr>
+          <w:b w:val="0"/>
+        </w:rPr>
+        <w:t>, and why is equality-only stopping risky here?</w:t>
       </w:r>
     </w:p>
     <w:p>
@@ -1247,13 +1751,82 @@
       </w:r>
     </w:p>
     <w:p>
-      <w:r>
-        <w:t>Support used: alone / hint / worked example. This record is practice evidence.</w:t>
-      </w:r>
-    </w:p>
-    <w:p>
-      <w:r>
-        <w:t>Project connection: Use progress and stopping arguments for any repeated recommender process; test inputs that require zero, one and several updates.</w:t>
+      <w:pPr>
+        <w:pStyle w:val="Heading3"/>
+      </w:pPr>
+      <w:r>
+        <w:t>Record the help used</w:t>
+      </w:r>
+    </w:p>
+    <w:p>
+      <w:pPr>
+        <w:spacing w:line="336" w:lineRule="auto" w:after="180"/>
+        <w:shd w:fill="F1F6F8"/>
+      </w:pPr>
+      <w:r>
+        <w:rPr>
+          <w:b w:val="0"/>
+        </w:rPr>
+        <w:t xml:space="preserve">Support used: alone / hint / worked example. This record is practice </w:t>
+      </w:r>
+      <w:r>
+        <w:rPr>
+          <w:b/>
+        </w:rPr>
+        <w:t>evidence</w:t>
+      </w:r>
+      <w:r>
+        <w:rPr>
+          <w:b w:val="0"/>
+        </w:rPr>
+        <w:t>.</w:t>
+      </w:r>
+    </w:p>
+    <w:p>
+      <w:pPr>
+        <w:spacing w:line="336" w:lineRule="auto" w:after="180"/>
+      </w:pPr>
+      <w:r>
+        <w:rPr>
+          <w:b w:val="0"/>
+        </w:rPr>
+        <w:t xml:space="preserve">Project connection: Use progress and stopping arguments for any repeated recommender </w:t>
+      </w:r>
+      <w:r>
+        <w:rPr>
+          <w:b/>
+        </w:rPr>
+        <w:t>process</w:t>
+      </w:r>
+      <w:r>
+        <w:rPr>
+          <w:b w:val="0"/>
+        </w:rPr>
+        <w:t xml:space="preserve">; test </w:t>
+      </w:r>
+      <w:r>
+        <w:rPr>
+          <w:b/>
+        </w:rPr>
+        <w:t>input</w:t>
+      </w:r>
+      <w:r>
+        <w:rPr>
+          <w:b w:val="0"/>
+        </w:rPr>
+        <w:t xml:space="preserve">s that require zero, one and several </w:t>
+      </w:r>
+      <w:r>
+        <w:rPr>
+          <w:b/>
+        </w:rPr>
+        <w:t>update</w:t>
+      </w:r>
+      <w:r>
+        <w:rPr>
+          <w:b w:val="0"/>
+        </w:rPr>
+        <w:t>s.</w:t>
       </w:r>
     </w:p>
     <w:p>
@@ -1266,17 +1839,88 @@
     </w:p>
     <w:p>
       <w:r>
+        <w:t>Keep this week’s input, deciding step, result and limit together in the Transparent Book Recommender record.</w:t>
+      </w:r>
+    </w:p>
+    <w:p>
+      <w:pPr>
+        <w:spacing w:line="336" w:lineRule="auto" w:after="180"/>
+      </w:pPr>
+      <w:r>
+        <w:rPr>
+          <w:b w:val="0"/>
+        </w:rPr>
         <w:t>Project: Transparent Book Recommender</w:t>
       </w:r>
     </w:p>
     <w:p>
-      <w:r>
-        <w:t>Current milestone: Frame the need. Name the user, the problem, allowed inputs and a safe simple starting method.</w:t>
-      </w:r>
-    </w:p>
-    <w:p>
-      <w:r>
-        <w:t>Use progress and stopping arguments for any repeated recommender process; test inputs that require zero, one and several updates.</w:t>
+      <w:pPr>
+        <w:spacing w:line="336" w:lineRule="auto" w:after="180"/>
+      </w:pPr>
+      <w:r>
+        <w:rPr>
+          <w:b w:val="0"/>
+        </w:rPr>
+        <w:t xml:space="preserve">Current milestone: Frame the need. Name the user, the problem, allowed </w:t>
+      </w:r>
+      <w:r>
+        <w:rPr>
+          <w:b/>
+        </w:rPr>
+        <w:t>input</w:t>
+      </w:r>
+      <w:r>
+        <w:rPr>
+          <w:b w:val="0"/>
+        </w:rPr>
+        <w:t>s and a safe simple starting method.</w:t>
+      </w:r>
+    </w:p>
+    <w:p>
+      <w:pPr>
+        <w:spacing w:line="336" w:lineRule="auto" w:after="180"/>
+      </w:pPr>
+      <w:r>
+        <w:rPr>
+          <w:b w:val="0"/>
+        </w:rPr>
+        <w:t xml:space="preserve">Use progress and stopping arguments for any repeated recommender </w:t>
+      </w:r>
+      <w:r>
+        <w:rPr>
+          <w:b/>
+        </w:rPr>
+        <w:t>process</w:t>
+      </w:r>
+      <w:r>
+        <w:rPr>
+          <w:b w:val="0"/>
+        </w:rPr>
+        <w:t xml:space="preserve">; test </w:t>
+      </w:r>
+      <w:r>
+        <w:rPr>
+          <w:b/>
+        </w:rPr>
+        <w:t>input</w:t>
+      </w:r>
+      <w:r>
+        <w:rPr>
+          <w:b w:val="0"/>
+        </w:rPr>
+        <w:t xml:space="preserve">s that require zero, one and several </w:t>
+      </w:r>
+      <w:r>
+        <w:rPr>
+          <w:b/>
+        </w:rPr>
+        <w:t>update</w:t>
+      </w:r>
+      <w:r>
+        <w:rPr>
+          <w:b w:val="0"/>
+        </w:rPr>
+        <w:t>s.</w:t>
       </w:r>
     </w:p>
     <w:tbl>
@@ -1438,11 +2082,28 @@
     </w:p>
     <w:p>
       <w:r>
+        <w:t>Try the supported questions before comparing with hints and feedback. Record what you repaired and the evidence you retained.</w:t>
+      </w:r>
+    </w:p>
+    <w:p>
+      <w:pPr>
+        <w:spacing w:line="336" w:lineRule="auto" w:after="180"/>
+      </w:pPr>
+      <w:r>
+        <w:rPr>
+          <w:b w:val="0"/>
+        </w:rPr>
         <w:t>Use this supported practice once, in the browser or on paper. Keep the reserved independent assessment for a separate first attempt before teacher feedback.</w:t>
       </w:r>
     </w:p>
     <w:p>
-      <w:r>
+      <w:pPr>
+        <w:spacing w:line="336" w:lineRule="auto" w:after="180"/>
+      </w:pPr>
+      <w:r>
+        <w:rPr>
+          <w:b w:val="0"/>
+        </w:rPr>
         <w:t>A fictional counter starts at 12 and decreases while above a boundary.</w:t>
       </w:r>
     </w:p>
@@ -1455,27 +2116,79 @@
       </w:r>
     </w:p>
     <w:p>
-      <w:r>
-        <w:t>Which labelled step matches this detail? 0&gt;3 is false; report 0 after three updates.</w:t>
-      </w:r>
-    </w:p>
-    <w:p>
-      <w:r>
+      <w:pPr>
+        <w:spacing w:line="336" w:lineRule="auto" w:after="180"/>
+      </w:pPr>
+      <w:r>
+        <w:rPr>
+          <w:b w:val="0"/>
+        </w:rPr>
+        <w:t xml:space="preserve">Which labelled step matches this detail? 0&gt;3 is false; report 0 after three </w:t>
+      </w:r>
+      <w:r>
+        <w:rPr>
+          <w:b/>
+        </w:rPr>
+        <w:t>update</w:t>
+      </w:r>
+      <w:r>
+        <w:rPr>
+          <w:b w:val="0"/>
+        </w:rPr>
+        <w:t>s.</w:t>
+      </w:r>
+    </w:p>
+    <w:p>
+      <w:pPr>
+        <w:spacing w:line="336" w:lineRule="auto" w:after="180"/>
+        <w:shd w:fill="F4F9FC"/>
+      </w:pPr>
+      <w:r>
+        <w:rPr>
+          <w:b w:val="0"/>
+        </w:rPr>
         <w:t>1. Next check</w:t>
       </w:r>
     </w:p>
     <w:p>
-      <w:r>
-        <w:t>2. Final update</w:t>
-      </w:r>
-    </w:p>
-    <w:p>
-      <w:r>
+      <w:pPr>
+        <w:spacing w:line="336" w:lineRule="auto" w:after="180"/>
+        <w:shd w:fill="F4F9FC"/>
+      </w:pPr>
+      <w:r>
+        <w:rPr>
+          <w:b w:val="0"/>
+        </w:rPr>
+        <w:t xml:space="preserve">2. Final </w:t>
+      </w:r>
+      <w:r>
+        <w:rPr>
+          <w:b/>
+        </w:rPr>
+        <w:t>update</w:t>
+      </w:r>
+    </w:p>
+    <w:p>
+      <w:pPr>
+        <w:spacing w:line="336" w:lineRule="auto" w:after="180"/>
+        <w:shd w:fill="F4F9FC"/>
+      </w:pPr>
+      <w:r>
+        <w:rPr>
+          <w:b w:val="0"/>
+        </w:rPr>
         <w:t>3. Stop</w:t>
       </w:r>
     </w:p>
     <w:p>
-      <w:r>
+      <w:pPr>
+        <w:spacing w:line="336" w:lineRule="auto" w:after="180"/>
+        <w:shd w:fill="F4F9FC"/>
+      </w:pPr>
+      <w:r>
+        <w:rPr>
+          <w:b w:val="0"/>
+        </w:rPr>
         <w:t>4. Initial check</w:t>
       </w:r>
     </w:p>
@@ -1513,41 +2226,179 @@
       </w:r>
     </w:p>
     <w:p>
-      <w:r>
+      <w:pPr>
+        <w:pStyle w:val="Heading3"/>
+      </w:pPr>
+      <w:r>
+        <w:t>Hint · try first</w:t>
+      </w:r>
+    </w:p>
+    <w:p>
+      <w:pPr>
+        <w:spacing w:line="336" w:lineRule="auto" w:after="180"/>
+        <w:shd w:fill="F1F6F8"/>
+      </w:pPr>
+      <w:r>
+        <w:rPr>
+          <w:b w:val="0"/>
+        </w:rPr>
         <w:t>Hint if needed: Read the steps in the pictorial case. Match the supplied detail to the stage that performs or records it.</w:t>
       </w:r>
     </w:p>
     <w:p>
-      <w:r>
-        <w:t>After your attempt, compare with the supported explanation: Stop 0&gt;3 is false; report 0 after three updates. The condition does not promise the counter ends exactly at 3. Subtractions can cross the boundary. The count strictly decreases, so the below-or-equal stopping region is eventually reached from this start. A condition requiring exact equality can be unsafe when repeated updates skip that value.</w:t>
-      </w:r>
-    </w:p>
-    <w:p>
       <w:pPr>
         <w:pStyle w:val="Heading3"/>
       </w:pPr>
       <w:r>
+        <w:t>Feedback · compare after trying</w:t>
+      </w:r>
+    </w:p>
+    <w:p>
+      <w:pPr>
+        <w:spacing w:line="336" w:lineRule="auto" w:after="180"/>
+        <w:shd w:fill="F1F6FC"/>
+      </w:pPr>
+      <w:r>
+        <w:rPr>
+          <w:b w:val="0"/>
+        </w:rPr>
+        <w:t xml:space="preserve">After your attempt, compare with the supported explanation: Stop 0&gt;3 is false; report 0 after three </w:t>
+      </w:r>
+      <w:r>
+        <w:rPr>
+          <w:b/>
+        </w:rPr>
+        <w:t>update</w:t>
+      </w:r>
+      <w:r>
+        <w:rPr>
+          <w:b w:val="0"/>
+        </w:rPr>
+        <w:t>s. The condition does not promise the counter ends exactly at 3. Subtractions can cross the boundary.</w:t>
+      </w:r>
+    </w:p>
+    <w:p>
+      <w:pPr>
+        <w:spacing w:line="336" w:lineRule="auto" w:after="180"/>
+        <w:shd w:fill="F1F6FC"/>
+      </w:pPr>
+      <w:r>
+        <w:rPr>
+          <w:b w:val="0"/>
+        </w:rPr>
+        <w:t xml:space="preserve">The count strictly decreases, so the below-or-equal stopping region is eventually reached from this start. A condition requiring exact equality can be unsafe when repeated </w:t>
+      </w:r>
+      <w:r>
+        <w:rPr>
+          <w:b/>
+        </w:rPr>
+        <w:t>update</w:t>
+      </w:r>
+      <w:r>
+        <w:rPr>
+          <w:b w:val="0"/>
+        </w:rPr>
+        <w:t>s skip that value.</w:t>
+      </w:r>
+    </w:p>
+    <w:p>
+      <w:pPr>
+        <w:pStyle w:val="Heading3"/>
+      </w:pPr>
+      <w:r>
         <w:t>Practice 2: explain the deciding evidence</w:t>
       </w:r>
     </w:p>
     <w:p>
-      <w:r>
+      <w:pPr>
+        <w:pStyle w:val="Heading3"/>
+      </w:pPr>
+      <w:r>
+        <w:t>Changed case · predict first</w:t>
+      </w:r>
+    </w:p>
+    <w:p>
+      <w:pPr>
+        <w:spacing w:line="336" w:lineRule="auto" w:after="180"/>
+        <w:shd w:fill="F5F1FB"/>
+      </w:pPr>
+      <w:r>
+        <w:rPr>
+          <w:b w:val="0"/>
+        </w:rPr>
         <w:t>Changed-case practice: Replace count&gt;3 with count!=3. Which conclusion is supported by the supplied facts?</w:t>
       </w:r>
     </w:p>
     <w:p>
-      <w:r>
-        <w:t>1. We can decide the result without examining the changed input or the procedure.</w:t>
-      </w:r>
-    </w:p>
-    <w:p>
-      <w:r>
-        <w:t>2. From 12, the loop never reaches 3 and does not terminate in this toy model.</w:t>
-      </w:r>
-    </w:p>
-    <w:p>
-      <w:r>
-        <w:t>3. This one example guarantees correct results for every future input.</w:t>
+      <w:pPr>
+        <w:spacing w:line="336" w:lineRule="auto" w:after="180"/>
+        <w:shd w:fill="F4F9FC"/>
+      </w:pPr>
+      <w:r>
+        <w:rPr>
+          <w:b w:val="0"/>
+        </w:rPr>
+        <w:t xml:space="preserve">1. We can decide the result without examining the changed </w:t>
+      </w:r>
+      <w:r>
+        <w:rPr>
+          <w:b/>
+        </w:rPr>
+        <w:t>input</w:t>
+      </w:r>
+      <w:r>
+        <w:rPr>
+          <w:b w:val="0"/>
+        </w:rPr>
+        <w:t xml:space="preserve"> or the procedure.</w:t>
+      </w:r>
+    </w:p>
+    <w:p>
+      <w:pPr>
+        <w:spacing w:line="336" w:lineRule="auto" w:after="180"/>
+        <w:shd w:fill="F4F9FC"/>
+      </w:pPr>
+      <w:r>
+        <w:rPr>
+          <w:b w:val="0"/>
+        </w:rPr>
+        <w:t xml:space="preserve">2. From 12, the </w:t>
+      </w:r>
+      <w:r>
+        <w:rPr>
+          <w:b/>
+        </w:rPr>
+        <w:t>loop</w:t>
+      </w:r>
+      <w:r>
+        <w:rPr>
+          <w:b w:val="0"/>
+        </w:rPr>
+        <w:t xml:space="preserve"> never reaches 3 and does not terminate in this toy model.</w:t>
+      </w:r>
+    </w:p>
+    <w:p>
+      <w:pPr>
+        <w:spacing w:line="336" w:lineRule="auto" w:after="180"/>
+        <w:shd w:fill="F4F9FC"/>
+      </w:pPr>
+      <w:r>
+        <w:rPr>
+          <w:b w:val="0"/>
+        </w:rPr>
+        <w:t xml:space="preserve">3. This one example guarantees correct results for every future </w:t>
+      </w:r>
+      <w:r>
+        <w:rPr>
+          <w:b/>
+        </w:rPr>
+        <w:t>input</w:t>
+      </w:r>
+      <w:r>
+        <w:rPr>
+          <w:b w:val="0"/>
+        </w:rPr>
+        <w:t>.</w:t>
       </w:r>
     </w:p>
     <w:p>
@@ -1584,31 +2435,155 @@
       </w:r>
     </w:p>
     <w:p>
-      <w:r>
+      <w:pPr>
+        <w:pStyle w:val="Heading3"/>
+      </w:pPr>
+      <w:r>
+        <w:t>Hint · try first</w:t>
+      </w:r>
+    </w:p>
+    <w:p>
+      <w:pPr>
+        <w:spacing w:line="336" w:lineRule="auto" w:after="180"/>
+        <w:shd w:fill="F1F6F8"/>
+      </w:pPr>
+      <w:r>
+        <w:rPr>
+          <w:b w:val="0"/>
+        </w:rPr>
         <w:t>Hint if needed: Use the changed condition and the deciding step in the pictorial trace. The answer must say what follows from those facts.</w:t>
       </w:r>
     </w:p>
     <w:p>
-      <w:r>
-        <w:t>After your attempt, compare with the supported explanation: From 12, the loop never reaches 3 and does not terminate in this toy model. 12,8,4,0,−4,… are multiples of 4; none equals 3.</w:t>
-      </w:r>
-    </w:p>
-    <w:p>
       <w:pPr>
         <w:pStyle w:val="Heading3"/>
       </w:pPr>
       <w:r>
+        <w:t>Feedback · compare after trying</w:t>
+      </w:r>
+    </w:p>
+    <w:p>
+      <w:pPr>
+        <w:spacing w:line="336" w:lineRule="auto" w:after="180"/>
+        <w:shd w:fill="F1F6FC"/>
+      </w:pPr>
+      <w:r>
+        <w:rPr>
+          <w:b w:val="0"/>
+        </w:rPr>
+        <w:t xml:space="preserve">After your attempt, compare with the supported explanation: From 12, the </w:t>
+      </w:r>
+      <w:r>
+        <w:rPr>
+          <w:b/>
+        </w:rPr>
+        <w:t>loop</w:t>
+      </w:r>
+      <w:r>
+        <w:rPr>
+          <w:b w:val="0"/>
+        </w:rPr>
+        <w:t xml:space="preserve"> never reaches 3 and does not terminate in this toy model. 12,8,4,0,−4,… are multiples of 4; none equals 3.</w:t>
+      </w:r>
+    </w:p>
+    <w:p>
+      <w:pPr>
+        <w:pStyle w:val="Heading3"/>
+      </w:pPr>
+      <w:r>
         <w:t>Repair a missing building block</w:t>
       </w:r>
     </w:p>
     <w:p>
-      <w:r>
-        <w:t>Review Trace Tables (ai-2/4). Goal: Trace variable values before and after each loop iteration. Short practice: Move print inside the original loop. What sequence is displayed?. Return to this week and explain what you changed.</w:t>
-      </w:r>
-    </w:p>
-    <w:p>
-      <w:r>
-        <w:t>Review Decompose a Goal (ai-2/2). Goal: Distinguish a function definition from a function call. Short practice: What happens visibly if the caller stores needed but omits print(needed)?. Return to this week and explain what you changed.</w:t>
+      <w:pPr>
+        <w:spacing w:line="336" w:lineRule="auto" w:after="180"/>
+      </w:pPr>
+      <w:r>
+        <w:rPr>
+          <w:b w:val="0"/>
+        </w:rPr>
+        <w:t xml:space="preserve">Review </w:t>
+      </w:r>
+      <w:r>
+        <w:rPr>
+          <w:b/>
+        </w:rPr>
+        <w:t>Trace Table</w:t>
+      </w:r>
+      <w:r>
+        <w:rPr>
+          <w:b w:val="0"/>
+        </w:rPr>
+        <w:t xml:space="preserve">s (ai-2/4). Goal: Trace variable values before and after each </w:t>
+      </w:r>
+      <w:r>
+        <w:rPr>
+          <w:b/>
+        </w:rPr>
+        <w:t>loop</w:t>
+      </w:r>
+      <w:r>
+        <w:rPr>
+          <w:b w:val="0"/>
+        </w:rPr>
+        <w:t xml:space="preserve"> </w:t>
+      </w:r>
+      <w:r>
+        <w:rPr>
+          <w:b/>
+        </w:rPr>
+        <w:t>iteration</w:t>
+      </w:r>
+      <w:r>
+        <w:rPr>
+          <w:b w:val="0"/>
+        </w:rPr>
+        <w:t xml:space="preserve">. Short practice: Move print inside the original </w:t>
+      </w:r>
+      <w:r>
+        <w:rPr>
+          <w:b/>
+        </w:rPr>
+        <w:t>loop</w:t>
+      </w:r>
+      <w:r>
+        <w:rPr>
+          <w:b w:val="0"/>
+        </w:rPr>
+        <w:t>. What sequence is displayed?.</w:t>
+      </w:r>
+    </w:p>
+    <w:p>
+      <w:pPr>
+        <w:spacing w:line="336" w:lineRule="auto" w:after="180"/>
+      </w:pPr>
+      <w:r>
+        <w:rPr>
+          <w:b w:val="0"/>
+        </w:rPr>
+        <w:t>Return to this week and explain what you changed.</w:t>
+      </w:r>
+    </w:p>
+    <w:p>
+      <w:pPr>
+        <w:spacing w:line="336" w:lineRule="auto" w:after="180"/>
+      </w:pPr>
+      <w:r>
+        <w:rPr>
+          <w:b w:val="0"/>
+        </w:rPr>
+        <w:t>Review Decompose a Goal (ai-2/2). Goal: Distinguish a function definition from a function call. Short practice: What happens visibly if the caller stores needed but omits print(needed)?.</w:t>
+      </w:r>
+    </w:p>
+    <w:p>
+      <w:pPr>
+        <w:spacing w:line="336" w:lineRule="auto" w:after="180"/>
+      </w:pPr>
+      <w:r>
+        <w:rPr>
+          <w:b w:val="0"/>
+        </w:rPr>
+        <w:t>Return to this week and explain what you changed.</w:t>
       </w:r>
     </w:p>
     <w:p>
@@ -1620,8 +2595,61 @@
       </w:r>
     </w:p>
     <w:p>
-      <w:r>
-        <w:t>The browser lab lets you edit the supported Python examples already included in this lesson. Predict first, run, inspect the actual output or error, change one input, then run again. Keep code, predictions, actual results and a reasoned revision together. On paper, label your result as a trace rather than an execution.</w:t>
+      <w:pPr>
+        <w:spacing w:line="336" w:lineRule="auto" w:after="180"/>
+      </w:pPr>
+      <w:r>
+        <w:rPr>
+          <w:b w:val="0"/>
+        </w:rPr>
+        <w:t xml:space="preserve">The browser lab lets you edit the supported Python examples already included in this lesson. Predict first, run, inspect the actual </w:t>
+      </w:r>
+      <w:r>
+        <w:rPr>
+          <w:b/>
+        </w:rPr>
+        <w:t>output</w:t>
+      </w:r>
+      <w:r>
+        <w:rPr>
+          <w:b w:val="0"/>
+        </w:rPr>
+        <w:t xml:space="preserve"> or error, change one </w:t>
+      </w:r>
+      <w:r>
+        <w:rPr>
+          <w:b/>
+        </w:rPr>
+        <w:t>input</w:t>
+      </w:r>
+      <w:r>
+        <w:rPr>
+          <w:b w:val="0"/>
+        </w:rPr>
+        <w:t>, then run again.</w:t>
+      </w:r>
+    </w:p>
+    <w:p>
+      <w:pPr>
+        <w:spacing w:line="336" w:lineRule="auto" w:after="180"/>
+      </w:pPr>
+      <w:r>
+        <w:rPr>
+          <w:b w:val="0"/>
+        </w:rPr>
+        <w:t xml:space="preserve">Keep code, </w:t>
+      </w:r>
+      <w:r>
+        <w:rPr>
+          <w:b/>
+        </w:rPr>
+        <w:t>prediction</w:t>
+      </w:r>
+      <w:r>
+        <w:rPr>
+          <w:b w:val="0"/>
+        </w:rPr>
+        <w:t>s, actual results and a reasoned revision together. On paper, label your result as a trace rather than an execution.</w:t>
       </w:r>
     </w:p>
     <w:p>
@@ -1633,8 +2661,37 @@
       </w:r>
     </w:p>
     <w:p>
-      <w:r>
-        <w:t>Use Download completed work in the hosted lesson to export your answers, reflections, practice feedback and code-run evidence. Open the HTML copy to read or print it. Drafts stay in this browser when storage is available; clear drafts on a shared device.</w:t>
+      <w:pPr>
+        <w:spacing w:line="336" w:lineRule="auto" w:after="180"/>
+      </w:pPr>
+      <w:r>
+        <w:rPr>
+          <w:b w:val="0"/>
+        </w:rPr>
+        <w:t xml:space="preserve">Use Download completed work in the hosted lesson to export your answers, reflections, practice feedback and code-run </w:t>
+      </w:r>
+      <w:r>
+        <w:rPr>
+          <w:b/>
+        </w:rPr>
+        <w:t>evidence</w:t>
+      </w:r>
+      <w:r>
+        <w:rPr>
+          <w:b w:val="0"/>
+        </w:rPr>
+        <w:t>. Open the HTML copy to read or print it.</w:t>
+      </w:r>
+    </w:p>
+    <w:p>
+      <w:pPr>
+        <w:spacing w:line="336" w:lineRule="auto" w:after="180"/>
+      </w:pPr>
+      <w:r>
+        <w:rPr>
+          <w:b w:val="0"/>
+        </w:rPr>
+        <w:t>Drafts stay in this browser when storage is available; clear drafts on a shared device.</w:t>
       </w:r>
     </w:p>
     <w:p>
@@ -1648,6 +2705,790 @@
     <w:p>
       <w:r>
         <w:t>________________________________________________________________</w:t>
+      </w:r>
+    </w:p>
+    <w:p>
+      <w:r>
+        <w:t>________________________________________________________________</w:t>
+      </w:r>
+    </w:p>
+    <w:p>
+      <w:r>
+        <w:t>________________________________________________________________</w:t>
+      </w:r>
+    </w:p>
+    <w:p>
+      <w:r>
+        <w:t>________________________________________________________________</w:t>
+      </w:r>
+    </w:p>
+    <w:p>
+      <w:r>
+        <w:t>________________________________________________________________</w:t>
+      </w:r>
+    </w:p>
+    <w:p>
+      <w:pPr>
+        <w:pStyle w:val="Heading1"/>
+      </w:pPr>
+      <w:r>
+        <w:t>21. Visual concept journey</w:t>
+      </w:r>
+    </w:p>
+    <w:p>
+      <w:r>
+        <w:t>Explain each Loops and Stopping picture from its labels, then record a relevant limit.</w:t>
+      </w:r>
+    </w:p>
+    <w:p>
+      <w:pPr>
+        <w:pStyle w:val="Heading3"/>
+      </w:pPr>
+      <w:r>
+        <w:t>01. Loops and Stopping: the case</w:t>
+      </w:r>
+    </w:p>
+    <w:p>
+      <w:r>
+        <w:drawing>
+          <wp:inline xmlns:a="http://schemas.openxmlformats.org/drawingml/2006/main" xmlns:pic="http://schemas.openxmlformats.org/drawingml/2006/picture">
+            <wp:extent cx="5486400" cy="2843784"/>
+            <wp:docPr id="2" name="Picture 2" descr="A fictional counter starts at 12 and decreases while above a boundary. Supplied facts: Python: count=12; while count&gt;3: count=count-4; print after the loop. The condition is checked before each subtraction."/>
+            <wp:cNvGraphicFramePr>
+              <a:graphicFrameLocks noChangeAspect="1"/>
+            </wp:cNvGraphicFramePr>
+            <a:graphic>
+              <a:graphicData uri="http://schemas.openxmlformats.org/drawingml/2006/picture">
+                <pic:pic>
+                  <pic:nvPicPr>
+                    <pic:cNvPr id="0" name="academy-story-ai-2-5-01.png"/>
+                    <pic:cNvPicPr/>
+                  </pic:nvPicPr>
+                  <pic:blipFill>
+                    <a:blip r:embed="rId10"/>
+                    <a:stretch>
+                      <a:fillRect/>
+                    </a:stretch>
+                  </pic:blipFill>
+                  <pic:spPr>
+                    <a:xfrm>
+                      <a:off x="0" y="0"/>
+                      <a:ext cx="5486400" cy="2843784"/>
+                    </a:xfrm>
+                    <a:prstGeom prst="rect"/>
+                  </pic:spPr>
+                </pic:pic>
+              </a:graphicData>
+            </a:graphic>
+          </wp:inline>
+        </w:drawing>
+      </w:r>
+    </w:p>
+    <w:p>
+      <w:pPr>
+        <w:spacing w:line="336" w:lineRule="auto" w:after="180"/>
+      </w:pPr>
+      <w:r>
+        <w:rPr>
+          <w:b w:val="0"/>
+        </w:rPr>
+        <w:t xml:space="preserve">A fictional counter starts at 12 and decreases while above a boundary. Supplied facts: Python: count=12; while count&gt;3: count=count-4; print after the </w:t>
+      </w:r>
+      <w:r>
+        <w:rPr>
+          <w:b/>
+        </w:rPr>
+        <w:t>loop</w:t>
+      </w:r>
+      <w:r>
+        <w:rPr>
+          <w:b w:val="0"/>
+        </w:rPr>
+        <w:t>. The condition is checked before each subtraction.</w:t>
+      </w:r>
+    </w:p>
+    <w:p>
+      <w:pPr>
+        <w:spacing w:line="336" w:lineRule="auto" w:after="180"/>
+        <w:shd w:fill="F5F1FB"/>
+      </w:pPr>
+      <w:r>
+        <w:rPr>
+          <w:b w:val="0"/>
+        </w:rPr>
+        <w:t>Point to the given fact that matters most. Explain why it matters.</w:t>
+      </w:r>
+    </w:p>
+    <w:p>
+      <w:pPr>
+        <w:pStyle w:val="Heading3"/>
+      </w:pPr>
+      <w:r>
+        <w:t>My picture explanation, deciding evidence and one limit</w:t>
+      </w:r>
+    </w:p>
+    <w:p>
+      <w:r>
+        <w:t>________________________________________________________________</w:t>
+      </w:r>
+    </w:p>
+    <w:p>
+      <w:r>
+        <w:t>________________________________________________________________</w:t>
+      </w:r>
+    </w:p>
+    <w:p>
+      <w:r>
+        <w:t>________________________________________________________________</w:t>
+      </w:r>
+    </w:p>
+    <w:p>
+      <w:r>
+        <w:t>________________________________________________________________</w:t>
+      </w:r>
+    </w:p>
+    <w:p>
+      <w:pPr>
+        <w:pStyle w:val="Heading3"/>
+      </w:pPr>
+      <w:r>
+        <w:t>02. Follow the deciding steps</w:t>
+      </w:r>
+    </w:p>
+    <w:p>
+      <w:r>
+        <w:drawing>
+          <wp:inline xmlns:a="http://schemas.openxmlformats.org/drawingml/2006/main" xmlns:pic="http://schemas.openxmlformats.org/drawingml/2006/picture">
+            <wp:extent cx="5486400" cy="4005072"/>
+            <wp:docPr id="3" name="Picture 3" descr="Initial check: 12&gt;3: true; subtract 4 to get 8. → Next check: 8&gt;3: true; subtract 4 to get 4. → Final update: 4&gt;3: true; subtract 4 to get 0. → Stop: 0&gt;3 is false; report 0 after three updates."/>
+            <wp:cNvGraphicFramePr>
+              <a:graphicFrameLocks noChangeAspect="1"/>
+            </wp:cNvGraphicFramePr>
+            <a:graphic>
+              <a:graphicData uri="http://schemas.openxmlformats.org/drawingml/2006/picture">
+                <pic:pic>
+                  <pic:nvPicPr>
+                    <pic:cNvPr id="0" name="academy-story-ai-2-5-02.png"/>
+                    <pic:cNvPicPr/>
+                  </pic:nvPicPr>
+                  <pic:blipFill>
+                    <a:blip r:embed="rId11"/>
+                    <a:stretch>
+                      <a:fillRect/>
+                    </a:stretch>
+                  </pic:blipFill>
+                  <pic:spPr>
+                    <a:xfrm>
+                      <a:off x="0" y="0"/>
+                      <a:ext cx="5486400" cy="4005072"/>
+                    </a:xfrm>
+                    <a:prstGeom prst="rect"/>
+                  </pic:spPr>
+                </pic:pic>
+              </a:graphicData>
+            </a:graphic>
+          </wp:inline>
+        </w:drawing>
+      </w:r>
+    </w:p>
+    <w:p>
+      <w:pPr>
+        <w:spacing w:line="336" w:lineRule="auto" w:after="180"/>
+      </w:pPr>
+      <w:r>
+        <w:rPr>
+          <w:b w:val="0"/>
+        </w:rPr>
+        <w:t xml:space="preserve">Initial check: 12&gt;3: true; subtract 4 to get 8. → Next check: 8&gt;3: true; subtract 4 to get 4. → Final </w:t>
+      </w:r>
+      <w:r>
+        <w:rPr>
+          <w:b/>
+        </w:rPr>
+        <w:t>update</w:t>
+      </w:r>
+      <w:r>
+        <w:rPr>
+          <w:b w:val="0"/>
+        </w:rPr>
+        <w:t xml:space="preserve">: 4&gt;3: true; subtract 4 to get 0. → Stop: 0&gt;3 is false; report 0 after three </w:t>
+      </w:r>
+      <w:r>
+        <w:rPr>
+          <w:b/>
+        </w:rPr>
+        <w:t>update</w:t>
+      </w:r>
+      <w:r>
+        <w:rPr>
+          <w:b w:val="0"/>
+        </w:rPr>
+        <w:t>s.</w:t>
+      </w:r>
+    </w:p>
+    <w:p>
+      <w:pPr>
+        <w:spacing w:line="336" w:lineRule="auto" w:after="180"/>
+        <w:shd w:fill="F5F1FB"/>
+      </w:pPr>
+      <w:r>
+        <w:rPr>
+          <w:b w:val="0"/>
+        </w:rPr>
+        <w:t xml:space="preserve">Point to each numbered stage and explain which recorded </w:t>
+      </w:r>
+      <w:r>
+        <w:rPr>
+          <w:b/>
+        </w:rPr>
+        <w:t>input</w:t>
+      </w:r>
+      <w:r>
+        <w:rPr>
+          <w:b w:val="0"/>
+        </w:rPr>
+        <w:t xml:space="preserve"> it uses.</w:t>
+      </w:r>
+    </w:p>
+    <w:p>
+      <w:pPr>
+        <w:pStyle w:val="Heading3"/>
+      </w:pPr>
+      <w:r>
+        <w:t>My picture explanation, deciding evidence and one limit</w:t>
+      </w:r>
+    </w:p>
+    <w:p>
+      <w:r>
+        <w:t>________________________________________________________________</w:t>
+      </w:r>
+    </w:p>
+    <w:p>
+      <w:r>
+        <w:t>________________________________________________________________</w:t>
+      </w:r>
+    </w:p>
+    <w:p>
+      <w:r>
+        <w:t>________________________________________________________________</w:t>
+      </w:r>
+    </w:p>
+    <w:p>
+      <w:r>
+        <w:t>________________________________________________________________</w:t>
+      </w:r>
+    </w:p>
+    <w:p>
+      <w:pPr>
+        <w:pStyle w:val="Heading3"/>
+      </w:pPr>
+      <w:r>
+        <w:t>03. State after each addition</w:t>
+      </w:r>
+    </w:p>
+    <w:p>
+      <w:r>
+        <w:drawing>
+          <wp:inline xmlns:a="http://schemas.openxmlformats.org/drawingml/2006/main" xmlns:pic="http://schemas.openxmlformats.org/drawingml/2006/picture">
+            <wp:extent cx="5486400" cy="2834640"/>
+            <wp:docPr id="4" name="Picture 4" descr="State after each addition. 1 | 0 | 1. 2 | 1 | 3. 3 | 3 | 6"/>
+            <wp:cNvGraphicFramePr>
+              <a:graphicFrameLocks noChangeAspect="1"/>
+            </wp:cNvGraphicFramePr>
+            <a:graphic>
+              <a:graphicData uri="http://schemas.openxmlformats.org/drawingml/2006/picture">
+                <pic:pic>
+                  <pic:nvPicPr>
+                    <pic:cNvPr id="0" name="academy-story-ai-2-5-03.png"/>
+                    <pic:cNvPicPr/>
+                  </pic:nvPicPr>
+                  <pic:blipFill>
+                    <a:blip r:embed="rId12"/>
+                    <a:stretch>
+                      <a:fillRect/>
+                    </a:stretch>
+                  </pic:blipFill>
+                  <pic:spPr>
+                    <a:xfrm>
+                      <a:off x="0" y="0"/>
+                      <a:ext cx="5486400" cy="2834640"/>
+                    </a:xfrm>
+                    <a:prstGeom prst="rect"/>
+                  </pic:spPr>
+                </pic:pic>
+              </a:graphicData>
+            </a:graphic>
+          </wp:inline>
+        </w:drawing>
+      </w:r>
+    </w:p>
+    <w:p>
+      <w:pPr>
+        <w:spacing w:line="336" w:lineRule="auto" w:after="180"/>
+      </w:pPr>
+      <w:r>
+        <w:rPr>
+          <w:b w:val="0"/>
+        </w:rPr>
+        <w:t>State after each addition. 1 | 0 | 1. 2 | 1 | 3. 3 | 3 | 6</w:t>
+      </w:r>
+    </w:p>
+    <w:p>
+      <w:pPr>
+        <w:spacing w:line="336" w:lineRule="auto" w:after="180"/>
+        <w:shd w:fill="F5F1FB"/>
+      </w:pPr>
+      <w:r>
+        <w:rPr>
+          <w:b w:val="0"/>
+        </w:rPr>
+        <w:t>Read the labels and values. Explain the relationship the model shows.</w:t>
+      </w:r>
+    </w:p>
+    <w:p>
+      <w:pPr>
+        <w:pStyle w:val="Heading3"/>
+      </w:pPr>
+      <w:r>
+        <w:t>My picture explanation, deciding evidence and one limit</w:t>
+      </w:r>
+    </w:p>
+    <w:p>
+      <w:r>
+        <w:t>________________________________________________________________</w:t>
+      </w:r>
+    </w:p>
+    <w:p>
+      <w:r>
+        <w:t>________________________________________________________________</w:t>
+      </w:r>
+    </w:p>
+    <w:p>
+      <w:r>
+        <w:t>________________________________________________________________</w:t>
+      </w:r>
+    </w:p>
+    <w:p>
+      <w:r>
+        <w:t>________________________________________________________________</w:t>
+      </w:r>
+    </w:p>
+    <w:p>
+      <w:pPr>
+        <w:pStyle w:val="Heading3"/>
+      </w:pPr>
+      <w:r>
+        <w:t>04. Change one thing. Trace what follows.</w:t>
+      </w:r>
+    </w:p>
+    <w:p>
+      <w:r>
+        <w:drawing>
+          <wp:inline xmlns:a="http://schemas.openxmlformats.org/drawingml/2006/main" xmlns:pic="http://schemas.openxmlformats.org/drawingml/2006/picture">
+            <wp:extent cx="5486400" cy="3026664"/>
+            <wp:docPr id="5" name="Picture 5" descr="Original case: 0&gt;3 is false; report 0 after three updates. Changed condition: Replace count&gt;3 with count!=3. Expected result: From 12, the loop never reaches 3 and does not terminate in this toy model. Reason: 12,8,4,0,−4,… are multiples of 4; none equals 3."/>
+            <wp:cNvGraphicFramePr>
+              <a:graphicFrameLocks noChangeAspect="1"/>
+            </wp:cNvGraphicFramePr>
+            <a:graphic>
+              <a:graphicData uri="http://schemas.openxmlformats.org/drawingml/2006/picture">
+                <pic:pic>
+                  <pic:nvPicPr>
+                    <pic:cNvPr id="0" name="academy-story-ai-2-5-04.png"/>
+                    <pic:cNvPicPr/>
+                  </pic:nvPicPr>
+                  <pic:blipFill>
+                    <a:blip r:embed="rId13"/>
+                    <a:stretch>
+                      <a:fillRect/>
+                    </a:stretch>
+                  </pic:blipFill>
+                  <pic:spPr>
+                    <a:xfrm>
+                      <a:off x="0" y="0"/>
+                      <a:ext cx="5486400" cy="3026664"/>
+                    </a:xfrm>
+                    <a:prstGeom prst="rect"/>
+                  </pic:spPr>
+                </pic:pic>
+              </a:graphicData>
+            </a:graphic>
+          </wp:inline>
+        </w:drawing>
+      </w:r>
+    </w:p>
+    <w:p>
+      <w:pPr>
+        <w:spacing w:line="336" w:lineRule="auto" w:after="180"/>
+      </w:pPr>
+      <w:r>
+        <w:rPr>
+          <w:b w:val="0"/>
+        </w:rPr>
+        <w:t xml:space="preserve">Original case: 0&gt;3 is false; report 0 after three </w:t>
+      </w:r>
+      <w:r>
+        <w:rPr>
+          <w:b/>
+        </w:rPr>
+        <w:t>update</w:t>
+      </w:r>
+      <w:r>
+        <w:rPr>
+          <w:b w:val="0"/>
+        </w:rPr>
+        <w:t xml:space="preserve">s. Changed condition: Replace count&gt;3 with count!=3. Expected result: From 12, the </w:t>
+      </w:r>
+      <w:r>
+        <w:rPr>
+          <w:b/>
+        </w:rPr>
+        <w:t>loop</w:t>
+      </w:r>
+      <w:r>
+        <w:rPr>
+          <w:b w:val="0"/>
+        </w:rPr>
+        <w:t xml:space="preserve"> never reaches 3 and does not terminate in this toy model.</w:t>
+      </w:r>
+    </w:p>
+    <w:p>
+      <w:pPr>
+        <w:spacing w:line="336" w:lineRule="auto" w:after="180"/>
+      </w:pPr>
+      <w:r>
+        <w:rPr>
+          <w:b w:val="0"/>
+        </w:rPr>
+        <w:t>Reason: 12,8,4,0,−4,… are multiples of 4; none equals 3.</w:t>
+      </w:r>
+    </w:p>
+    <w:p>
+      <w:pPr>
+        <w:spacing w:line="336" w:lineRule="auto" w:after="180"/>
+        <w:shd w:fill="F5F1FB"/>
+      </w:pPr>
+      <w:r>
+        <w:rPr>
+          <w:b w:val="0"/>
+        </w:rPr>
+        <w:t>Predict before checking the worked changed-case result. Name what changed and what the supplied facts allow you to conclude.</w:t>
+      </w:r>
+    </w:p>
+    <w:p>
+      <w:pPr>
+        <w:pStyle w:val="Heading3"/>
+      </w:pPr>
+      <w:r>
+        <w:t>My picture explanation, deciding evidence and one limit</w:t>
+      </w:r>
+    </w:p>
+    <w:p>
+      <w:r>
+        <w:t>________________________________________________________________</w:t>
+      </w:r>
+    </w:p>
+    <w:p>
+      <w:r>
+        <w:t>________________________________________________________________</w:t>
+      </w:r>
+    </w:p>
+    <w:p>
+      <w:r>
+        <w:t>________________________________________________________________</w:t>
+      </w:r>
+    </w:p>
+    <w:p>
+      <w:r>
+        <w:t>________________________________________________________________</w:t>
+      </w:r>
+    </w:p>
+    <w:p>
+      <w:pPr>
+        <w:pStyle w:val="Heading3"/>
+      </w:pPr>
+      <w:r>
+        <w:t>05. Connect the explanation to its limit</w:t>
+      </w:r>
+    </w:p>
+    <w:p>
+      <w:r>
+        <w:drawing>
+          <wp:inline xmlns:a="http://schemas.openxmlformats.org/drawingml/2006/main" xmlns:pic="http://schemas.openxmlformats.org/drawingml/2006/picture">
+            <wp:extent cx="5486400" cy="2834640"/>
+            <wp:docPr id="6" name="Picture 6" descr="The condition does not promise the counter ends exactly at 3. Subtractions can cross the boundary. The count strictly decreases, so the below-or-equal stopping region is eventually reached from this start. A condition requiring exact equality can be unsafe when repeated updates skip that value. Limit: Do not run an intentionally unbounded loop in class; trace a finite prefix to inspect the defect safely."/>
+            <wp:cNvGraphicFramePr>
+              <a:graphicFrameLocks noChangeAspect="1"/>
+            </wp:cNvGraphicFramePr>
+            <a:graphic>
+              <a:graphicData uri="http://schemas.openxmlformats.org/drawingml/2006/picture">
+                <pic:pic>
+                  <pic:nvPicPr>
+                    <pic:cNvPr id="0" name="academy-story-ai-2-5-05.png"/>
+                    <pic:cNvPicPr/>
+                  </pic:nvPicPr>
+                  <pic:blipFill>
+                    <a:blip r:embed="rId14"/>
+                    <a:stretch>
+                      <a:fillRect/>
+                    </a:stretch>
+                  </pic:blipFill>
+                  <pic:spPr>
+                    <a:xfrm>
+                      <a:off x="0" y="0"/>
+                      <a:ext cx="5486400" cy="2834640"/>
+                    </a:xfrm>
+                    <a:prstGeom prst="rect"/>
+                  </pic:spPr>
+                </pic:pic>
+              </a:graphicData>
+            </a:graphic>
+          </wp:inline>
+        </w:drawing>
+      </w:r>
+    </w:p>
+    <w:p>
+      <w:pPr>
+        <w:spacing w:line="336" w:lineRule="auto" w:after="180"/>
+      </w:pPr>
+      <w:r>
+        <w:rPr>
+          <w:b w:val="0"/>
+        </w:rPr>
+        <w:t>The condition does not promise the counter ends exactly at 3. Subtractions can cross the boundary. The count strictly decreases, so the below-or-equal stopping region is eventually reached from this start.</w:t>
+      </w:r>
+    </w:p>
+    <w:p>
+      <w:pPr>
+        <w:spacing w:line="336" w:lineRule="auto" w:after="180"/>
+      </w:pPr>
+      <w:r>
+        <w:rPr>
+          <w:b w:val="0"/>
+        </w:rPr>
+        <w:t xml:space="preserve">A condition requiring exact equality can be unsafe when repeated </w:t>
+      </w:r>
+      <w:r>
+        <w:rPr>
+          <w:b/>
+        </w:rPr>
+        <w:t>update</w:t>
+      </w:r>
+      <w:r>
+        <w:rPr>
+          <w:b w:val="0"/>
+        </w:rPr>
+        <w:t xml:space="preserve">s skip that value. Limit: Do not run an intentionally unbounded </w:t>
+      </w:r>
+      <w:r>
+        <w:rPr>
+          <w:b/>
+        </w:rPr>
+        <w:t>loop</w:t>
+      </w:r>
+      <w:r>
+        <w:rPr>
+          <w:b w:val="0"/>
+        </w:rPr>
+        <w:t xml:space="preserve"> in class; trace a finite prefix to inspect the defect safely.</w:t>
+      </w:r>
+    </w:p>
+    <w:p>
+      <w:pPr>
+        <w:spacing w:line="336" w:lineRule="auto" w:after="180"/>
+        <w:shd w:fill="F5F1FB"/>
+      </w:pPr>
+      <w:r>
+        <w:rPr>
+          <w:b w:val="0"/>
+        </w:rPr>
+        <w:t>Explain the case, then point to a limit on the claim.</w:t>
+      </w:r>
+    </w:p>
+    <w:p>
+      <w:pPr>
+        <w:pStyle w:val="Heading3"/>
+      </w:pPr>
+      <w:r>
+        <w:t>My picture explanation, deciding evidence and one limit</w:t>
+      </w:r>
+    </w:p>
+    <w:p>
+      <w:r>
+        <w:t>________________________________________________________________</w:t>
+      </w:r>
+    </w:p>
+    <w:p>
+      <w:r>
+        <w:t>________________________________________________________________</w:t>
+      </w:r>
+    </w:p>
+    <w:p>
+      <w:r>
+        <w:t>________________________________________________________________</w:t>
+      </w:r>
+    </w:p>
+    <w:p>
+      <w:r>
+        <w:t>________________________________________________________________</w:t>
+      </w:r>
+    </w:p>
+    <w:p>
+      <w:pPr>
+        <w:pStyle w:val="Heading3"/>
+      </w:pPr>
+      <w:r>
+        <w:t>06. Make the idea visible in your project</w:t>
+      </w:r>
+    </w:p>
+    <w:p>
+      <w:r>
+        <w:drawing>
+          <wp:inline xmlns:a="http://schemas.openxmlformats.org/drawingml/2006/main" xmlns:pic="http://schemas.openxmlformats.org/drawingml/2006/picture">
+            <wp:extent cx="5486400" cy="3380232"/>
+            <wp:docPr id="7" name="Picture 7" descr="Use progress and stopping arguments for any repeated recommender process; test inputs that require zero, one and several updates. Draw your input, deciding step, result and limit. Supported question: Why is report 0 correct for the original loop, and why is equality-only stopping risky here?"/>
+            <wp:cNvGraphicFramePr>
+              <a:graphicFrameLocks noChangeAspect="1"/>
+            </wp:cNvGraphicFramePr>
+            <a:graphic>
+              <a:graphicData uri="http://schemas.openxmlformats.org/drawingml/2006/picture">
+                <pic:pic>
+                  <pic:nvPicPr>
+                    <pic:cNvPr id="0" name="academy-story-ai-2-5-06.png"/>
+                    <pic:cNvPicPr/>
+                  </pic:nvPicPr>
+                  <pic:blipFill>
+                    <a:blip r:embed="rId15"/>
+                    <a:stretch>
+                      <a:fillRect/>
+                    </a:stretch>
+                  </pic:blipFill>
+                  <pic:spPr>
+                    <a:xfrm>
+                      <a:off x="0" y="0"/>
+                      <a:ext cx="5486400" cy="3380232"/>
+                    </a:xfrm>
+                    <a:prstGeom prst="rect"/>
+                  </pic:spPr>
+                </pic:pic>
+              </a:graphicData>
+            </a:graphic>
+          </wp:inline>
+        </w:drawing>
+      </w:r>
+    </w:p>
+    <w:p>
+      <w:pPr>
+        <w:spacing w:line="336" w:lineRule="auto" w:after="180"/>
+      </w:pPr>
+      <w:r>
+        <w:rPr>
+          <w:b w:val="0"/>
+        </w:rPr>
+        <w:t xml:space="preserve">Use progress and stopping arguments for any repeated recommender </w:t>
+      </w:r>
+      <w:r>
+        <w:rPr>
+          <w:b/>
+        </w:rPr>
+        <w:t>process</w:t>
+      </w:r>
+      <w:r>
+        <w:rPr>
+          <w:b w:val="0"/>
+        </w:rPr>
+        <w:t xml:space="preserve">; test </w:t>
+      </w:r>
+      <w:r>
+        <w:rPr>
+          <w:b/>
+        </w:rPr>
+        <w:t>input</w:t>
+      </w:r>
+      <w:r>
+        <w:rPr>
+          <w:b w:val="0"/>
+        </w:rPr>
+        <w:t xml:space="preserve">s that require zero, one and several </w:t>
+      </w:r>
+      <w:r>
+        <w:rPr>
+          <w:b/>
+        </w:rPr>
+        <w:t>update</w:t>
+      </w:r>
+      <w:r>
+        <w:rPr>
+          <w:b w:val="0"/>
+        </w:rPr>
+        <w:t xml:space="preserve">s. Draw your </w:t>
+      </w:r>
+      <w:r>
+        <w:rPr>
+          <w:b/>
+        </w:rPr>
+        <w:t>input</w:t>
+      </w:r>
+      <w:r>
+        <w:rPr>
+          <w:b w:val="0"/>
+        </w:rPr>
+        <w:t>, deciding step, result and limit.</w:t>
+      </w:r>
+    </w:p>
+    <w:p>
+      <w:pPr>
+        <w:spacing w:line="336" w:lineRule="auto" w:after="180"/>
+      </w:pPr>
+      <w:r>
+        <w:rPr>
+          <w:b w:val="0"/>
+        </w:rPr>
+        <w:t xml:space="preserve">Supported question: Why is report 0 correct for the original </w:t>
+      </w:r>
+      <w:r>
+        <w:rPr>
+          <w:b/>
+        </w:rPr>
+        <w:t>loop</w:t>
+      </w:r>
+      <w:r>
+        <w:rPr>
+          <w:b w:val="0"/>
+        </w:rPr>
+        <w:t>, and why is equality-only stopping risky here?</w:t>
+      </w:r>
+    </w:p>
+    <w:p>
+      <w:pPr>
+        <w:spacing w:line="336" w:lineRule="auto" w:after="180"/>
+        <w:shd w:fill="F5F1FB"/>
+      </w:pPr>
+      <w:r>
+        <w:rPr>
+          <w:b w:val="0"/>
+        </w:rPr>
+        <w:t xml:space="preserve">Draw your project trace and justify the deciding step using </w:t>
+      </w:r>
+      <w:r>
+        <w:rPr>
+          <w:b/>
+        </w:rPr>
+        <w:t>evidence</w:t>
+      </w:r>
+      <w:r>
+        <w:rPr>
+          <w:b w:val="0"/>
+        </w:rPr>
+        <w:t>.</w:t>
+      </w:r>
+    </w:p>
+    <w:p>
+      <w:pPr>
+        <w:pStyle w:val="Heading3"/>
+      </w:pPr>
+      <w:r>
+        <w:t>My picture explanation, deciding evidence and one limit</w:t>
       </w:r>
     </w:p>
     <w:p>

--- a/downloads/workbook/ai-2-week-05.docx
+++ b/downloads/workbook/ai-2-week-05.docx
@@ -25,12 +25,222 @@
         <w:pStyle w:val="Heading1"/>
       </w:pPr>
       <w:r>
-        <w:t>01. Recall and choose your starting point</w:t>
-      </w:r>
-    </w:p>
-    <w:p>
-      <w:r>
-        <w:t>Record your starting explanation for Loops and Stopping before opening notes. Show any later correction separately.</w:t>
+        <w:t>One connected while-loop progress record.</w:t>
+      </w:r>
+    </w:p>
+    <w:p>
+      <w:r>
+        <w:t>Trace all checks, compare zero/one/several updates and repair equality-only stopping before independent transfer.</w:t>
+      </w:r>
+    </w:p>
+    <w:p>
+      <w:r>
+        <w:t>Keep the condition, update, tested values, final state and actual evidence together.</w:t>
+      </w:r>
+    </w:p>
+    <w:p>
+      <w:pPr>
+        <w:pStyle w:val="Heading1"/>
+      </w:pPr>
+      <w:r>
+        <w:t>01. Recall: reconnect earlier ideas</w:t>
+      </w:r>
+    </w:p>
+    <w:p>
+      <w:r>
+        <w:t>Retrieve before opening notes.</w:t>
+      </w:r>
+    </w:p>
+    <w:p>
+      <w:pPr>
+        <w:pStyle w:val="Heading2"/>
+      </w:pPr>
+      <w:r>
+        <w:t>Retrieve and explain</w:t>
+      </w:r>
+    </w:p>
+    <w:p>
+      <w:pPr>
+        <w:pStyle w:val="ListBullet"/>
+      </w:pPr>
+      <w:r>
+        <w:t>Try the recall before opening notes. Then use a different colour or a labelled second line to correct your explanation.</w:t>
+      </w:r>
+    </w:p>
+    <w:p>
+      <w:pPr>
+        <w:pStyle w:val="ListBullet"/>
+      </w:pPr>
+      <w:r>
+        <w:t>Without opening the old lesson, explain one key idea from Trace Tables. Give an example and a mistake that the idea helps you avoid.</w:t>
+      </w:r>
+    </w:p>
+    <w:p>
+      <w:pPr>
+        <w:pStyle w:val="Heading3"/>
+      </w:pPr>
+      <w:r>
+        <w:t>My remembered idea, example and correction</w:t>
+      </w:r>
+    </w:p>
+    <w:p>
+      <w:r>
+        <w:t>________________________________________________________________</w:t>
+      </w:r>
+    </w:p>
+    <w:p>
+      <w:r>
+        <w:t>________________________________________________________________</w:t>
+      </w:r>
+    </w:p>
+    <w:p>
+      <w:r>
+        <w:t>________________________________________________________________</w:t>
+      </w:r>
+    </w:p>
+    <w:p>
+      <w:pPr>
+        <w:pStyle w:val="ListBullet"/>
+      </w:pPr>
+      <w:r>
+        <w:t>Without opening the old lesson, explain one key idea from Decompose a Goal. Give an example and a mistake that the idea helps you avoid.</w:t>
+      </w:r>
+    </w:p>
+    <w:p>
+      <w:pPr>
+        <w:pStyle w:val="Heading3"/>
+      </w:pPr>
+      <w:r>
+        <w:t>My remembered idea, example and correction</w:t>
+      </w:r>
+    </w:p>
+    <w:p>
+      <w:r>
+        <w:t>________________________________________________________________</w:t>
+      </w:r>
+    </w:p>
+    <w:p>
+      <w:r>
+        <w:t>________________________________________________________________</w:t>
+      </w:r>
+    </w:p>
+    <w:p>
+      <w:r>
+        <w:t>________________________________________________________________</w:t>
+      </w:r>
+    </w:p>
+    <w:p>
+      <w:pPr>
+        <w:pStyle w:val="Heading2"/>
+      </w:pPr>
+      <w:r>
+        <w:t>Earlier wording, alternatives and picture transcripts · reference / check after trying</w:t>
+      </w:r>
+    </w:p>
+    <w:p>
+      <w:pPr>
+        <w:pStyle w:val="Heading3"/>
+      </w:pPr>
+      <w:r>
+        <w:t>Trace Tables</w:t>
+      </w:r>
+    </w:p>
+    <w:p>
+      <w:pPr>
+        <w:pStyle w:val="Heading3"/>
+      </w:pPr>
+      <w:r>
+        <w:t>Decompose a Goal</w:t>
+      </w:r>
+    </w:p>
+    <w:p>
+      <w:pPr>
+        <w:pStyle w:val="Heading1"/>
+      </w:pPr>
+      <w:r>
+        <w:t>12. W1 · Trace every while-condition check</w:t>
+      </w:r>
+    </w:p>
+    <w:p>
+      <w:r>
+        <w:t>Use the supplied complete script, including the final false test.</w:t>
+      </w:r>
+    </w:p>
+    <w:p>
+      <w:pPr>
+        <w:pStyle w:val="Heading2"/>
+      </w:pPr>
+      <w:r>
+        <w:t>Current while-loop task and answer</w:t>
+      </w:r>
+    </w:p>
+    <w:p>
+      <w:r>
+        <w:rPr>
+          <w:rFonts w:ascii="Courier New" w:hAnsi="Courier New"/>
+          <w:sz w:val="18"/>
+        </w:rPr>
+        <w:t>count = 12</w:t>
+        <w:br/>
+        <w:t>while count &gt; 3:</w:t>
+        <w:br/>
+        <w:t xml:space="preserve">    count = count - 4</w:t>
+        <w:br/>
+        <w:t>print(count)</w:t>
+      </w:r>
+    </w:p>
+    <w:p>
+      <w:pPr>
+        <w:pStyle w:val="ListBullet"/>
+      </w:pPr>
+      <w:r>
+        <w:t>For count=12, while count&gt;3 subtract 4, list every value tested by the condition, including the final false test. How many updates occur, and what is printed?</w:t>
+      </w:r>
+    </w:p>
+    <w:p>
+      <w:pPr>
+        <w:pStyle w:val="Heading3"/>
+      </w:pPr>
+      <w:r>
+        <w:t>My while-loop reasoning and evidence</w:t>
+      </w:r>
+    </w:p>
+    <w:p>
+      <w:r>
+        <w:t>________________________________________________________________</w:t>
+      </w:r>
+    </w:p>
+    <w:p>
+      <w:r>
+        <w:t>________________________________________________________________</w:t>
+      </w:r>
+    </w:p>
+    <w:p>
+      <w:r>
+        <w:t>________________________________________________________________</w:t>
+      </w:r>
+    </w:p>
+    <w:p>
+      <w:r>
+        <w:t>________________________________________________________________</w:t>
+      </w:r>
+    </w:p>
+    <w:p>
+      <w:r>
+        <w:t>________________________________________________________________</w:t>
+      </w:r>
+    </w:p>
+    <w:p>
+      <w:r>
+        <w:t>________________________________________________________________</w:t>
+      </w:r>
+    </w:p>
+    <w:p>
+      <w:pPr>
+        <w:pStyle w:val="Heading2"/>
+      </w:pPr>
+      <w:r>
+        <w:t>Earlier for-loop task and saved response · reference / check after trying</w:t>
       </w:r>
     </w:p>
     <w:p>
@@ -41,7 +251,7 @@
         <w:rPr>
           <w:b w:val="0"/>
         </w:rPr>
-        <w:t>Try the recall before opening notes. Then use a different colour or a labelled second line to correct your explanation.</w:t>
+        <w:t>List the values supplied by range(2, 5) and explain why 5 is absent. How many times does its body run?</w:t>
       </w:r>
     </w:p>
     <w:p>
@@ -49,7 +259,112 @@
         <w:pStyle w:val="Heading3"/>
       </w:pPr>
       <w:r>
-        <w:t>Trace Tables</w:t>
+        <w:t>My reasoning and evidence</w:t>
+      </w:r>
+    </w:p>
+    <w:p>
+      <w:r>
+        <w:t>________________________________________________________________</w:t>
+      </w:r>
+    </w:p>
+    <w:p>
+      <w:r>
+        <w:t>________________________________________________________________</w:t>
+      </w:r>
+    </w:p>
+    <w:p>
+      <w:r>
+        <w:t>________________________________________________________________</w:t>
+      </w:r>
+    </w:p>
+    <w:p>
+      <w:r>
+        <w:t>________________________________________________________________</w:t>
+      </w:r>
+    </w:p>
+    <w:p>
+      <w:r>
+        <w:t>________________________________________________________________</w:t>
+      </w:r>
+    </w:p>
+    <w:p>
+      <w:r>
+        <w:t>________________________________________________________________</w:t>
+      </w:r>
+    </w:p>
+    <w:p>
+      <w:pPr>
+        <w:pStyle w:val="Heading1"/>
+      </w:pPr>
+      <w:r>
+        <w:t>13. W2 · Run zero, one and several updates</w:t>
+      </w:r>
+    </w:p>
+    <w:p>
+      <w:r>
+        <w:t>Keep expectations separate from actual fresh runs.</w:t>
+      </w:r>
+    </w:p>
+    <w:p>
+      <w:pPr>
+        <w:pStyle w:val="Heading2"/>
+      </w:pPr>
+      <w:r>
+        <w:t>Current while-loop task and answer</w:t>
+      </w:r>
+    </w:p>
+    <w:p>
+      <w:pPr>
+        <w:pStyle w:val="ListBullet"/>
+      </w:pPr>
+      <w:r>
+        <w:t>Using the complete while script, predict fresh starts 3,4,12. Record tested values, truth results, updates and actual output separately. Explain the zero-update case.</w:t>
+      </w:r>
+    </w:p>
+    <w:p>
+      <w:pPr>
+        <w:pStyle w:val="Heading3"/>
+      </w:pPr>
+      <w:r>
+        <w:t>My while-loop reasoning and evidence</w:t>
+      </w:r>
+    </w:p>
+    <w:p>
+      <w:r>
+        <w:t>________________________________________________________________</w:t>
+      </w:r>
+    </w:p>
+    <w:p>
+      <w:r>
+        <w:t>________________________________________________________________</w:t>
+      </w:r>
+    </w:p>
+    <w:p>
+      <w:r>
+        <w:t>________________________________________________________________</w:t>
+      </w:r>
+    </w:p>
+    <w:p>
+      <w:r>
+        <w:t>________________________________________________________________</w:t>
+      </w:r>
+    </w:p>
+    <w:p>
+      <w:r>
+        <w:t>________________________________________________________________</w:t>
+      </w:r>
+    </w:p>
+    <w:p>
+      <w:r>
+        <w:t>________________________________________________________________</w:t>
+      </w:r>
+    </w:p>
+    <w:p>
+      <w:pPr>
+        <w:pStyle w:val="Heading2"/>
+      </w:pPr>
+      <w:r>
+        <w:t>Earlier for-loop task and saved response · reference / check after trying</w:t>
       </w:r>
     </w:p>
     <w:p>
@@ -60,61 +375,31 @@
         <w:rPr>
           <w:b w:val="0"/>
         </w:rPr>
-        <w:t xml:space="preserve">Without opening the old lesson, explain one key idea from </w:t>
+        <w:t xml:space="preserve">Copy the worked script. Change the range to range(2, 5). Record turn, total before and total after each </w:t>
       </w:r>
       <w:r>
         <w:rPr>
           <w:b/>
         </w:rPr>
-        <w:t>Trace Table</w:t>
+        <w:t>iteration</w:t>
       </w:r>
       <w:r>
         <w:rPr>
           <w:b w:val="0"/>
         </w:rPr>
-        <w:t>s. Give an example and a mistake that the idea helps you avoid.</w:t>
-      </w:r>
-    </w:p>
-    <w:p>
-      <w:pPr>
-        <w:pStyle w:val="Heading3"/>
-      </w:pPr>
-      <w:r>
-        <w:t>My remembered idea, example and correction</w:t>
-      </w:r>
-    </w:p>
-    <w:p>
-      <w:r>
-        <w:t>________________________________________________________________</w:t>
-      </w:r>
-    </w:p>
-    <w:p>
-      <w:r>
-        <w:t>________________________________________________________________</w:t>
-      </w:r>
-    </w:p>
-    <w:p>
-      <w:r>
-        <w:t>________________________________________________________________</w:t>
-      </w:r>
-    </w:p>
-    <w:p>
-      <w:pPr>
-        <w:pStyle w:val="Heading3"/>
-      </w:pPr>
-      <w:r>
-        <w:t>Decompose a Goal</w:t>
-      </w:r>
-    </w:p>
-    <w:p>
-      <w:pPr>
-        <w:spacing w:line="336" w:lineRule="auto" w:after="180"/>
-      </w:pPr>
+        <w:t xml:space="preserve">. Predict the single </w:t>
+      </w:r>
+      <w:r>
+        <w:rPr>
+          <w:b/>
+        </w:rPr>
+        <w:t>output</w:t>
+      </w:r>
       <w:r>
         <w:rPr>
           <w:b w:val="0"/>
         </w:rPr>
-        <w:t>Without opening the old lesson, explain one key idea from Decompose a Goal. Give an example and a mistake that the idea helps you avoid.</w:t>
+        <w:t>, then run and compare.</w:t>
       </w:r>
     </w:p>
     <w:p>
@@ -122,7 +407,7 @@
         <w:pStyle w:val="Heading3"/>
       </w:pPr>
       <w:r>
-        <w:t>My remembered idea, example and correction</w:t>
+        <w:t>My reasoning and evidence</w:t>
       </w:r>
     </w:p>
     <w:p>
@@ -141,16 +426,93 @@
       </w:r>
     </w:p>
     <w:p>
+      <w:r>
+        <w:t>________________________________________________________________</w:t>
+      </w:r>
+    </w:p>
+    <w:p>
+      <w:r>
+        <w:t>________________________________________________________________</w:t>
+      </w:r>
+    </w:p>
+    <w:p>
+      <w:r>
+        <w:t>________________________________________________________________</w:t>
+      </w:r>
+    </w:p>
+    <w:p>
       <w:pPr>
         <w:pStyle w:val="Heading1"/>
       </w:pPr>
       <w:r>
-        <w:t>02. Practise with fading help</w:t>
-      </w:r>
-    </w:p>
-    <w:p>
-      <w:r>
-        <w:t>Complete the supported Loops and Stopping trace and record the first step you can explain without help.</w:t>
+        <w:t>14. W3 · Repair equality-only stopping</w:t>
+      </w:r>
+    </w:p>
+    <w:p>
+      <w:r>
+        <w:t>Use a finite paper prefix rather than executing the unbounded variant.</w:t>
+      </w:r>
+    </w:p>
+    <w:p>
+      <w:pPr>
+        <w:pStyle w:val="Heading2"/>
+      </w:pPr>
+      <w:r>
+        <w:t>Current while-loop task and answer</w:t>
+      </w:r>
+    </w:p>
+    <w:p>
+      <w:pPr>
+        <w:pStyle w:val="ListBullet"/>
+      </w:pPr>
+      <w:r>
+        <w:t>Replace count&gt;3 with count!=3, starting at 12 and subtracting 4. Trace only five updates on paper, explain why equality is missed and restore the appropriate condition.</w:t>
+      </w:r>
+    </w:p>
+    <w:p>
+      <w:pPr>
+        <w:pStyle w:val="Heading3"/>
+      </w:pPr>
+      <w:r>
+        <w:t>My while-loop reasoning and evidence</w:t>
+      </w:r>
+    </w:p>
+    <w:p>
+      <w:r>
+        <w:t>________________________________________________________________</w:t>
+      </w:r>
+    </w:p>
+    <w:p>
+      <w:r>
+        <w:t>________________________________________________________________</w:t>
+      </w:r>
+    </w:p>
+    <w:p>
+      <w:r>
+        <w:t>________________________________________________________________</w:t>
+      </w:r>
+    </w:p>
+    <w:p>
+      <w:r>
+        <w:t>________________________________________________________________</w:t>
+      </w:r>
+    </w:p>
+    <w:p>
+      <w:r>
+        <w:t>________________________________________________________________</w:t>
+      </w:r>
+    </w:p>
+    <w:p>
+      <w:r>
+        <w:t>________________________________________________________________</w:t>
+      </w:r>
+    </w:p>
+    <w:p>
+      <w:pPr>
+        <w:pStyle w:val="Heading2"/>
+      </w:pPr>
+      <w:r>
+        <w:t>Earlier for-loop task and saved response · reference / check after trying</w:t>
       </w:r>
     </w:p>
     <w:p>
@@ -161,8 +523,330 @@
         <w:rPr>
           <w:b w:val="0"/>
         </w:rPr>
-        <w:t xml:space="preserve">Use W2: Trace before running for </w:t>
-      </w:r>
+        <w:t xml:space="preserve">For the faulty script with range(1, 4), record total after each addition. Explain the wrong final </w:t>
+      </w:r>
+      <w:r>
+        <w:rPr>
+          <w:b/>
+        </w:rPr>
+        <w:t>output</w:t>
+      </w:r>
+      <w:r>
+        <w:rPr>
+          <w:b w:val="0"/>
+        </w:rPr>
+        <w:t xml:space="preserve"> and remove only the faulty reset.</w:t>
+      </w:r>
+    </w:p>
+    <w:p>
+      <w:pPr>
+        <w:pStyle w:val="Heading3"/>
+      </w:pPr>
+      <w:r>
+        <w:t>My reasoning and evidence</w:t>
+      </w:r>
+    </w:p>
+    <w:p>
+      <w:r>
+        <w:t>________________________________________________________________</w:t>
+      </w:r>
+    </w:p>
+    <w:p>
+      <w:r>
+        <w:t>________________________________________________________________</w:t>
+      </w:r>
+    </w:p>
+    <w:p>
+      <w:r>
+        <w:t>________________________________________________________________</w:t>
+      </w:r>
+    </w:p>
+    <w:p>
+      <w:r>
+        <w:t>________________________________________________________________</w:t>
+      </w:r>
+    </w:p>
+    <w:p>
+      <w:r>
+        <w:t>________________________________________________________________</w:t>
+      </w:r>
+    </w:p>
+    <w:p>
+      <w:r>
+        <w:t>________________________________________________________________</w:t>
+      </w:r>
+    </w:p>
+    <w:p>
+      <w:pPr>
+        <w:pStyle w:val="Heading1"/>
+      </w:pPr>
+      <w:r>
+        <w:t>16. W5 · Expose a hidden missing update</w:t>
+      </w:r>
+    </w:p>
+    <w:p>
+      <w:r>
+        <w:t>An initially false condition cannot test progress inside the body.</w:t>
+      </w:r>
+    </w:p>
+    <w:p>
+      <w:pPr>
+        <w:pStyle w:val="Heading2"/>
+      </w:pPr>
+      <w:r>
+        <w:t>Current while-loop task and answer</w:t>
+      </w:r>
+    </w:p>
+    <w:p>
+      <w:pPr>
+        <w:pStyle w:val="ListBullet"/>
+      </w:pPr>
+      <w:r>
+        <w:t>A loop with no update is tested only with count=3 and stops. Does that establish termination from count=12? Explain and choose starts giving zero, one and several updates in the correct script.</w:t>
+      </w:r>
+    </w:p>
+    <w:p>
+      <w:pPr>
+        <w:pStyle w:val="Heading3"/>
+      </w:pPr>
+      <w:r>
+        <w:t>My while-loop reasoning and evidence</w:t>
+      </w:r>
+    </w:p>
+    <w:p>
+      <w:r>
+        <w:t>________________________________________________________________</w:t>
+      </w:r>
+    </w:p>
+    <w:p>
+      <w:r>
+        <w:t>________________________________________________________________</w:t>
+      </w:r>
+    </w:p>
+    <w:p>
+      <w:r>
+        <w:t>________________________________________________________________</w:t>
+      </w:r>
+    </w:p>
+    <w:p>
+      <w:r>
+        <w:t>________________________________________________________________</w:t>
+      </w:r>
+    </w:p>
+    <w:p>
+      <w:r>
+        <w:t>________________________________________________________________</w:t>
+      </w:r>
+    </w:p>
+    <w:p>
+      <w:r>
+        <w:t>________________________________________________________________</w:t>
+      </w:r>
+    </w:p>
+    <w:p>
+      <w:pPr>
+        <w:pStyle w:val="Heading2"/>
+      </w:pPr>
+      <w:r>
+        <w:t>Earlier for-loop task and saved response · reference / check after trying</w:t>
+      </w:r>
+    </w:p>
+    <w:p>
+      <w:pPr>
+        <w:spacing w:line="336" w:lineRule="auto" w:after="180"/>
+      </w:pPr>
+      <w:r>
+        <w:rPr>
+          <w:b w:val="0"/>
+        </w:rPr>
+        <w:t xml:space="preserve">In your counter script, range(-2) performs no </w:t>
+      </w:r>
+      <w:r>
+        <w:rPr>
+          <w:b/>
+        </w:rPr>
+        <w:t>iteration</w:t>
+      </w:r>
+      <w:r>
+        <w:rPr>
+          <w:b w:val="0"/>
+        </w:rPr>
+        <w:t>s. Does returning the initial 5 make negative rounds valid? Explain what the script checks and what it assumes.</w:t>
+      </w:r>
+    </w:p>
+    <w:p>
+      <w:pPr>
+        <w:pStyle w:val="Heading3"/>
+      </w:pPr>
+      <w:r>
+        <w:t>My reasoning and evidence</w:t>
+      </w:r>
+    </w:p>
+    <w:p>
+      <w:r>
+        <w:t>________________________________________________________________</w:t>
+      </w:r>
+    </w:p>
+    <w:p>
+      <w:r>
+        <w:t>________________________________________________________________</w:t>
+      </w:r>
+    </w:p>
+    <w:p>
+      <w:r>
+        <w:t>________________________________________________________________</w:t>
+      </w:r>
+    </w:p>
+    <w:p>
+      <w:r>
+        <w:t>________________________________________________________________</w:t>
+      </w:r>
+    </w:p>
+    <w:p>
+      <w:r>
+        <w:t>________________________________________________________________</w:t>
+      </w:r>
+    </w:p>
+    <w:p>
+      <w:r>
+        <w:t>________________________________________________________________</w:t>
+      </w:r>
+    </w:p>
+    <w:p>
+      <w:pPr>
+        <w:pStyle w:val="Heading1"/>
+      </w:pPr>
+      <w:r>
+        <w:t>04. W4 · Changed independent case</w:t>
+      </w:r>
+    </w:p>
+    <w:p>
+      <w:r>
+        <w:t>Keep one first attempt before hints or feedback.</w:t>
+      </w:r>
+    </w:p>
+    <w:p>
+      <w:pPr>
+        <w:pStyle w:val="Heading2"/>
+      </w:pPr>
+      <w:r>
+        <w:t>Read and explain independently</w:t>
+      </w:r>
+    </w:p>
+    <w:p>
+      <w:pPr>
+        <w:spacing w:line="336" w:lineRule="auto" w:after="180"/>
+      </w:pPr>
+      <w:r>
+        <w:rPr>
+          <w:b w:val="0"/>
+        </w:rPr>
+        <w:t>Start count at 1. While count &lt; 8, add 3. Trace the condition and values. What happens if the condition becomes count != 8?</w:t>
+      </w:r>
+    </w:p>
+    <w:p>
+      <w:pPr>
+        <w:pStyle w:val="Heading3"/>
+      </w:pPr>
+      <w:r>
+        <w:t>My independent explanation, trace and limits</w:t>
+      </w:r>
+    </w:p>
+    <w:p>
+      <w:r>
+        <w:t>________________________________________________________________</w:t>
+      </w:r>
+    </w:p>
+    <w:p>
+      <w:r>
+        <w:t>________________________________________________________________</w:t>
+      </w:r>
+    </w:p>
+    <w:p>
+      <w:r>
+        <w:t>________________________________________________________________</w:t>
+      </w:r>
+    </w:p>
+    <w:p>
+      <w:r>
+        <w:t>________________________________________________________________</w:t>
+      </w:r>
+    </w:p>
+    <w:p>
+      <w:r>
+        <w:t>________________________________________________________________</w:t>
+      </w:r>
+    </w:p>
+    <w:p>
+      <w:r>
+        <w:t>________________________________________________________________</w:t>
+      </w:r>
+    </w:p>
+    <w:p>
+      <w:r>
+        <w:t>________________________________________________________________</w:t>
+      </w:r>
+    </w:p>
+    <w:p>
+      <w:pPr>
+        <w:pStyle w:val="Heading2"/>
+      </w:pPr>
+      <w:r>
+        <w:t>Keep a fair record</w:t>
+      </w:r>
+    </w:p>
+    <w:p>
+      <w:pPr>
+        <w:spacing w:line="336" w:lineRule="auto" w:after="180"/>
+      </w:pPr>
+      <w:r>
+        <w:rPr>
+          <w:b w:val="0"/>
+        </w:rPr>
+        <w:t>Attempt this case before feedback. Record any help. Earlier examples below are further practice; a case already practised with feedback cannot establish fresh transfer.</w:t>
+      </w:r>
+    </w:p>
+    <w:p>
+      <w:pPr>
+        <w:pStyle w:val="Heading2"/>
+      </w:pPr>
+      <w:r>
+        <w:t>Earlier wording, alternatives and picture transcripts · reference / check after trying</w:t>
+      </w:r>
+    </w:p>
+    <w:p>
+      <w:pPr>
+        <w:pStyle w:val="Heading3"/>
+      </w:pPr>
+      <w:r>
+        <w:t>Independent case: Changed independent case</w:t>
+      </w:r>
+    </w:p>
+    <w:p>
+      <w:pPr>
+        <w:pStyle w:val="Heading1"/>
+      </w:pPr>
+      <w:r>
+        <w:t>09. Project · Keep the decision and its evidence</w:t>
+      </w:r>
+    </w:p>
+    <w:p>
+      <w:r>
+        <w:t>Add this week’s change to your existing project record.</w:t>
+      </w:r>
+    </w:p>
+    <w:p>
+      <w:pPr>
+        <w:pStyle w:val="Heading2"/>
+      </w:pPr>
+      <w:r>
+        <w:t>Your evidence record</w:t>
+      </w:r>
+    </w:p>
+    <w:p>
+      <w:pPr>
+        <w:spacing w:line="336" w:lineRule="auto" w:after="180"/>
+      </w:pPr>
       <w:r>
         <w:rPr>
           <w:b/>
@@ -173,147 +857,19 @@
         <w:rPr>
           <w:b w:val="0"/>
         </w:rPr>
-        <w:t xml:space="preserve">s and </w:t>
+        <w:t xml:space="preserve"> through every candidate book, </w:t>
       </w:r>
       <w:r>
         <w:rPr>
           <w:b/>
         </w:rPr>
-        <w:t>trace table</w:t>
+        <w:t>update</w:t>
       </w:r>
       <w:r>
         <w:rPr>
           <w:b w:val="0"/>
         </w:rPr>
-        <w:t>s. Record the answer once; the lesson and workbook refer to the same attempt.</w:t>
-      </w:r>
-    </w:p>
-    <w:tbl>
-      <w:tblPr>
-        <w:tblStyle w:val="LightShading-Accent1"/>
-        <w:tblW w:type="auto" w:w="0"/>
-        <w:tblLook w:firstColumn="1" w:firstRow="1" w:lastColumn="0" w:lastRow="0" w:noHBand="0" w:noVBand="1" w:val="04A0"/>
-      </w:tblPr>
-      <w:tblGrid>
-        <w:gridCol w:w="2556"/>
-        <w:gridCol w:w="2556"/>
-        <w:gridCol w:w="2556"/>
-        <w:gridCol w:w="2556"/>
-      </w:tblGrid>
-      <w:tr>
-        <w:trPr>
-          <w:tblHeader/>
-        </w:trPr>
-        <w:tc>
-          <w:tcPr>
-            <w:tcW w:type="dxa" w:w="2556"/>
-          </w:tcPr>
-          <w:p>
-            <w:r>
-              <w:t>Given inputs</w:t>
-            </w:r>
-          </w:p>
-        </w:tc>
-        <w:tc>
-          <w:tcPr>
-            <w:tcW w:type="dxa" w:w="2556"/>
-          </w:tcPr>
-          <w:p>
-            <w:r>
-              <w:t>Procedure I chose</w:t>
-            </w:r>
-          </w:p>
-        </w:tc>
-        <w:tc>
-          <w:tcPr>
-            <w:tcW w:type="dxa" w:w="2556"/>
-          </w:tcPr>
-          <w:p>
-            <w:r>
-              <w:t>Middle steps</w:t>
-            </w:r>
-          </w:p>
-        </w:tc>
-        <w:tc>
-          <w:tcPr>
-            <w:tcW w:type="dxa" w:w="2556"/>
-          </w:tcPr>
-          <w:p>
-            <w:r>
-              <w:t>Result and check</w:t>
-            </w:r>
-          </w:p>
-        </w:tc>
-      </w:tr>
-      <w:tr>
-        <w:tc>
-          <w:tcPr>
-            <w:tcW w:type="dxa" w:w="2556"/>
-          </w:tcPr>
-          <w:p>
-            <w:r/>
-          </w:p>
-        </w:tc>
-        <w:tc>
-          <w:tcPr>
-            <w:tcW w:type="dxa" w:w="2556"/>
-          </w:tcPr>
-          <w:p>
-            <w:r/>
-          </w:p>
-        </w:tc>
-        <w:tc>
-          <w:tcPr>
-            <w:tcW w:type="dxa" w:w="2556"/>
-          </w:tcPr>
-          <w:p>
-            <w:r/>
-          </w:p>
-        </w:tc>
-        <w:tc>
-          <w:tcPr>
-            <w:tcW w:type="dxa" w:w="2556"/>
-          </w:tcPr>
-          <w:p>
-            <w:r/>
-          </w:p>
-        </w:tc>
-      </w:tr>
-    </w:tbl>
-    <w:p>
-      <w:pPr>
-        <w:pStyle w:val="Heading3"/>
-      </w:pPr>
-      <w:r>
-        <w:t>The step I completed without help, and the hint I needed</w:t>
-      </w:r>
-    </w:p>
-    <w:p>
-      <w:r>
-        <w:t>________________________________________________________________</w:t>
-      </w:r>
-    </w:p>
-    <w:p>
-      <w:r>
-        <w:t>________________________________________________________________</w:t>
-      </w:r>
-    </w:p>
-    <w:p>
-      <w:r>
-        <w:t>________________________________________________________________</w:t>
-      </w:r>
-    </w:p>
-    <w:p>
-      <w:pPr>
-        <w:pStyle w:val="Heading1"/>
-      </w:pPr>
-      <w:r>
-        <w:t>03. Individual reasoning check</w:t>
-      </w:r>
-    </w:p>
-    <w:p>
-      <w:r>
-        <w:t>Check the proposed Loops and Stopping explanation against the supplied facts before discussing it.</w:t>
+        <w:t xml:space="preserve"> its score, then stop at the end of the list.</w:t>
       </w:r>
     </w:p>
     <w:p>
@@ -324,217 +880,7 @@
         <w:rPr>
           <w:b w:val="0"/>
         </w:rPr>
-        <w:t xml:space="preserve">Use the worked case for </w:t>
-      </w:r>
-      <w:r>
-        <w:rPr>
-          <w:b/>
-        </w:rPr>
-        <w:t>Loop</w:t>
-      </w:r>
-      <w:r>
-        <w:rPr>
-          <w:b w:val="0"/>
-        </w:rPr>
-        <w:t xml:space="preserve">s and </w:t>
-      </w:r>
-      <w:r>
-        <w:rPr>
-          <w:b/>
-        </w:rPr>
-        <w:t>trace table</w:t>
-      </w:r>
-      <w:r>
-        <w:rPr>
-          <w:b w:val="0"/>
-        </w:rPr>
-        <w:t>s. Proposed explanation: “The stop value is included”. Decide whether this explanation is supported. Point to the step or supplied fact that decides; explain your repair if needed.</w:t>
-      </w:r>
-    </w:p>
-    <w:p>
-      <w:pPr>
-        <w:pStyle w:val="Heading3"/>
-      </w:pPr>
-      <w:r>
-        <w:t>My explanation before partner discussion</w:t>
-      </w:r>
-    </w:p>
-    <w:p>
-      <w:r>
-        <w:t>________________________________________________________________</w:t>
-      </w:r>
-    </w:p>
-    <w:p>
-      <w:r>
-        <w:t>________________________________________________________________</w:t>
-      </w:r>
-    </w:p>
-    <w:p>
-      <w:r>
-        <w:t>________________________________________________________________</w:t>
-      </w:r>
-    </w:p>
-    <w:p>
-      <w:r>
-        <w:t>________________________________________________________________</w:t>
-      </w:r>
-    </w:p>
-    <w:p>
-      <w:pPr>
-        <w:pStyle w:val="Heading1"/>
-      </w:pPr>
-      <w:r>
-        <w:t>04. Independent transfer case</w:t>
-      </w:r>
-    </w:p>
-    <w:p>
-      <w:r>
-        <w:t>Write one first attempt at the reserved independent case before feedback. Repeated copies of that case refer to the same recorded attempt.</w:t>
-      </w:r>
-    </w:p>
-    <w:p>
-      <w:pPr>
-        <w:pStyle w:val="Heading3"/>
-      </w:pPr>
-      <w:r>
-        <w:t>Independent case: Changed independent case</w:t>
-      </w:r>
-    </w:p>
-    <w:p>
-      <w:pPr>
-        <w:spacing w:line="336" w:lineRule="auto" w:after="180"/>
-        <w:shd w:fill="F5F1FB"/>
-      </w:pPr>
-      <w:r>
-        <w:rPr>
-          <w:b w:val="0"/>
-        </w:rPr>
-        <w:t>Start count at 1. While count &lt; 8, add 3. Trace the condition and values. What happens if the condition becomes count != 8?</w:t>
-      </w:r>
-    </w:p>
-    <w:p>
-      <w:pPr>
-        <w:pStyle w:val="Heading3"/>
-      </w:pPr>
-      <w:r>
-        <w:t>My independent explanation, trace and limits</w:t>
-      </w:r>
-    </w:p>
-    <w:p>
-      <w:r>
-        <w:t>________________________________________________________________</w:t>
-      </w:r>
-    </w:p>
-    <w:p>
-      <w:r>
-        <w:t>________________________________________________________________</w:t>
-      </w:r>
-    </w:p>
-    <w:p>
-      <w:r>
-        <w:t>________________________________________________________________</w:t>
-      </w:r>
-    </w:p>
-    <w:p>
-      <w:r>
-        <w:t>________________________________________________________________</w:t>
-      </w:r>
-    </w:p>
-    <w:p>
-      <w:r>
-        <w:t>________________________________________________________________</w:t>
-      </w:r>
-    </w:p>
-    <w:p>
-      <w:r>
-        <w:t>________________________________________________________________</w:t>
-      </w:r>
-    </w:p>
-    <w:p>
-      <w:r>
-        <w:t>________________________________________________________________</w:t>
-      </w:r>
-    </w:p>
-    <w:p>
-      <w:pPr>
-        <w:spacing w:line="336" w:lineRule="auto" w:after="180"/>
-      </w:pPr>
-      <w:r>
-        <w:rPr>
-          <w:b w:val="0"/>
-        </w:rPr>
-        <w:t>Attempt this case before feedback. Record any help. Earlier examples below are further practice; a case already practised with feedback cannot establish fresh transfer.</w:t>
-      </w:r>
-    </w:p>
-    <w:p>
-      <w:pPr>
-        <w:pStyle w:val="Heading1"/>
-      </w:pPr>
-      <w:r>
-        <w:t>05. Your learning target</w:t>
-      </w:r>
-    </w:p>
-    <w:p>
-      <w:r>
-        <w:t>Connect the Loops and Stopping target to a trace and a justified conclusion.</w:t>
-      </w:r>
-    </w:p>
-    <w:p>
-      <w:pPr>
-        <w:spacing w:line="336" w:lineRule="auto" w:after="180"/>
-        <w:shd w:fill="F5F1FB"/>
-      </w:pPr>
-      <w:r>
-        <w:rPr>
-          <w:b w:val="0"/>
-        </w:rPr>
-        <w:t>Trace count=0; while count&lt;4: count=count+2. List values tested by the condition and final count. Would replacing &lt;4 with !=5 terminate?</w:t>
-      </w:r>
-    </w:p>
-    <w:p>
-      <w:pPr>
-        <w:pStyle w:val="Heading1"/>
-      </w:pPr>
-      <w:r>
-        <w:t>06. Solve the given case</w:t>
-      </w:r>
-    </w:p>
-    <w:p>
-      <w:r>
-        <w:t>Solve the supplied Loops and Stopping case and show the deciding evidence.</w:t>
-      </w:r>
-    </w:p>
-    <w:p>
-      <w:pPr>
-        <w:spacing w:line="336" w:lineRule="auto" w:after="180"/>
-      </w:pPr>
-      <w:r>
-        <w:rPr>
-          <w:b w:val="0"/>
-        </w:rPr>
-        <w:t>Start n=0; while n&lt;3, add 1 and record n.</w:t>
-      </w:r>
-    </w:p>
-    <w:p>
-      <w:pPr>
-        <w:spacing w:line="336" w:lineRule="auto" w:after="180"/>
-      </w:pPr>
-      <w:r>
-        <w:rPr>
-          <w:b w:val="0"/>
-        </w:rPr>
-        <w:t>List records and stopping condition.</w:t>
-      </w:r>
-    </w:p>
-    <w:p>
-      <w:pPr>
-        <w:spacing w:line="336" w:lineRule="auto" w:after="180"/>
-      </w:pPr>
-      <w:r>
-        <w:rPr>
-          <w:b w:val="0"/>
-        </w:rPr>
-        <w:t xml:space="preserve">Show your trace, calculation or </w:t>
+        <w:t xml:space="preserve">The project change and </w:t>
       </w:r>
       <w:r>
         <w:rPr>
@@ -542,326 +888,6 @@
         </w:rPr>
         <w:t>evidence</w:t>
       </w:r>
-    </w:p>
-    <w:p>
-      <w:pPr>
-        <w:pStyle w:val="Heading3"/>
-      </w:pPr>
-      <w:r>
-        <w:t>Write or draw your reasoning and evidence.</w:t>
-      </w:r>
-    </w:p>
-    <w:p>
-      <w:r>
-        <w:t>________________________________________________________________</w:t>
-      </w:r>
-    </w:p>
-    <w:p>
-      <w:r>
-        <w:t>________________________________________________________________</w:t>
-      </w:r>
-    </w:p>
-    <w:p>
-      <w:r>
-        <w:t>________________________________________________________________</w:t>
-      </w:r>
-    </w:p>
-    <w:p>
-      <w:r>
-        <w:t>________________________________________________________________</w:t>
-      </w:r>
-    </w:p>
-    <w:p>
-      <w:r>
-        <w:t>________________________________________________________________</w:t>
-      </w:r>
-    </w:p>
-    <w:p>
-      <w:pPr>
-        <w:pStyle w:val="Heading1"/>
-      </w:pPr>
-      <w:r>
-        <w:t>07. Check a changed case</w:t>
-      </w:r>
-    </w:p>
-    <w:p>
-      <w:r>
-        <w:t>Apply the procedure to the changed case and record why the conclusion follows.</w:t>
-      </w:r>
-    </w:p>
-    <w:p>
-      <w:pPr>
-        <w:spacing w:line="336" w:lineRule="auto" w:after="180"/>
-      </w:pPr>
-      <w:r>
-        <w:rPr>
-          <w:b w:val="0"/>
-        </w:rPr>
-        <w:t>Start at count 0. While count is less than 3, add 1 and display count. List the displays and the stopping value.</w:t>
-      </w:r>
-    </w:p>
-    <w:p>
-      <w:pPr>
-        <w:spacing w:line="336" w:lineRule="auto" w:after="180"/>
-      </w:pPr>
-      <w:r>
-        <w:rPr>
-          <w:b w:val="0"/>
-        </w:rPr>
-        <w:t>My independent answer and reason</w:t>
-      </w:r>
-    </w:p>
-    <w:p>
-      <w:pPr>
-        <w:pStyle w:val="Heading3"/>
-      </w:pPr>
-      <w:r>
-        <w:t>Write or draw your reasoning and evidence.</w:t>
-      </w:r>
-    </w:p>
-    <w:p>
-      <w:r>
-        <w:t>________________________________________________________________</w:t>
-      </w:r>
-    </w:p>
-    <w:p>
-      <w:r>
-        <w:t>________________________________________________________________</w:t>
-      </w:r>
-    </w:p>
-    <w:p>
-      <w:r>
-        <w:t>________________________________________________________________</w:t>
-      </w:r>
-    </w:p>
-    <w:p>
-      <w:r>
-        <w:t>________________________________________________________________</w:t>
-      </w:r>
-    </w:p>
-    <w:p>
-      <w:r>
-        <w:t>________________________________________________________________</w:t>
-      </w:r>
-    </w:p>
-    <w:p>
-      <w:pPr>
-        <w:pStyle w:val="Heading3"/>
-      </w:pPr>
-      <w:r>
-        <w:t>Week 5 Test and reflect</w:t>
-      </w:r>
-    </w:p>
-    <w:p>
-      <w:pPr>
-        <w:pStyle w:val="Heading1"/>
-      </w:pPr>
-      <w:r>
-        <w:t>08. Design a revealing test</w:t>
-      </w:r>
-    </w:p>
-    <w:p>
-      <w:r>
-        <w:t>Specify a changed input, expected result and observation separately.</w:t>
-      </w:r>
-    </w:p>
-    <w:p>
-      <w:pPr>
-        <w:spacing w:line="336" w:lineRule="auto" w:after="180"/>
-      </w:pPr>
-      <w:r>
-        <w:rPr>
-          <w:b w:val="0"/>
-        </w:rPr>
-        <w:t xml:space="preserve">Create a changed </w:t>
-      </w:r>
-      <w:r>
-        <w:rPr>
-          <w:b/>
-        </w:rPr>
-        <w:t>input</w:t>
-      </w:r>
-      <w:r>
-        <w:rPr>
-          <w:b w:val="0"/>
-        </w:rPr>
-        <w:t>, boundary case or missing-information case. Write the expected answer or safe response before testing.</w:t>
-      </w:r>
-    </w:p>
-    <w:tbl>
-      <w:tblPr>
-        <w:tblStyle w:val="LightShading-Accent1"/>
-        <w:tblW w:type="auto" w:w="0"/>
-        <w:tblLook w:firstColumn="1" w:firstRow="1" w:lastColumn="0" w:lastRow="0" w:noHBand="0" w:noVBand="1" w:val="04A0"/>
-      </w:tblPr>
-      <w:tblGrid>
-        <w:gridCol w:w="5112"/>
-        <w:gridCol w:w="5112"/>
-      </w:tblGrid>
-      <w:tr>
-        <w:trPr>
-          <w:tblHeader/>
-        </w:trPr>
-        <w:tc>
-          <w:tcPr>
-            <w:tcW w:type="dxa" w:w="5112"/>
-          </w:tcPr>
-          <w:p>
-            <w:r>
-              <w:t>Test record</w:t>
-            </w:r>
-          </w:p>
-        </w:tc>
-        <w:tc>
-          <w:tcPr>
-            <w:tcW w:type="dxa" w:w="5112"/>
-          </w:tcPr>
-          <w:p>
-            <w:r>
-              <w:t>My evidence</w:t>
-            </w:r>
-          </w:p>
-        </w:tc>
-      </w:tr>
-      <w:tr>
-        <w:tc>
-          <w:tcPr>
-            <w:tcW w:type="dxa" w:w="5112"/>
-          </w:tcPr>
-          <w:p>
-            <w:r>
-              <w:t>Changed input or condition</w:t>
-            </w:r>
-          </w:p>
-        </w:tc>
-        <w:tc>
-          <w:tcPr>
-            <w:tcW w:type="dxa" w:w="5112"/>
-          </w:tcPr>
-          <w:p>
-            <w:r/>
-          </w:p>
-        </w:tc>
-      </w:tr>
-      <w:tr>
-        <w:tc>
-          <w:tcPr>
-            <w:tcW w:type="dxa" w:w="5112"/>
-          </w:tcPr>
-          <w:p>
-            <w:r>
-              <w:t>Expected answer or fallback</w:t>
-            </w:r>
-          </w:p>
-        </w:tc>
-        <w:tc>
-          <w:tcPr>
-            <w:tcW w:type="dxa" w:w="5112"/>
-          </w:tcPr>
-          <w:p>
-            <w:r/>
-          </w:p>
-        </w:tc>
-      </w:tr>
-      <w:tr>
-        <w:tc>
-          <w:tcPr>
-            <w:tcW w:type="dxa" w:w="5112"/>
-          </w:tcPr>
-          <w:p>
-            <w:r>
-              <w:t>Observed result</w:t>
-            </w:r>
-          </w:p>
-        </w:tc>
-        <w:tc>
-          <w:tcPr>
-            <w:tcW w:type="dxa" w:w="5112"/>
-          </w:tcPr>
-          <w:p>
-            <w:r/>
-          </w:p>
-        </w:tc>
-      </w:tr>
-      <w:tr>
-        <w:tc>
-          <w:tcPr>
-            <w:tcW w:type="dxa" w:w="5112"/>
-          </w:tcPr>
-          <w:p>
-            <w:r>
-              <w:t>Why the result occurred</w:t>
-            </w:r>
-          </w:p>
-        </w:tc>
-        <w:tc>
-          <w:tcPr>
-            <w:tcW w:type="dxa" w:w="5112"/>
-          </w:tcPr>
-          <w:p>
-            <w:r/>
-          </w:p>
-        </w:tc>
-      </w:tr>
-    </w:tbl>
-    <w:p>
-      <w:pPr>
-        <w:pStyle w:val="Heading1"/>
-      </w:pPr>
-      <w:r>
-        <w:t>09. Project checkpoint</w:t>
-      </w:r>
-    </w:p>
-    <w:p>
-      <w:r>
-        <w:t>Justify what Loops and Stopping adds to Transparent Book Recommender and keep the evidence.</w:t>
-      </w:r>
-    </w:p>
-    <w:p>
-      <w:pPr>
-        <w:spacing w:line="336" w:lineRule="auto" w:after="180"/>
-      </w:pPr>
-      <w:r>
-        <w:rPr>
-          <w:b/>
-        </w:rPr>
-        <w:t>Loop</w:t>
-      </w:r>
-      <w:r>
-        <w:rPr>
-          <w:b w:val="0"/>
-        </w:rPr>
-        <w:t xml:space="preserve"> through every candidate book, </w:t>
-      </w:r>
-      <w:r>
-        <w:rPr>
-          <w:b/>
-        </w:rPr>
-        <w:t>update</w:t>
-      </w:r>
-      <w:r>
-        <w:rPr>
-          <w:b w:val="0"/>
-        </w:rPr>
-        <w:t xml:space="preserve"> its score, then stop at the end of the list.</w:t>
-      </w:r>
-    </w:p>
-    <w:p>
-      <w:pPr>
-        <w:spacing w:line="336" w:lineRule="auto" w:after="180"/>
-      </w:pPr>
-      <w:r>
-        <w:rPr>
-          <w:b w:val="0"/>
-        </w:rPr>
-        <w:t xml:space="preserve">The project change and </w:t>
-      </w:r>
-      <w:r>
-        <w:rPr>
-          <w:b/>
-        </w:rPr>
-        <w:t>evidence</w:t>
-      </w:r>
       <w:r>
         <w:rPr>
           <w:b w:val="0"/>
@@ -907,544 +933,20 @@
         <w:pStyle w:val="Heading1"/>
       </w:pPr>
       <w:r>
-        <w:t>10. Self check</w:t>
-      </w:r>
-    </w:p>
-    <w:p>
-      <w:r>
-        <w:t>Judge explanation, evidence, transfer and limits separately; attach the work behind your judgement.</w:t>
-      </w:r>
-    </w:p>
-    <w:p>
-      <w:pPr>
-        <w:pStyle w:val="ListBullet"/>
-      </w:pPr>
-      <w:r>
-        <w:t>I can explain the mechanism.</w:t>
-      </w:r>
-    </w:p>
-    <w:p>
-      <w:pPr>
-        <w:pStyle w:val="ListBullet"/>
-      </w:pPr>
-      <w:r>
-        <w:t>I can show evidence.</w:t>
-      </w:r>
-    </w:p>
-    <w:p>
-      <w:pPr>
-        <w:pStyle w:val="ListBullet"/>
-      </w:pPr>
-      <w:r>
-        <w:t>I can handle a changed case.</w:t>
-      </w:r>
-    </w:p>
-    <w:p>
-      <w:pPr>
-        <w:pStyle w:val="ListBullet"/>
-      </w:pPr>
-      <w:r>
-        <w:t>I can name a limit.</w:t>
-      </w:r>
-    </w:p>
-    <w:p>
-      <w:r>
-        <w:t>Mark each as not yet, with help or independently, and attach supporting work.</w:t>
-      </w:r>
-    </w:p>
-    <w:p>
-      <w:pPr>
-        <w:spacing w:line="336" w:lineRule="auto" w:after="180"/>
-      </w:pPr>
-      <w:r>
-        <w:rPr>
-          <w:b w:val="0"/>
-        </w:rPr>
-        <w:t>Teacher review ____________________  Next step ____________________</w:t>
-      </w:r>
-    </w:p>
-    <w:p>
-      <w:pPr>
-        <w:pStyle w:val="Heading1"/>
-      </w:pPr>
-      <w:r>
-        <w:t>11. Transfer practice from the original programme</w:t>
-      </w:r>
-    </w:p>
-    <w:p>
-      <w:r>
-        <w:t>Use this earlier case as transfer practice. A case already discussed with feedback is not fresh assessment evidence.</w:t>
-      </w:r>
-    </w:p>
-    <w:p>
-      <w:pPr>
-        <w:spacing w:line="336" w:lineRule="auto" w:after="180"/>
-        <w:shd w:fill="F5F1FB"/>
-      </w:pPr>
-      <w:r>
-        <w:rPr>
-          <w:b w:val="0"/>
-        </w:rPr>
-        <w:t>Trace count=0; while count&lt;4: count=count+2. List values tested by the condition and final count. Would replacing &lt;4 with !=5 terminate?</w:t>
-      </w:r>
-    </w:p>
-    <w:p>
-      <w:pPr>
-        <w:pStyle w:val="Heading3"/>
-      </w:pPr>
-      <w:r>
-        <w:t>My independently reasoned answer</w:t>
-      </w:r>
-    </w:p>
-    <w:p>
-      <w:r>
-        <w:t>________________________________________________________________</w:t>
-      </w:r>
-    </w:p>
-    <w:p>
-      <w:r>
-        <w:t>________________________________________________________________</w:t>
-      </w:r>
-    </w:p>
-    <w:p>
-      <w:r>
-        <w:t>________________________________________________________________</w:t>
-      </w:r>
-    </w:p>
-    <w:p>
-      <w:r>
-        <w:t>________________________________________________________________</w:t>
-      </w:r>
-    </w:p>
-    <w:p>
-      <w:r>
-        <w:t>________________________________________________________________</w:t>
-      </w:r>
-    </w:p>
-    <w:p>
-      <w:r>
-        <w:t>________________________________________________________________</w:t>
-      </w:r>
-    </w:p>
-    <w:p>
-      <w:r>
-        <w:t>________________________________________________________________</w:t>
-      </w:r>
-    </w:p>
-    <w:p>
-      <w:pPr>
-        <w:spacing w:line="336" w:lineRule="auto" w:after="180"/>
-      </w:pPr>
-      <w:r>
-        <w:rPr>
-          <w:b w:val="0"/>
-        </w:rPr>
-        <w:t>Record support used: none, hint or teacher explanation.</w:t>
-      </w:r>
-    </w:p>
-    <w:p>
-      <w:pPr>
-        <w:pStyle w:val="Heading1"/>
-      </w:pPr>
-      <w:r>
-        <w:t>12. W1 Explain the range</w:t>
-      </w:r>
-    </w:p>
-    <w:p>
-      <w:r>
-        <w:t>Explain the range. Apply the supplied Loops and Stopping facts and keep your reasoning.</w:t>
-      </w:r>
-    </w:p>
-    <w:p>
-      <w:pPr>
-        <w:spacing w:line="336" w:lineRule="auto" w:after="180"/>
-        <w:shd w:fill="F5F1FB"/>
-      </w:pPr>
-      <w:r>
-        <w:rPr>
-          <w:b w:val="0"/>
-        </w:rPr>
-        <w:t>List the values supplied by range(2, 5) and explain why 5 is absent. How many times does its body run?</w:t>
-      </w:r>
-    </w:p>
-    <w:p>
-      <w:pPr>
-        <w:pStyle w:val="Heading3"/>
-      </w:pPr>
-      <w:r>
-        <w:t>My reasoning and evidence</w:t>
-      </w:r>
-    </w:p>
-    <w:p>
-      <w:r>
-        <w:t>________________________________________________________________</w:t>
-      </w:r>
-    </w:p>
-    <w:p>
-      <w:r>
-        <w:t>________________________________________________________________</w:t>
-      </w:r>
-    </w:p>
-    <w:p>
-      <w:r>
-        <w:t>________________________________________________________________</w:t>
-      </w:r>
-    </w:p>
-    <w:p>
-      <w:r>
-        <w:t>________________________________________________________________</w:t>
-      </w:r>
-    </w:p>
-    <w:p>
-      <w:r>
-        <w:t>________________________________________________________________</w:t>
-      </w:r>
-    </w:p>
-    <w:p>
-      <w:r>
-        <w:t>________________________________________________________________</w:t>
-      </w:r>
-    </w:p>
-    <w:p>
-      <w:pPr>
-        <w:pStyle w:val="Heading1"/>
-      </w:pPr>
-      <w:r>
-        <w:t>13. W2 Trace before running</w:t>
-      </w:r>
-    </w:p>
-    <w:p>
-      <w:r>
-        <w:t>Trace before running. Apply the supplied Loops and Stopping facts and keep your reasoning.</w:t>
-      </w:r>
-    </w:p>
-    <w:p>
-      <w:pPr>
-        <w:spacing w:line="336" w:lineRule="auto" w:after="180"/>
-      </w:pPr>
-      <w:r>
-        <w:rPr>
-          <w:b w:val="0"/>
-        </w:rPr>
-        <w:t xml:space="preserve">Copy the worked script. Change the range to range(2, 5). Record turn, total before and total after each </w:t>
-      </w:r>
-      <w:r>
-        <w:rPr>
-          <w:b/>
-        </w:rPr>
-        <w:t>iteration</w:t>
-      </w:r>
-      <w:r>
-        <w:rPr>
-          <w:b w:val="0"/>
-        </w:rPr>
-        <w:t xml:space="preserve">. Predict the single </w:t>
-      </w:r>
-      <w:r>
-        <w:rPr>
-          <w:b/>
-        </w:rPr>
-        <w:t>output</w:t>
-      </w:r>
-      <w:r>
-        <w:rPr>
-          <w:b w:val="0"/>
-        </w:rPr>
-        <w:t>, then run and compare.</w:t>
-      </w:r>
-    </w:p>
-    <w:p>
-      <w:pPr>
-        <w:pStyle w:val="Heading3"/>
-      </w:pPr>
-      <w:r>
-        <w:t>My reasoning and evidence</w:t>
-      </w:r>
-    </w:p>
-    <w:p>
-      <w:r>
-        <w:t>________________________________________________________________</w:t>
-      </w:r>
-    </w:p>
-    <w:p>
-      <w:r>
-        <w:t>________________________________________________________________</w:t>
-      </w:r>
-    </w:p>
-    <w:p>
-      <w:r>
-        <w:t>________________________________________________________________</w:t>
-      </w:r>
-    </w:p>
-    <w:p>
-      <w:r>
-        <w:t>________________________________________________________________</w:t>
-      </w:r>
-    </w:p>
-    <w:p>
-      <w:r>
-        <w:t>________________________________________________________________</w:t>
-      </w:r>
-    </w:p>
-    <w:p>
-      <w:r>
-        <w:t>________________________________________________________________</w:t>
-      </w:r>
-    </w:p>
-    <w:p>
-      <w:pPr>
-        <w:pStyle w:val="Heading1"/>
-      </w:pPr>
-      <w:r>
-        <w:t>14. W3 Repair the reset</w:t>
-      </w:r>
-    </w:p>
-    <w:p>
-      <w:r>
-        <w:t>Repair the reset. Apply the supplied Loops and Stopping facts and keep your reasoning.</w:t>
-      </w:r>
-    </w:p>
-    <w:p>
-      <w:pPr>
-        <w:spacing w:line="336" w:lineRule="auto" w:after="180"/>
-      </w:pPr>
-      <w:r>
-        <w:rPr>
-          <w:b w:val="0"/>
-        </w:rPr>
-        <w:t xml:space="preserve">For the faulty script with range(1, 4), record total after each addition. Explain the wrong final </w:t>
-      </w:r>
-      <w:r>
-        <w:rPr>
-          <w:b/>
-        </w:rPr>
-        <w:t>output</w:t>
-      </w:r>
-      <w:r>
-        <w:rPr>
-          <w:b w:val="0"/>
-        </w:rPr>
-        <w:t xml:space="preserve"> and remove only the faulty reset.</w:t>
-      </w:r>
-    </w:p>
-    <w:p>
-      <w:pPr>
-        <w:pStyle w:val="Heading3"/>
-      </w:pPr>
-      <w:r>
-        <w:t>My reasoning and evidence</w:t>
-      </w:r>
-    </w:p>
-    <w:p>
-      <w:r>
-        <w:t>________________________________________________________________</w:t>
-      </w:r>
-    </w:p>
-    <w:p>
-      <w:r>
-        <w:t>________________________________________________________________</w:t>
-      </w:r>
-    </w:p>
-    <w:p>
-      <w:r>
-        <w:t>________________________________________________________________</w:t>
-      </w:r>
-    </w:p>
-    <w:p>
-      <w:r>
-        <w:t>________________________________________________________________</w:t>
-      </w:r>
-    </w:p>
-    <w:p>
-      <w:r>
-        <w:t>________________________________________________________________</w:t>
-      </w:r>
-    </w:p>
-    <w:p>
-      <w:r>
-        <w:t>________________________________________________________________</w:t>
-      </w:r>
-    </w:p>
-    <w:p>
-      <w:pPr>
-        <w:pStyle w:val="Heading1"/>
-      </w:pPr>
-      <w:r>
-        <w:t>15. W4 Build a repeated addition independently</w:t>
-      </w:r>
-    </w:p>
-    <w:p>
-      <w:r>
-        <w:t>Attempt before feedback. If this repeats the selected independent case, reuse that first attempt; otherwise keep a separate record. Build a repeated addition independently. Apply the supplied Loops and Stopping facts and keep your reasoning.</w:t>
-      </w:r>
-    </w:p>
-    <w:p>
-      <w:pPr>
-        <w:spacing w:line="336" w:lineRule="auto" w:after="180"/>
-      </w:pPr>
-      <w:r>
-        <w:rPr>
-          <w:b w:val="0"/>
-        </w:rPr>
-        <w:t xml:space="preserve">A box starts with 5 counters. Each round adds 2 counters. Use rounds = 3, an initialized total and for turn in range(rounds). Print the final total once after the </w:t>
-      </w:r>
-      <w:r>
-        <w:rPr>
-          <w:b/>
-        </w:rPr>
-        <w:t>loop</w:t>
-      </w:r>
-      <w:r>
-        <w:rPr>
-          <w:b w:val="0"/>
-        </w:rPr>
-        <w:t>.</w:t>
-      </w:r>
-    </w:p>
-    <w:p>
-      <w:pPr>
-        <w:spacing w:line="336" w:lineRule="auto" w:after="180"/>
-      </w:pPr>
-      <w:r>
-        <w:rPr>
-          <w:b w:val="0"/>
-        </w:rPr>
-        <w:t>Trace the totals and predict fresh runs with rounds 0, 1 and 3. Assume rounds is a nonnegative integer.</w:t>
-      </w:r>
-    </w:p>
-    <w:p>
-      <w:pPr>
-        <w:pStyle w:val="Heading3"/>
-      </w:pPr>
-      <w:r>
-        <w:t>My reasoning and evidence</w:t>
-      </w:r>
-    </w:p>
-    <w:p>
-      <w:r>
-        <w:t>________________________________________________________________</w:t>
-      </w:r>
-    </w:p>
-    <w:p>
-      <w:r>
-        <w:t>________________________________________________________________</w:t>
-      </w:r>
-    </w:p>
-    <w:p>
-      <w:r>
-        <w:t>________________________________________________________________</w:t>
-      </w:r>
-    </w:p>
-    <w:p>
-      <w:r>
-        <w:t>________________________________________________________________</w:t>
-      </w:r>
-    </w:p>
-    <w:p>
-      <w:r>
-        <w:t>________________________________________________________________</w:t>
-      </w:r>
-    </w:p>
-    <w:p>
-      <w:r>
-        <w:t>________________________________________________________________</w:t>
-      </w:r>
-    </w:p>
-    <w:p>
-      <w:r>
-        <w:t>________________________________________________________________</w:t>
-      </w:r>
-    </w:p>
-    <w:p>
-      <w:r>
-        <w:t>________________________________________________________________</w:t>
-      </w:r>
-    </w:p>
-    <w:p>
-      <w:pPr>
-        <w:pStyle w:val="Heading1"/>
-      </w:pPr>
-      <w:r>
-        <w:t>16. W5 Check a contract limitation</w:t>
-      </w:r>
-    </w:p>
-    <w:p>
-      <w:r>
-        <w:t>Check a contract limitation. Apply the supplied Loops and Stopping facts and keep your reasoning.</w:t>
-      </w:r>
-    </w:p>
-    <w:p>
-      <w:pPr>
-        <w:spacing w:line="336" w:lineRule="auto" w:after="180"/>
-      </w:pPr>
-      <w:r>
-        <w:rPr>
-          <w:b w:val="0"/>
-        </w:rPr>
-        <w:t xml:space="preserve">In your counter script, range(-2) performs no </w:t>
-      </w:r>
-      <w:r>
-        <w:rPr>
-          <w:b/>
-        </w:rPr>
-        <w:t>iteration</w:t>
-      </w:r>
-      <w:r>
-        <w:rPr>
-          <w:b w:val="0"/>
-        </w:rPr>
-        <w:t>s. Does returning the initial 5 make negative rounds valid? Explain what the script checks and what it assumes.</w:t>
-      </w:r>
-    </w:p>
-    <w:p>
-      <w:pPr>
-        <w:pStyle w:val="Heading3"/>
-      </w:pPr>
-      <w:r>
-        <w:t>My reasoning and evidence</w:t>
-      </w:r>
-    </w:p>
-    <w:p>
-      <w:r>
-        <w:t>________________________________________________________________</w:t>
-      </w:r>
-    </w:p>
-    <w:p>
-      <w:r>
-        <w:t>________________________________________________________________</w:t>
-      </w:r>
-    </w:p>
-    <w:p>
-      <w:r>
-        <w:t>________________________________________________________________</w:t>
-      </w:r>
-    </w:p>
-    <w:p>
-      <w:r>
-        <w:t>________________________________________________________________</w:t>
-      </w:r>
-    </w:p>
-    <w:p>
-      <w:r>
-        <w:t>________________________________________________________________</w:t>
-      </w:r>
-    </w:p>
-    <w:p>
-      <w:r>
-        <w:t>________________________________________________________________</w:t>
-      </w:r>
-    </w:p>
-    <w:p>
-      <w:pPr>
-        <w:pStyle w:val="Heading1"/>
-      </w:pPr>
-      <w:r>
-        <w:t>17. Feedback, return check and learning record</w:t>
-      </w:r>
-    </w:p>
-    <w:p>
-      <w:r>
-        <w:t>Record the first repaired step and a different case to revisit after a delay.</w:t>
+        <w:t>17. Feedback · Repair and return</w:t>
+      </w:r>
+    </w:p>
+    <w:p>
+      <w:r>
+        <w:t>Keep the first attempt, the repair and a changed-case return.</w:t>
+      </w:r>
+    </w:p>
+    <w:p>
+      <w:pPr>
+        <w:pStyle w:val="Heading2"/>
+      </w:pPr>
+      <w:r>
+        <w:t>Your evidence record</w:t>
       </w:r>
     </w:p>
     <w:tbl>
@@ -1599,12 +1101,884 @@
         <w:pStyle w:val="Heading1"/>
       </w:pPr>
       <w:r>
-        <w:t>18. Pictorial case practice: Loops and Stopping</w:t>
-      </w:r>
-    </w:p>
-    <w:p>
-      <w:r>
-        <w:t>A fictional counter starts at 12 and decreases while above a boundary. Explain the labelled step before checking the changed condition.</w:t>
+        <w:t>10. Finish · Judge the evidence in your work</w:t>
+      </w:r>
+    </w:p>
+    <w:p>
+      <w:r>
+        <w:t>Point to work that supports your confidence level.</w:t>
+      </w:r>
+    </w:p>
+    <w:p>
+      <w:pPr>
+        <w:pStyle w:val="Heading2"/>
+      </w:pPr>
+      <w:r>
+        <w:t>Your evidence record</w:t>
+      </w:r>
+    </w:p>
+    <w:p>
+      <w:pPr>
+        <w:pStyle w:val="ListBullet"/>
+      </w:pPr>
+      <w:r>
+        <w:t>I can explain the mechanism.</w:t>
+      </w:r>
+    </w:p>
+    <w:p>
+      <w:pPr>
+        <w:pStyle w:val="ListBullet"/>
+      </w:pPr>
+      <w:r>
+        <w:t>I can show evidence.</w:t>
+      </w:r>
+    </w:p>
+    <w:p>
+      <w:pPr>
+        <w:pStyle w:val="ListBullet"/>
+      </w:pPr>
+      <w:r>
+        <w:t>I can handle a changed case.</w:t>
+      </w:r>
+    </w:p>
+    <w:p>
+      <w:pPr>
+        <w:pStyle w:val="ListBullet"/>
+      </w:pPr>
+      <w:r>
+        <w:t>I can name a limit.</w:t>
+      </w:r>
+    </w:p>
+    <w:p>
+      <w:r>
+        <w:t>Mark each as not yet, with help or independently, and attach supporting work.</w:t>
+      </w:r>
+    </w:p>
+    <w:p>
+      <w:pPr>
+        <w:spacing w:line="336" w:lineRule="auto" w:after="180"/>
+      </w:pPr>
+      <w:r>
+        <w:rPr>
+          <w:b w:val="0"/>
+        </w:rPr>
+        <w:t>Teacher review ____________________  Next step ____________________</w:t>
+      </w:r>
+    </w:p>
+    <w:p>
+      <w:pPr>
+        <w:pStyle w:val="Heading1"/>
+      </w:pPr>
+      <w:r>
+        <w:t>Reference bank and extra practice</w:t>
+      </w:r>
+    </w:p>
+    <w:p>
+      <w:pPr>
+        <w:pStyle w:val="Heading1"/>
+      </w:pPr>
+      <w:r>
+        <w:t>02. Reference · Supported W2 record</w:t>
+      </w:r>
+    </w:p>
+    <w:p>
+      <w:r>
+        <w:t>This is the same W2 attempt. Keep one response record.</w:t>
+      </w:r>
+    </w:p>
+    <w:p>
+      <w:pPr>
+        <w:pStyle w:val="Heading2"/>
+      </w:pPr>
+      <w:r>
+        <w:t>Use this when helpful</w:t>
+      </w:r>
+    </w:p>
+    <w:p>
+      <w:pPr>
+        <w:spacing w:line="336" w:lineRule="auto" w:after="180"/>
+      </w:pPr>
+      <w:r>
+        <w:rPr>
+          <w:b w:val="0"/>
+        </w:rPr>
+        <w:t xml:space="preserve">Use W2: Trace before running for </w:t>
+      </w:r>
+      <w:r>
+        <w:rPr>
+          <w:b/>
+        </w:rPr>
+        <w:t>Loop</w:t>
+      </w:r>
+      <w:r>
+        <w:rPr>
+          <w:b w:val="0"/>
+        </w:rPr>
+        <w:t xml:space="preserve">s and </w:t>
+      </w:r>
+      <w:r>
+        <w:rPr>
+          <w:b/>
+        </w:rPr>
+        <w:t>trace table</w:t>
+      </w:r>
+      <w:r>
+        <w:rPr>
+          <w:b w:val="0"/>
+        </w:rPr>
+        <w:t>s. Record the answer once; the lesson and workbook refer to the same attempt.</w:t>
+      </w:r>
+    </w:p>
+    <w:tbl>
+      <w:tblPr>
+        <w:tblStyle w:val="LightShading-Accent1"/>
+        <w:tblW w:type="auto" w:w="0"/>
+        <w:tblLook w:firstColumn="1" w:firstRow="1" w:lastColumn="0" w:lastRow="0" w:noHBand="0" w:noVBand="1" w:val="04A0"/>
+      </w:tblPr>
+      <w:tblGrid>
+        <w:gridCol w:w="2556"/>
+        <w:gridCol w:w="2556"/>
+        <w:gridCol w:w="2556"/>
+        <w:gridCol w:w="2556"/>
+      </w:tblGrid>
+      <w:tr>
+        <w:trPr>
+          <w:tblHeader/>
+        </w:trPr>
+        <w:tc>
+          <w:tcPr>
+            <w:tcW w:type="dxa" w:w="2556"/>
+          </w:tcPr>
+          <w:p>
+            <w:r>
+              <w:t>Given inputs</w:t>
+            </w:r>
+          </w:p>
+        </w:tc>
+        <w:tc>
+          <w:tcPr>
+            <w:tcW w:type="dxa" w:w="2556"/>
+          </w:tcPr>
+          <w:p>
+            <w:r>
+              <w:t>Procedure I chose</w:t>
+            </w:r>
+          </w:p>
+        </w:tc>
+        <w:tc>
+          <w:tcPr>
+            <w:tcW w:type="dxa" w:w="2556"/>
+          </w:tcPr>
+          <w:p>
+            <w:r>
+              <w:t>Middle steps</w:t>
+            </w:r>
+          </w:p>
+        </w:tc>
+        <w:tc>
+          <w:tcPr>
+            <w:tcW w:type="dxa" w:w="2556"/>
+          </w:tcPr>
+          <w:p>
+            <w:r>
+              <w:t>Result and check</w:t>
+            </w:r>
+          </w:p>
+        </w:tc>
+      </w:tr>
+      <w:tr>
+        <w:tc>
+          <w:tcPr>
+            <w:tcW w:type="dxa" w:w="2556"/>
+          </w:tcPr>
+          <w:p>
+            <w:r/>
+          </w:p>
+        </w:tc>
+        <w:tc>
+          <w:tcPr>
+            <w:tcW w:type="dxa" w:w="2556"/>
+          </w:tcPr>
+          <w:p>
+            <w:r/>
+          </w:p>
+        </w:tc>
+        <w:tc>
+          <w:tcPr>
+            <w:tcW w:type="dxa" w:w="2556"/>
+          </w:tcPr>
+          <w:p>
+            <w:r/>
+          </w:p>
+        </w:tc>
+        <w:tc>
+          <w:tcPr>
+            <w:tcW w:type="dxa" w:w="2556"/>
+          </w:tcPr>
+          <w:p>
+            <w:r/>
+          </w:p>
+        </w:tc>
+      </w:tr>
+    </w:tbl>
+    <w:p>
+      <w:pPr>
+        <w:pStyle w:val="Heading3"/>
+      </w:pPr>
+      <w:r>
+        <w:t>The step I completed without help, and the hint I needed</w:t>
+      </w:r>
+    </w:p>
+    <w:p>
+      <w:r>
+        <w:t>________________________________________________________________</w:t>
+      </w:r>
+    </w:p>
+    <w:p>
+      <w:r>
+        <w:t>________________________________________________________________</w:t>
+      </w:r>
+    </w:p>
+    <w:p>
+      <w:r>
+        <w:t>________________________________________________________________</w:t>
+      </w:r>
+    </w:p>
+    <w:p>
+      <w:pPr>
+        <w:pStyle w:val="Heading1"/>
+      </w:pPr>
+      <w:r>
+        <w:t>03. Extra practice · Repair the explanation</w:t>
+      </w:r>
+    </w:p>
+    <w:p>
+      <w:r>
+        <w:t>Explain the deciding fact before discussing the answer.</w:t>
+      </w:r>
+    </w:p>
+    <w:p>
+      <w:pPr>
+        <w:pStyle w:val="Heading2"/>
+      </w:pPr>
+      <w:r>
+        <w:t>Use this when helpful</w:t>
+      </w:r>
+    </w:p>
+    <w:p>
+      <w:pPr>
+        <w:spacing w:line="336" w:lineRule="auto" w:after="180"/>
+      </w:pPr>
+      <w:r>
+        <w:rPr>
+          <w:b w:val="0"/>
+        </w:rPr>
+        <w:t xml:space="preserve">Use the worked case for </w:t>
+      </w:r>
+      <w:r>
+        <w:rPr>
+          <w:b/>
+        </w:rPr>
+        <w:t>Loop</w:t>
+      </w:r>
+      <w:r>
+        <w:rPr>
+          <w:b w:val="0"/>
+        </w:rPr>
+        <w:t xml:space="preserve">s and </w:t>
+      </w:r>
+      <w:r>
+        <w:rPr>
+          <w:b/>
+        </w:rPr>
+        <w:t>trace table</w:t>
+      </w:r>
+      <w:r>
+        <w:rPr>
+          <w:b w:val="0"/>
+        </w:rPr>
+        <w:t>s. Proposed explanation: “The stop value is included”. Decide whether this explanation is supported. Point to the step or supplied fact that decides; explain your repair if needed.</w:t>
+      </w:r>
+    </w:p>
+    <w:p>
+      <w:pPr>
+        <w:pStyle w:val="Heading3"/>
+      </w:pPr>
+      <w:r>
+        <w:t>My explanation before partner discussion</w:t>
+      </w:r>
+    </w:p>
+    <w:p>
+      <w:r>
+        <w:t>________________________________________________________________</w:t>
+      </w:r>
+    </w:p>
+    <w:p>
+      <w:r>
+        <w:t>________________________________________________________________</w:t>
+      </w:r>
+    </w:p>
+    <w:p>
+      <w:r>
+        <w:t>________________________________________________________________</w:t>
+      </w:r>
+    </w:p>
+    <w:p>
+      <w:r>
+        <w:t>________________________________________________________________</w:t>
+      </w:r>
+    </w:p>
+    <w:p>
+      <w:pPr>
+        <w:pStyle w:val="Heading1"/>
+      </w:pPr>
+      <w:r>
+        <w:t>05. Reference · Original learning target</w:t>
+      </w:r>
+    </w:p>
+    <w:p>
+      <w:r>
+        <w:t>Use this target to inspect an explanation.</w:t>
+      </w:r>
+    </w:p>
+    <w:p>
+      <w:pPr>
+        <w:pStyle w:val="Heading2"/>
+      </w:pPr>
+      <w:r>
+        <w:t>Use this when helpful</w:t>
+      </w:r>
+    </w:p>
+    <w:p>
+      <w:pPr>
+        <w:spacing w:line="336" w:lineRule="auto" w:after="180"/>
+      </w:pPr>
+      <w:r>
+        <w:rPr>
+          <w:b w:val="0"/>
+        </w:rPr>
+        <w:t>Trace count=0; while count&lt;4: count=count+2. List values tested by the condition and final count. Would replacing &lt;4 with !=5 terminate?</w:t>
+      </w:r>
+    </w:p>
+    <w:p>
+      <w:pPr>
+        <w:pStyle w:val="Heading1"/>
+      </w:pPr>
+      <w:r>
+        <w:t>06. Extra practice · A complete case</w:t>
+      </w:r>
+    </w:p>
+    <w:p>
+      <w:r>
+        <w:t>Try the question before checking the worked explanation.</w:t>
+      </w:r>
+    </w:p>
+    <w:p>
+      <w:pPr>
+        <w:pStyle w:val="Heading2"/>
+      </w:pPr>
+      <w:r>
+        <w:t>Use this when helpful</w:t>
+      </w:r>
+    </w:p>
+    <w:p>
+      <w:pPr>
+        <w:spacing w:line="336" w:lineRule="auto" w:after="180"/>
+      </w:pPr>
+      <w:r>
+        <w:rPr>
+          <w:b w:val="0"/>
+        </w:rPr>
+        <w:t>Start n=0; while n&lt;3, add 1 and record n.</w:t>
+      </w:r>
+    </w:p>
+    <w:p>
+      <w:pPr>
+        <w:spacing w:line="336" w:lineRule="auto" w:after="180"/>
+      </w:pPr>
+      <w:r>
+        <w:rPr>
+          <w:b w:val="0"/>
+        </w:rPr>
+        <w:t>List records and stopping condition.</w:t>
+      </w:r>
+    </w:p>
+    <w:p>
+      <w:pPr>
+        <w:spacing w:line="336" w:lineRule="auto" w:after="180"/>
+      </w:pPr>
+      <w:r>
+        <w:rPr>
+          <w:b w:val="0"/>
+        </w:rPr>
+        <w:t xml:space="preserve">Show your trace, calculation or </w:t>
+      </w:r>
+      <w:r>
+        <w:rPr>
+          <w:b/>
+        </w:rPr>
+        <w:t>evidence</w:t>
+      </w:r>
+    </w:p>
+    <w:p>
+      <w:pPr>
+        <w:pStyle w:val="Heading3"/>
+      </w:pPr>
+      <w:r>
+        <w:t>Write or draw your reasoning and evidence.</w:t>
+      </w:r>
+    </w:p>
+    <w:p>
+      <w:r>
+        <w:t>________________________________________________________________</w:t>
+      </w:r>
+    </w:p>
+    <w:p>
+      <w:r>
+        <w:t>________________________________________________________________</w:t>
+      </w:r>
+    </w:p>
+    <w:p>
+      <w:r>
+        <w:t>________________________________________________________________</w:t>
+      </w:r>
+    </w:p>
+    <w:p>
+      <w:r>
+        <w:t>________________________________________________________________</w:t>
+      </w:r>
+    </w:p>
+    <w:p>
+      <w:r>
+        <w:t>________________________________________________________________</w:t>
+      </w:r>
+    </w:p>
+    <w:p>
+      <w:pPr>
+        <w:pStyle w:val="Heading1"/>
+      </w:pPr>
+      <w:r>
+        <w:t>07. Extra practice · A changed case</w:t>
+      </w:r>
+    </w:p>
+    <w:p>
+      <w:r>
+        <w:t>Keep this practice separate from the reserved independent attempt.</w:t>
+      </w:r>
+    </w:p>
+    <w:p>
+      <w:pPr>
+        <w:pStyle w:val="Heading2"/>
+      </w:pPr>
+      <w:r>
+        <w:t>Use this when helpful</w:t>
+      </w:r>
+    </w:p>
+    <w:p>
+      <w:pPr>
+        <w:spacing w:line="336" w:lineRule="auto" w:after="180"/>
+      </w:pPr>
+      <w:r>
+        <w:rPr>
+          <w:b w:val="0"/>
+        </w:rPr>
+        <w:t>Start at count 0. While count is less than 3, add 1 and display count. List the displays and the stopping value.</w:t>
+      </w:r>
+    </w:p>
+    <w:p>
+      <w:pPr>
+        <w:spacing w:line="336" w:lineRule="auto" w:after="180"/>
+      </w:pPr>
+      <w:r>
+        <w:rPr>
+          <w:b w:val="0"/>
+        </w:rPr>
+        <w:t>My practice answer and reason</w:t>
+      </w:r>
+    </w:p>
+    <w:p>
+      <w:pPr>
+        <w:pStyle w:val="Heading3"/>
+      </w:pPr>
+      <w:r>
+        <w:t>Write or draw your reasoning and evidence.</w:t>
+      </w:r>
+    </w:p>
+    <w:p>
+      <w:r>
+        <w:t>________________________________________________________________</w:t>
+      </w:r>
+    </w:p>
+    <w:p>
+      <w:r>
+        <w:t>________________________________________________________________</w:t>
+      </w:r>
+    </w:p>
+    <w:p>
+      <w:r>
+        <w:t>________________________________________________________________</w:t>
+      </w:r>
+    </w:p>
+    <w:p>
+      <w:r>
+        <w:t>________________________________________________________________</w:t>
+      </w:r>
+    </w:p>
+    <w:p>
+      <w:r>
+        <w:t>________________________________________________________________</w:t>
+      </w:r>
+    </w:p>
+    <w:p>
+      <w:pPr>
+        <w:pStyle w:val="Heading3"/>
+      </w:pPr>
+      <w:r>
+        <w:t>Week 5 Test and reflect</w:t>
+      </w:r>
+    </w:p>
+    <w:p>
+      <w:pPr>
+        <w:pStyle w:val="Heading1"/>
+      </w:pPr>
+      <w:r>
+        <w:t>08. Extra practice · Design a revealing test</w:t>
+      </w:r>
+    </w:p>
+    <w:p>
+      <w:r>
+        <w:t>Predict before tracing or testing.</w:t>
+      </w:r>
+    </w:p>
+    <w:p>
+      <w:pPr>
+        <w:pStyle w:val="Heading2"/>
+      </w:pPr>
+      <w:r>
+        <w:t>Use this when helpful</w:t>
+      </w:r>
+    </w:p>
+    <w:p>
+      <w:pPr>
+        <w:spacing w:line="336" w:lineRule="auto" w:after="180"/>
+      </w:pPr>
+      <w:r>
+        <w:rPr>
+          <w:b w:val="0"/>
+        </w:rPr>
+        <w:t xml:space="preserve">Create a changed </w:t>
+      </w:r>
+      <w:r>
+        <w:rPr>
+          <w:b/>
+        </w:rPr>
+        <w:t>input</w:t>
+      </w:r>
+      <w:r>
+        <w:rPr>
+          <w:b w:val="0"/>
+        </w:rPr>
+        <w:t>, boundary case or missing-information case. Write the expected answer or safe response before testing.</w:t>
+      </w:r>
+    </w:p>
+    <w:tbl>
+      <w:tblPr>
+        <w:tblStyle w:val="LightShading-Accent1"/>
+        <w:tblW w:type="auto" w:w="0"/>
+        <w:tblLook w:firstColumn="1" w:firstRow="1" w:lastColumn="0" w:lastRow="0" w:noHBand="0" w:noVBand="1" w:val="04A0"/>
+      </w:tblPr>
+      <w:tblGrid>
+        <w:gridCol w:w="5112"/>
+        <w:gridCol w:w="5112"/>
+      </w:tblGrid>
+      <w:tr>
+        <w:trPr>
+          <w:tblHeader/>
+        </w:trPr>
+        <w:tc>
+          <w:tcPr>
+            <w:tcW w:type="dxa" w:w="5112"/>
+          </w:tcPr>
+          <w:p>
+            <w:r>
+              <w:t>Test record</w:t>
+            </w:r>
+          </w:p>
+        </w:tc>
+        <w:tc>
+          <w:tcPr>
+            <w:tcW w:type="dxa" w:w="5112"/>
+          </w:tcPr>
+          <w:p>
+            <w:r>
+              <w:t>My evidence</w:t>
+            </w:r>
+          </w:p>
+        </w:tc>
+      </w:tr>
+      <w:tr>
+        <w:tc>
+          <w:tcPr>
+            <w:tcW w:type="dxa" w:w="5112"/>
+          </w:tcPr>
+          <w:p>
+            <w:r>
+              <w:t>Changed input or condition</w:t>
+            </w:r>
+          </w:p>
+        </w:tc>
+        <w:tc>
+          <w:tcPr>
+            <w:tcW w:type="dxa" w:w="5112"/>
+          </w:tcPr>
+          <w:p>
+            <w:r/>
+          </w:p>
+        </w:tc>
+      </w:tr>
+      <w:tr>
+        <w:tc>
+          <w:tcPr>
+            <w:tcW w:type="dxa" w:w="5112"/>
+          </w:tcPr>
+          <w:p>
+            <w:r>
+              <w:t>Expected answer or fallback</w:t>
+            </w:r>
+          </w:p>
+        </w:tc>
+        <w:tc>
+          <w:tcPr>
+            <w:tcW w:type="dxa" w:w="5112"/>
+          </w:tcPr>
+          <w:p>
+            <w:r/>
+          </w:p>
+        </w:tc>
+      </w:tr>
+      <w:tr>
+        <w:tc>
+          <w:tcPr>
+            <w:tcW w:type="dxa" w:w="5112"/>
+          </w:tcPr>
+          <w:p>
+            <w:r>
+              <w:t>Observed result</w:t>
+            </w:r>
+          </w:p>
+        </w:tc>
+        <w:tc>
+          <w:tcPr>
+            <w:tcW w:type="dxa" w:w="5112"/>
+          </w:tcPr>
+          <w:p>
+            <w:r/>
+          </w:p>
+        </w:tc>
+      </w:tr>
+      <w:tr>
+        <w:tc>
+          <w:tcPr>
+            <w:tcW w:type="dxa" w:w="5112"/>
+          </w:tcPr>
+          <w:p>
+            <w:r>
+              <w:t>Why the result occurred</w:t>
+            </w:r>
+          </w:p>
+        </w:tc>
+        <w:tc>
+          <w:tcPr>
+            <w:tcW w:type="dxa" w:w="5112"/>
+          </w:tcPr>
+          <w:p>
+            <w:r/>
+          </w:p>
+        </w:tc>
+      </w:tr>
+    </w:tbl>
+    <w:p>
+      <w:pPr>
+        <w:pStyle w:val="Heading1"/>
+      </w:pPr>
+      <w:r>
+        <w:t>11. Reference · Original target response space</w:t>
+      </w:r>
+    </w:p>
+    <w:p>
+      <w:r>
+        <w:t>This teaching case is practice rather than a fresh assessment.</w:t>
+      </w:r>
+    </w:p>
+    <w:p>
+      <w:pPr>
+        <w:pStyle w:val="Heading2"/>
+      </w:pPr>
+      <w:r>
+        <w:t>Use this when helpful</w:t>
+      </w:r>
+    </w:p>
+    <w:p>
+      <w:pPr>
+        <w:spacing w:line="336" w:lineRule="auto" w:after="180"/>
+      </w:pPr>
+      <w:r>
+        <w:rPr>
+          <w:b w:val="0"/>
+        </w:rPr>
+        <w:t>Trace count=0; while count&lt;4: count=count+2. List values tested by the condition and final count. Would replacing &lt;4 with !=5 terminate?</w:t>
+      </w:r>
+    </w:p>
+    <w:p>
+      <w:pPr>
+        <w:pStyle w:val="Heading3"/>
+      </w:pPr>
+      <w:r>
+        <w:t>My explanation after practice</w:t>
+      </w:r>
+    </w:p>
+    <w:p>
+      <w:r>
+        <w:t>________________________________________________________________</w:t>
+      </w:r>
+    </w:p>
+    <w:p>
+      <w:r>
+        <w:t>________________________________________________________________</w:t>
+      </w:r>
+    </w:p>
+    <w:p>
+      <w:r>
+        <w:t>________________________________________________________________</w:t>
+      </w:r>
+    </w:p>
+    <w:p>
+      <w:r>
+        <w:t>________________________________________________________________</w:t>
+      </w:r>
+    </w:p>
+    <w:p>
+      <w:r>
+        <w:t>________________________________________________________________</w:t>
+      </w:r>
+    </w:p>
+    <w:p>
+      <w:r>
+        <w:t>________________________________________________________________</w:t>
+      </w:r>
+    </w:p>
+    <w:p>
+      <w:r>
+        <w:t>________________________________________________________________</w:t>
+      </w:r>
+    </w:p>
+    <w:p>
+      <w:pPr>
+        <w:spacing w:line="336" w:lineRule="auto" w:after="180"/>
+      </w:pPr>
+      <w:r>
+        <w:rPr>
+          <w:b w:val="0"/>
+        </w:rPr>
+        <w:t>Record support used: none, hint or teacher explanation.</w:t>
+      </w:r>
+    </w:p>
+    <w:p>
+      <w:pPr>
+        <w:pStyle w:val="Heading1"/>
+      </w:pPr>
+      <w:r>
+        <w:t>15. Extra practice · Previous for-loop counters</w:t>
+      </w:r>
+    </w:p>
+    <w:p>
+      <w:r>
+        <w:t>This earlier range task is review; W4 is the selected increasing while-loop assessment.</w:t>
+      </w:r>
+    </w:p>
+    <w:p>
+      <w:pPr>
+        <w:pStyle w:val="Heading2"/>
+      </w:pPr>
+      <w:r>
+        <w:t>Try the prior range task</w:t>
+      </w:r>
+    </w:p>
+    <w:p>
+      <w:pPr>
+        <w:pStyle w:val="ListBullet"/>
+      </w:pPr>
+      <w:r>
+        <w:t>A box starts with 5 counters. Each round adds 2 counters. Use rounds = 3, an initialized total and for turn in range(rounds). Print the final total once after the loop. Trace the totals and predict fresh runs with rounds 0, 1 and 3. Assume rounds is a nonnegative integer.</w:t>
+      </w:r>
+    </w:p>
+    <w:p>
+      <w:pPr>
+        <w:pStyle w:val="Heading3"/>
+      </w:pPr>
+      <w:r>
+        <w:t>My reasoning and evidence</w:t>
+      </w:r>
+    </w:p>
+    <w:p>
+      <w:r>
+        <w:t>________________________________________________________________</w:t>
+      </w:r>
+    </w:p>
+    <w:p>
+      <w:r>
+        <w:t>________________________________________________________________</w:t>
+      </w:r>
+    </w:p>
+    <w:p>
+      <w:r>
+        <w:t>________________________________________________________________</w:t>
+      </w:r>
+    </w:p>
+    <w:p>
+      <w:r>
+        <w:t>________________________________________________________________</w:t>
+      </w:r>
+    </w:p>
+    <w:p>
+      <w:r>
+        <w:t>________________________________________________________________</w:t>
+      </w:r>
+    </w:p>
+    <w:p>
+      <w:r>
+        <w:t>________________________________________________________________</w:t>
+      </w:r>
+    </w:p>
+    <w:p>
+      <w:r>
+        <w:t>________________________________________________________________</w:t>
+      </w:r>
+    </w:p>
+    <w:p>
+      <w:r>
+        <w:t>________________________________________________________________</w:t>
+      </w:r>
+    </w:p>
+    <w:p>
+      <w:pPr>
+        <w:pStyle w:val="Heading1"/>
+      </w:pPr>
+      <w:r>
+        <w:t>18. Extra practice · Use the worked picture</w:t>
+      </w:r>
+    </w:p>
+    <w:p>
+      <w:r>
+        <w:t>Keep the explanation and the support you used.</w:t>
+      </w:r>
+    </w:p>
+    <w:p>
+      <w:pPr>
+        <w:pStyle w:val="Heading2"/>
+      </w:pPr>
+      <w:r>
+        <w:t>Use this when helpful</w:t>
       </w:r>
     </w:p>
     <w:p>
@@ -1691,7 +2065,6 @@
     <w:p>
       <w:pPr>
         <w:spacing w:line="336" w:lineRule="auto" w:after="180"/>
-        <w:shd w:fill="F5F1FB"/>
       </w:pPr>
       <w:r>
         <w:rPr>
@@ -1752,16 +2125,7 @@
     </w:p>
     <w:p>
       <w:pPr>
-        <w:pStyle w:val="Heading3"/>
-      </w:pPr>
-      <w:r>
-        <w:t>Record the help used</w:t>
-      </w:r>
-    </w:p>
-    <w:p>
-      <w:pPr>
         <w:spacing w:line="336" w:lineRule="auto" w:after="180"/>
-        <w:shd w:fill="F1F6F8"/>
       </w:pPr>
       <w:r>
         <w:rPr>
@@ -1834,12 +2198,20 @@
         <w:pStyle w:val="Heading1"/>
       </w:pPr>
       <w:r>
-        <w:t>19. Project portfolio milestone</w:t>
-      </w:r>
-    </w:p>
-    <w:p>
-      <w:r>
-        <w:t>Keep this week’s input, deciding step, result and limit together in the Transparent Book Recommender record.</w:t>
+        <w:t>19. Reference · Project portfolio record</w:t>
+      </w:r>
+    </w:p>
+    <w:p>
+      <w:r>
+        <w:t>Extend your main project response when helpful.</w:t>
+      </w:r>
+    </w:p>
+    <w:p>
+      <w:pPr>
+        <w:pStyle w:val="Heading2"/>
+      </w:pPr>
+      <w:r>
+        <w:t>Use this when helpful</w:t>
       </w:r>
     </w:p>
     <w:p>
@@ -2077,12 +2449,524 @@
         <w:pStyle w:val="Heading1"/>
       </w:pPr>
       <w:r>
-        <w:t>20. Supported practice and learning evidence</w:t>
-      </w:r>
-    </w:p>
-    <w:p>
-      <w:r>
-        <w:t>Try the supported questions before comparing with hints and feedback. Record what you repaired and the evidence you retained.</w:t>
+        <w:t>20. Extra practice: pictures, repair and feedback</w:t>
+      </w:r>
+    </w:p>
+    <w:p>
+      <w:r>
+        <w:t>Attempt each question before opening its explanation. Use one browser or paper copy.</w:t>
+      </w:r>
+    </w:p>
+    <w:p>
+      <w:pPr>
+        <w:pStyle w:val="Heading2"/>
+      </w:pPr>
+      <w:r>
+        <w:t>First supported question</w:t>
+      </w:r>
+    </w:p>
+    <w:p>
+      <w:pPr>
+        <w:pStyle w:val="ListBullet"/>
+      </w:pPr>
+      <w:r>
+        <w:t>A fictional counter starts at 12 and decreases while above a boundary.</w:t>
+      </w:r>
+    </w:p>
+    <w:p>
+      <w:pPr>
+        <w:pStyle w:val="Heading3"/>
+      </w:pPr>
+      <w:r>
+        <w:t>Practice 1: explain the deciding evidence</w:t>
+      </w:r>
+    </w:p>
+    <w:p>
+      <w:pPr>
+        <w:pStyle w:val="ListBullet"/>
+      </w:pPr>
+      <w:r>
+        <w:t>Which labelled step matches this detail? 0&gt;3 is false; report 0 after three updates.</w:t>
+      </w:r>
+    </w:p>
+    <w:p>
+      <w:pPr>
+        <w:pStyle w:val="ListBullet"/>
+      </w:pPr>
+      <w:r>
+        <w:t>1. Next check</w:t>
+      </w:r>
+    </w:p>
+    <w:p>
+      <w:pPr>
+        <w:pStyle w:val="ListBullet"/>
+      </w:pPr>
+      <w:r>
+        <w:t>2. Final update</w:t>
+      </w:r>
+    </w:p>
+    <w:p>
+      <w:pPr>
+        <w:pStyle w:val="ListBullet"/>
+      </w:pPr>
+      <w:r>
+        <w:t>3. Stop</w:t>
+      </w:r>
+    </w:p>
+    <w:p>
+      <w:pPr>
+        <w:pStyle w:val="ListBullet"/>
+      </w:pPr>
+      <w:r>
+        <w:t>4. Initial check</w:t>
+      </w:r>
+    </w:p>
+    <w:p>
+      <w:pPr>
+        <w:pStyle w:val="Heading3"/>
+      </w:pPr>
+      <w:r>
+        <w:t>My selected conclusion, deciding fact and explanation</w:t>
+      </w:r>
+    </w:p>
+    <w:p>
+      <w:r>
+        <w:t>________________________________________________________________</w:t>
+      </w:r>
+    </w:p>
+    <w:p>
+      <w:r>
+        <w:t>________________________________________________________________</w:t>
+      </w:r>
+    </w:p>
+    <w:p>
+      <w:r>
+        <w:t>________________________________________________________________</w:t>
+      </w:r>
+    </w:p>
+    <w:p>
+      <w:r>
+        <w:t>________________________________________________________________</w:t>
+      </w:r>
+    </w:p>
+    <w:p>
+      <w:r>
+        <w:t>________________________________________________________________</w:t>
+      </w:r>
+    </w:p>
+    <w:p>
+      <w:pPr>
+        <w:pStyle w:val="ListBullet"/>
+      </w:pPr>
+      <w:r>
+        <w:t>Hint if needed: Read the steps in the pictorial case. Match the supplied detail to the stage that performs or records it.</w:t>
+      </w:r>
+    </w:p>
+    <w:p>
+      <w:pPr>
+        <w:pStyle w:val="Heading2"/>
+      </w:pPr>
+      <w:r>
+        <w:t>Check the first explanation · reference / check after trying</w:t>
+      </w:r>
+    </w:p>
+    <w:p>
+      <w:pPr>
+        <w:spacing w:line="336" w:lineRule="auto" w:after="180"/>
+      </w:pPr>
+      <w:r>
+        <w:rPr>
+          <w:b w:val="0"/>
+        </w:rPr>
+        <w:t xml:space="preserve">After your attempt, compare with the supported explanation: Stop 0&gt;3 is false; report 0 after three </w:t>
+      </w:r>
+      <w:r>
+        <w:rPr>
+          <w:b/>
+        </w:rPr>
+        <w:t>update</w:t>
+      </w:r>
+      <w:r>
+        <w:rPr>
+          <w:b w:val="0"/>
+        </w:rPr>
+        <w:t>s. The condition does not promise the counter ends exactly at 3. Subtractions can cross the boundary.</w:t>
+      </w:r>
+    </w:p>
+    <w:p>
+      <w:pPr>
+        <w:spacing w:line="336" w:lineRule="auto" w:after="180"/>
+      </w:pPr>
+      <w:r>
+        <w:rPr>
+          <w:b w:val="0"/>
+        </w:rPr>
+        <w:t xml:space="preserve">The count strictly decreases, so the below-or-equal stopping region is eventually reached from this start. A condition requiring exact equality can be unsafe when repeated </w:t>
+      </w:r>
+      <w:r>
+        <w:rPr>
+          <w:b/>
+        </w:rPr>
+        <w:t>update</w:t>
+      </w:r>
+      <w:r>
+        <w:rPr>
+          <w:b w:val="0"/>
+        </w:rPr>
+        <w:t>s skip that value.</w:t>
+      </w:r>
+    </w:p>
+    <w:p>
+      <w:pPr>
+        <w:pStyle w:val="Heading2"/>
+      </w:pPr>
+      <w:r>
+        <w:t>Changed-case question</w:t>
+      </w:r>
+    </w:p>
+    <w:p>
+      <w:pPr>
+        <w:pStyle w:val="Heading3"/>
+      </w:pPr>
+      <w:r>
+        <w:t>Practice 2: explain the deciding evidence</w:t>
+      </w:r>
+    </w:p>
+    <w:p>
+      <w:pPr>
+        <w:pStyle w:val="ListBullet"/>
+      </w:pPr>
+      <w:r>
+        <w:t>Changed-case practice: Replace count&gt;3 with count!=3. Which conclusion is supported by the supplied facts?</w:t>
+      </w:r>
+    </w:p>
+    <w:p>
+      <w:pPr>
+        <w:pStyle w:val="ListBullet"/>
+      </w:pPr>
+      <w:r>
+        <w:t>1. We can decide the result without examining the changed input or the procedure.</w:t>
+      </w:r>
+    </w:p>
+    <w:p>
+      <w:pPr>
+        <w:pStyle w:val="ListBullet"/>
+      </w:pPr>
+      <w:r>
+        <w:t>2. From 12, the loop never reaches 3 and does not terminate in this toy model.</w:t>
+      </w:r>
+    </w:p>
+    <w:p>
+      <w:pPr>
+        <w:pStyle w:val="ListBullet"/>
+      </w:pPr>
+      <w:r>
+        <w:t>3. This one example guarantees correct results for every future input.</w:t>
+      </w:r>
+    </w:p>
+    <w:p>
+      <w:pPr>
+        <w:pStyle w:val="Heading3"/>
+      </w:pPr>
+      <w:r>
+        <w:t>My selected conclusion, deciding fact and explanation</w:t>
+      </w:r>
+    </w:p>
+    <w:p>
+      <w:r>
+        <w:t>________________________________________________________________</w:t>
+      </w:r>
+    </w:p>
+    <w:p>
+      <w:r>
+        <w:t>________________________________________________________________</w:t>
+      </w:r>
+    </w:p>
+    <w:p>
+      <w:r>
+        <w:t>________________________________________________________________</w:t>
+      </w:r>
+    </w:p>
+    <w:p>
+      <w:r>
+        <w:t>________________________________________________________________</w:t>
+      </w:r>
+    </w:p>
+    <w:p>
+      <w:r>
+        <w:t>________________________________________________________________</w:t>
+      </w:r>
+    </w:p>
+    <w:p>
+      <w:pPr>
+        <w:pStyle w:val="ListBullet"/>
+      </w:pPr>
+      <w:r>
+        <w:t>Hint if needed: Use the changed condition and the deciding step in the pictorial trace. The answer must say what follows from those facts.</w:t>
+      </w:r>
+    </w:p>
+    <w:p>
+      <w:pPr>
+        <w:pStyle w:val="Heading2"/>
+      </w:pPr>
+      <w:r>
+        <w:t>Check the changed case · reference / check after trying</w:t>
+      </w:r>
+    </w:p>
+    <w:p>
+      <w:pPr>
+        <w:spacing w:line="336" w:lineRule="auto" w:after="180"/>
+      </w:pPr>
+      <w:r>
+        <w:rPr>
+          <w:b w:val="0"/>
+        </w:rPr>
+        <w:t xml:space="preserve">After your attempt, compare with the supported explanation: From 12, the </w:t>
+      </w:r>
+      <w:r>
+        <w:rPr>
+          <w:b/>
+        </w:rPr>
+        <w:t>loop</w:t>
+      </w:r>
+      <w:r>
+        <w:rPr>
+          <w:b w:val="0"/>
+        </w:rPr>
+        <w:t xml:space="preserve"> never reaches 3 and does not terminate in this toy model. 12,8,4,0,−4,… are multiples of 4; none equals 3.</w:t>
+      </w:r>
+    </w:p>
+    <w:p>
+      <w:pPr>
+        <w:pStyle w:val="Heading2"/>
+      </w:pPr>
+      <w:r>
+        <w:t>Repair and save your work</w:t>
+      </w:r>
+    </w:p>
+    <w:p>
+      <w:pPr>
+        <w:spacing w:line="336" w:lineRule="auto" w:after="180"/>
+      </w:pPr>
+      <w:r>
+        <w:rPr>
+          <w:b w:val="0"/>
+        </w:rPr>
+        <w:t xml:space="preserve">Review </w:t>
+      </w:r>
+      <w:r>
+        <w:rPr>
+          <w:b/>
+        </w:rPr>
+        <w:t>Trace Table</w:t>
+      </w:r>
+      <w:r>
+        <w:rPr>
+          <w:b w:val="0"/>
+        </w:rPr>
+        <w:t xml:space="preserve">s (ai-2/4). Goal: Trace variable values before and after each </w:t>
+      </w:r>
+      <w:r>
+        <w:rPr>
+          <w:b/>
+        </w:rPr>
+        <w:t>loop</w:t>
+      </w:r>
+      <w:r>
+        <w:rPr>
+          <w:b w:val="0"/>
+        </w:rPr>
+        <w:t xml:space="preserve"> </w:t>
+      </w:r>
+      <w:r>
+        <w:rPr>
+          <w:b/>
+        </w:rPr>
+        <w:t>iteration</w:t>
+      </w:r>
+      <w:r>
+        <w:rPr>
+          <w:b w:val="0"/>
+        </w:rPr>
+        <w:t xml:space="preserve">. Short practice: Move print inside the original </w:t>
+      </w:r>
+      <w:r>
+        <w:rPr>
+          <w:b/>
+        </w:rPr>
+        <w:t>loop</w:t>
+      </w:r>
+      <w:r>
+        <w:rPr>
+          <w:b w:val="0"/>
+        </w:rPr>
+        <w:t>. What sequence is displayed?.</w:t>
+      </w:r>
+    </w:p>
+    <w:p>
+      <w:pPr>
+        <w:spacing w:line="336" w:lineRule="auto" w:after="180"/>
+      </w:pPr>
+      <w:r>
+        <w:rPr>
+          <w:b w:val="0"/>
+        </w:rPr>
+        <w:t>Return to this week and explain what you changed.</w:t>
+      </w:r>
+    </w:p>
+    <w:p>
+      <w:pPr>
+        <w:spacing w:line="336" w:lineRule="auto" w:after="180"/>
+      </w:pPr>
+      <w:r>
+        <w:rPr>
+          <w:b w:val="0"/>
+        </w:rPr>
+        <w:t>Review Decompose a Goal (ai-2/2). Goal: Distinguish a function definition from a function call. Short practice: What happens visibly if the caller stores needed but omits print(needed)?.</w:t>
+      </w:r>
+    </w:p>
+    <w:p>
+      <w:pPr>
+        <w:spacing w:line="336" w:lineRule="auto" w:after="180"/>
+      </w:pPr>
+      <w:r>
+        <w:rPr>
+          <w:b w:val="0"/>
+        </w:rPr>
+        <w:t>Return to this week and explain what you changed.</w:t>
+      </w:r>
+    </w:p>
+    <w:p>
+      <w:pPr>
+        <w:spacing w:line="336" w:lineRule="auto" w:after="180"/>
+      </w:pPr>
+      <w:r>
+        <w:rPr>
+          <w:b w:val="0"/>
+        </w:rPr>
+        <w:t xml:space="preserve">The browser lab lets you edit the supported Python examples already included in this lesson. Predict first, run, inspect the actual </w:t>
+      </w:r>
+      <w:r>
+        <w:rPr>
+          <w:b/>
+        </w:rPr>
+        <w:t>output</w:t>
+      </w:r>
+      <w:r>
+        <w:rPr>
+          <w:b w:val="0"/>
+        </w:rPr>
+        <w:t xml:space="preserve"> or error, change one </w:t>
+      </w:r>
+      <w:r>
+        <w:rPr>
+          <w:b/>
+        </w:rPr>
+        <w:t>input</w:t>
+      </w:r>
+      <w:r>
+        <w:rPr>
+          <w:b w:val="0"/>
+        </w:rPr>
+        <w:t>, then run again.</w:t>
+      </w:r>
+    </w:p>
+    <w:p>
+      <w:pPr>
+        <w:spacing w:line="336" w:lineRule="auto" w:after="180"/>
+      </w:pPr>
+      <w:r>
+        <w:rPr>
+          <w:b w:val="0"/>
+        </w:rPr>
+        <w:t xml:space="preserve">Keep code, </w:t>
+      </w:r>
+      <w:r>
+        <w:rPr>
+          <w:b/>
+        </w:rPr>
+        <w:t>prediction</w:t>
+      </w:r>
+      <w:r>
+        <w:rPr>
+          <w:b w:val="0"/>
+        </w:rPr>
+        <w:t>s, actual results and a reasoned revision together. On paper, label your result as a trace rather than an execution.</w:t>
+      </w:r>
+    </w:p>
+    <w:p>
+      <w:pPr>
+        <w:spacing w:line="336" w:lineRule="auto" w:after="180"/>
+      </w:pPr>
+      <w:r>
+        <w:rPr>
+          <w:b w:val="0"/>
+        </w:rPr>
+        <w:t xml:space="preserve">Use Download completed work in the hosted lesson to export your answers, reflections, practice feedback and code-run </w:t>
+      </w:r>
+      <w:r>
+        <w:rPr>
+          <w:b/>
+        </w:rPr>
+        <w:t>evidence</w:t>
+      </w:r>
+      <w:r>
+        <w:rPr>
+          <w:b w:val="0"/>
+        </w:rPr>
+        <w:t>. Open the HTML copy to read or print it.</w:t>
+      </w:r>
+    </w:p>
+    <w:p>
+      <w:pPr>
+        <w:spacing w:line="336" w:lineRule="auto" w:after="180"/>
+      </w:pPr>
+      <w:r>
+        <w:rPr>
+          <w:b w:val="0"/>
+        </w:rPr>
+        <w:t>Drafts stay in this browser when storage is available; clear drafts on a shared device.</w:t>
+      </w:r>
+    </w:p>
+    <w:p>
+      <w:pPr>
+        <w:pStyle w:val="Heading3"/>
+      </w:pPr>
+      <w:r>
+        <w:t>What I repaired, the evidence I kept and the next test</w:t>
+      </w:r>
+    </w:p>
+    <w:p>
+      <w:r>
+        <w:t>________________________________________________________________</w:t>
+      </w:r>
+    </w:p>
+    <w:p>
+      <w:r>
+        <w:t>________________________________________________________________</w:t>
+      </w:r>
+    </w:p>
+    <w:p>
+      <w:r>
+        <w:t>________________________________________________________________</w:t>
+      </w:r>
+    </w:p>
+    <w:p>
+      <w:r>
+        <w:t>________________________________________________________________</w:t>
+      </w:r>
+    </w:p>
+    <w:p>
+      <w:r>
+        <w:t>________________________________________________________________</w:t>
+      </w:r>
+    </w:p>
+    <w:p>
+      <w:pPr>
+        <w:pStyle w:val="Heading2"/>
+      </w:pPr>
+      <w:r>
+        <w:t>Earlier wording, alternatives and picture transcripts · reference / check after trying</w:t>
       </w:r>
     </w:p>
     <w:p>
@@ -2098,98 +2982,10 @@
     </w:p>
     <w:p>
       <w:pPr>
-        <w:spacing w:line="336" w:lineRule="auto" w:after="180"/>
-      </w:pPr>
-      <w:r>
-        <w:rPr>
-          <w:b w:val="0"/>
-        </w:rPr>
-        <w:t>A fictional counter starts at 12 and decreases while above a boundary.</w:t>
-      </w:r>
-    </w:p>
-    <w:p>
-      <w:pPr>
         <w:pStyle w:val="Heading3"/>
       </w:pPr>
       <w:r>
-        <w:t>Practice 1: explain the deciding evidence</w:t>
-      </w:r>
-    </w:p>
-    <w:p>
-      <w:pPr>
-        <w:spacing w:line="336" w:lineRule="auto" w:after="180"/>
-      </w:pPr>
-      <w:r>
-        <w:rPr>
-          <w:b w:val="0"/>
-        </w:rPr>
-        <w:t xml:space="preserve">Which labelled step matches this detail? 0&gt;3 is false; report 0 after three </w:t>
-      </w:r>
-      <w:r>
-        <w:rPr>
-          <w:b/>
-        </w:rPr>
-        <w:t>update</w:t>
-      </w:r>
-      <w:r>
-        <w:rPr>
-          <w:b w:val="0"/>
-        </w:rPr>
-        <w:t>s.</w:t>
-      </w:r>
-    </w:p>
-    <w:p>
-      <w:pPr>
-        <w:spacing w:line="336" w:lineRule="auto" w:after="180"/>
-        <w:shd w:fill="F4F9FC"/>
-      </w:pPr>
-      <w:r>
-        <w:rPr>
-          <w:b w:val="0"/>
-        </w:rPr>
-        <w:t>1. Next check</w:t>
-      </w:r>
-    </w:p>
-    <w:p>
-      <w:pPr>
-        <w:spacing w:line="336" w:lineRule="auto" w:after="180"/>
-        <w:shd w:fill="F4F9FC"/>
-      </w:pPr>
-      <w:r>
-        <w:rPr>
-          <w:b w:val="0"/>
-        </w:rPr>
-        <w:t xml:space="preserve">2. Final </w:t>
-      </w:r>
-      <w:r>
-        <w:rPr>
-          <w:b/>
-        </w:rPr>
-        <w:t>update</w:t>
-      </w:r>
-    </w:p>
-    <w:p>
-      <w:pPr>
-        <w:spacing w:line="336" w:lineRule="auto" w:after="180"/>
-        <w:shd w:fill="F4F9FC"/>
-      </w:pPr>
-      <w:r>
-        <w:rPr>
-          <w:b w:val="0"/>
-        </w:rPr>
-        <w:t>3. Stop</w:t>
-      </w:r>
-    </w:p>
-    <w:p>
-      <w:pPr>
-        <w:spacing w:line="336" w:lineRule="auto" w:after="180"/>
-        <w:shd w:fill="F4F9FC"/>
-      </w:pPr>
-      <w:r>
-        <w:rPr>
-          <w:b w:val="0"/>
-        </w:rPr>
-        <w:t>4. Initial check</w:t>
+        <w:t>Repair a missing building block</w:t>
       </w:r>
     </w:p>
     <w:p>
@@ -2197,32 +2993,7 @@
         <w:pStyle w:val="Heading3"/>
       </w:pPr>
       <w:r>
-        <w:t>My selected conclusion, deciding fact and explanation</w:t>
-      </w:r>
-    </w:p>
-    <w:p>
-      <w:r>
-        <w:t>________________________________________________________________</w:t>
-      </w:r>
-    </w:p>
-    <w:p>
-      <w:r>
-        <w:t>________________________________________________________________</w:t>
-      </w:r>
-    </w:p>
-    <w:p>
-      <w:r>
-        <w:t>________________________________________________________________</w:t>
-      </w:r>
-    </w:p>
-    <w:p>
-      <w:r>
-        <w:t>________________________________________________________________</w:t>
-      </w:r>
-    </w:p>
-    <w:p>
-      <w:r>
-        <w:t>________________________________________________________________</w:t>
+        <w:t>Predict, run and debug</w:t>
       </w:r>
     </w:p>
     <w:p>
@@ -2230,519 +3001,25 @@
         <w:pStyle w:val="Heading3"/>
       </w:pPr>
       <w:r>
-        <w:t>Hint · try first</w:t>
-      </w:r>
-    </w:p>
-    <w:p>
-      <w:pPr>
-        <w:spacing w:line="336" w:lineRule="auto" w:after="180"/>
-        <w:shd w:fill="F1F6F8"/>
-      </w:pPr>
-      <w:r>
-        <w:rPr>
-          <w:b w:val="0"/>
-        </w:rPr>
-        <w:t>Hint if needed: Read the steps in the pictorial case. Match the supplied detail to the stage that performs or records it.</w:t>
-      </w:r>
-    </w:p>
-    <w:p>
-      <w:pPr>
-        <w:pStyle w:val="Heading3"/>
-      </w:pPr>
-      <w:r>
-        <w:t>Feedback · compare after trying</w:t>
-      </w:r>
-    </w:p>
-    <w:p>
-      <w:pPr>
-        <w:spacing w:line="336" w:lineRule="auto" w:after="180"/>
-        <w:shd w:fill="F1F6FC"/>
-      </w:pPr>
-      <w:r>
-        <w:rPr>
-          <w:b w:val="0"/>
-        </w:rPr>
-        <w:t xml:space="preserve">After your attempt, compare with the supported explanation: Stop 0&gt;3 is false; report 0 after three </w:t>
-      </w:r>
-      <w:r>
-        <w:rPr>
-          <w:b/>
-        </w:rPr>
-        <w:t>update</w:t>
-      </w:r>
-      <w:r>
-        <w:rPr>
-          <w:b w:val="0"/>
-        </w:rPr>
-        <w:t>s. The condition does not promise the counter ends exactly at 3. Subtractions can cross the boundary.</w:t>
-      </w:r>
-    </w:p>
-    <w:p>
-      <w:pPr>
-        <w:spacing w:line="336" w:lineRule="auto" w:after="180"/>
-        <w:shd w:fill="F1F6FC"/>
-      </w:pPr>
-      <w:r>
-        <w:rPr>
-          <w:b w:val="0"/>
-        </w:rPr>
-        <w:t xml:space="preserve">The count strictly decreases, so the below-or-equal stopping region is eventually reached from this start. A condition requiring exact equality can be unsafe when repeated </w:t>
-      </w:r>
-      <w:r>
-        <w:rPr>
-          <w:b/>
-        </w:rPr>
-        <w:t>update</w:t>
-      </w:r>
-      <w:r>
-        <w:rPr>
-          <w:b w:val="0"/>
-        </w:rPr>
-        <w:t>s skip that value.</w:t>
-      </w:r>
-    </w:p>
-    <w:p>
-      <w:pPr>
-        <w:pStyle w:val="Heading3"/>
-      </w:pPr>
-      <w:r>
-        <w:t>Practice 2: explain the deciding evidence</w:t>
-      </w:r>
-    </w:p>
-    <w:p>
-      <w:pPr>
-        <w:pStyle w:val="Heading3"/>
-      </w:pPr>
-      <w:r>
-        <w:t>Changed case · predict first</w:t>
-      </w:r>
-    </w:p>
-    <w:p>
-      <w:pPr>
-        <w:spacing w:line="336" w:lineRule="auto" w:after="180"/>
-        <w:shd w:fill="F5F1FB"/>
-      </w:pPr>
-      <w:r>
-        <w:rPr>
-          <w:b w:val="0"/>
-        </w:rPr>
-        <w:t>Changed-case practice: Replace count&gt;3 with count!=3. Which conclusion is supported by the supplied facts?</w:t>
-      </w:r>
-    </w:p>
-    <w:p>
-      <w:pPr>
-        <w:spacing w:line="336" w:lineRule="auto" w:after="180"/>
-        <w:shd w:fill="F4F9FC"/>
-      </w:pPr>
-      <w:r>
-        <w:rPr>
-          <w:b w:val="0"/>
-        </w:rPr>
-        <w:t xml:space="preserve">1. We can decide the result without examining the changed </w:t>
-      </w:r>
-      <w:r>
-        <w:rPr>
-          <w:b/>
-        </w:rPr>
-        <w:t>input</w:t>
-      </w:r>
-      <w:r>
-        <w:rPr>
-          <w:b w:val="0"/>
-        </w:rPr>
-        <w:t xml:space="preserve"> or the procedure.</w:t>
-      </w:r>
-    </w:p>
-    <w:p>
-      <w:pPr>
-        <w:spacing w:line="336" w:lineRule="auto" w:after="180"/>
-        <w:shd w:fill="F4F9FC"/>
-      </w:pPr>
-      <w:r>
-        <w:rPr>
-          <w:b w:val="0"/>
-        </w:rPr>
-        <w:t xml:space="preserve">2. From 12, the </w:t>
-      </w:r>
-      <w:r>
-        <w:rPr>
-          <w:b/>
-        </w:rPr>
-        <w:t>loop</w:t>
-      </w:r>
-      <w:r>
-        <w:rPr>
-          <w:b w:val="0"/>
-        </w:rPr>
-        <w:t xml:space="preserve"> never reaches 3 and does not terminate in this toy model.</w:t>
-      </w:r>
-    </w:p>
-    <w:p>
-      <w:pPr>
-        <w:spacing w:line="336" w:lineRule="auto" w:after="180"/>
-        <w:shd w:fill="F4F9FC"/>
-      </w:pPr>
-      <w:r>
-        <w:rPr>
-          <w:b w:val="0"/>
-        </w:rPr>
-        <w:t xml:space="preserve">3. This one example guarantees correct results for every future </w:t>
-      </w:r>
-      <w:r>
-        <w:rPr>
-          <w:b/>
-        </w:rPr>
-        <w:t>input</w:t>
-      </w:r>
-      <w:r>
-        <w:rPr>
-          <w:b w:val="0"/>
-        </w:rPr>
-        <w:t>.</w:t>
-      </w:r>
-    </w:p>
-    <w:p>
-      <w:pPr>
-        <w:pStyle w:val="Heading3"/>
-      </w:pPr>
-      <w:r>
-        <w:t>My selected conclusion, deciding fact and explanation</w:t>
-      </w:r>
-    </w:p>
-    <w:p>
-      <w:r>
-        <w:t>________________________________________________________________</w:t>
-      </w:r>
-    </w:p>
-    <w:p>
-      <w:r>
-        <w:t>________________________________________________________________</w:t>
-      </w:r>
-    </w:p>
-    <w:p>
-      <w:r>
-        <w:t>________________________________________________________________</w:t>
-      </w:r>
-    </w:p>
-    <w:p>
-      <w:r>
-        <w:t>________________________________________________________________</w:t>
-      </w:r>
-    </w:p>
-    <w:p>
-      <w:r>
-        <w:t>________________________________________________________________</w:t>
-      </w:r>
-    </w:p>
-    <w:p>
-      <w:pPr>
-        <w:pStyle w:val="Heading3"/>
-      </w:pPr>
-      <w:r>
-        <w:t>Hint · try first</w:t>
-      </w:r>
-    </w:p>
-    <w:p>
-      <w:pPr>
-        <w:spacing w:line="336" w:lineRule="auto" w:after="180"/>
-        <w:shd w:fill="F1F6F8"/>
-      </w:pPr>
-      <w:r>
-        <w:rPr>
-          <w:b w:val="0"/>
-        </w:rPr>
-        <w:t>Hint if needed: Use the changed condition and the deciding step in the pictorial trace. The answer must say what follows from those facts.</w:t>
-      </w:r>
-    </w:p>
-    <w:p>
-      <w:pPr>
-        <w:pStyle w:val="Heading3"/>
-      </w:pPr>
-      <w:r>
-        <w:t>Feedback · compare after trying</w:t>
-      </w:r>
-    </w:p>
-    <w:p>
-      <w:pPr>
-        <w:spacing w:line="336" w:lineRule="auto" w:after="180"/>
-        <w:shd w:fill="F1F6FC"/>
-      </w:pPr>
-      <w:r>
-        <w:rPr>
-          <w:b w:val="0"/>
-        </w:rPr>
-        <w:t xml:space="preserve">After your attempt, compare with the supported explanation: From 12, the </w:t>
-      </w:r>
-      <w:r>
-        <w:rPr>
-          <w:b/>
-        </w:rPr>
-        <w:t>loop</w:t>
-      </w:r>
-      <w:r>
-        <w:rPr>
-          <w:b w:val="0"/>
-        </w:rPr>
-        <w:t xml:space="preserve"> never reaches 3 and does not terminate in this toy model. 12,8,4,0,−4,… are multiples of 4; none equals 3.</w:t>
-      </w:r>
-    </w:p>
-    <w:p>
-      <w:pPr>
-        <w:pStyle w:val="Heading3"/>
-      </w:pPr>
-      <w:r>
-        <w:t>Repair a missing building block</w:t>
-      </w:r>
-    </w:p>
-    <w:p>
-      <w:pPr>
-        <w:spacing w:line="336" w:lineRule="auto" w:after="180"/>
-      </w:pPr>
-      <w:r>
-        <w:rPr>
-          <w:b w:val="0"/>
-        </w:rPr>
-        <w:t xml:space="preserve">Review </w:t>
-      </w:r>
-      <w:r>
-        <w:rPr>
-          <w:b/>
-        </w:rPr>
-        <w:t>Trace Table</w:t>
-      </w:r>
-      <w:r>
-        <w:rPr>
-          <w:b w:val="0"/>
-        </w:rPr>
-        <w:t xml:space="preserve">s (ai-2/4). Goal: Trace variable values before and after each </w:t>
-      </w:r>
-      <w:r>
-        <w:rPr>
-          <w:b/>
-        </w:rPr>
-        <w:t>loop</w:t>
-      </w:r>
-      <w:r>
-        <w:rPr>
-          <w:b w:val="0"/>
-        </w:rPr>
-        <w:t xml:space="preserve"> </w:t>
-      </w:r>
-      <w:r>
-        <w:rPr>
-          <w:b/>
-        </w:rPr>
-        <w:t>iteration</w:t>
-      </w:r>
-      <w:r>
-        <w:rPr>
-          <w:b w:val="0"/>
-        </w:rPr>
-        <w:t xml:space="preserve">. Short practice: Move print inside the original </w:t>
-      </w:r>
-      <w:r>
-        <w:rPr>
-          <w:b/>
-        </w:rPr>
-        <w:t>loop</w:t>
-      </w:r>
-      <w:r>
-        <w:rPr>
-          <w:b w:val="0"/>
-        </w:rPr>
-        <w:t>. What sequence is displayed?.</w:t>
-      </w:r>
-    </w:p>
-    <w:p>
-      <w:pPr>
-        <w:spacing w:line="336" w:lineRule="auto" w:after="180"/>
-      </w:pPr>
-      <w:r>
-        <w:rPr>
-          <w:b w:val="0"/>
-        </w:rPr>
-        <w:t>Return to this week and explain what you changed.</w:t>
-      </w:r>
-    </w:p>
-    <w:p>
-      <w:pPr>
-        <w:spacing w:line="336" w:lineRule="auto" w:after="180"/>
-      </w:pPr>
-      <w:r>
-        <w:rPr>
-          <w:b w:val="0"/>
-        </w:rPr>
-        <w:t>Review Decompose a Goal (ai-2/2). Goal: Distinguish a function definition from a function call. Short practice: What happens visibly if the caller stores needed but omits print(needed)?.</w:t>
-      </w:r>
-    </w:p>
-    <w:p>
-      <w:pPr>
-        <w:spacing w:line="336" w:lineRule="auto" w:after="180"/>
-      </w:pPr>
-      <w:r>
-        <w:rPr>
-          <w:b w:val="0"/>
-        </w:rPr>
-        <w:t>Return to this week and explain what you changed.</w:t>
-      </w:r>
-    </w:p>
-    <w:p>
-      <w:pPr>
-        <w:pStyle w:val="Heading3"/>
-      </w:pPr>
-      <w:r>
-        <w:t>Predict, run and debug</w:t>
-      </w:r>
-    </w:p>
-    <w:p>
-      <w:pPr>
-        <w:spacing w:line="336" w:lineRule="auto" w:after="180"/>
-      </w:pPr>
-      <w:r>
-        <w:rPr>
-          <w:b w:val="0"/>
-        </w:rPr>
-        <w:t xml:space="preserve">The browser lab lets you edit the supported Python examples already included in this lesson. Predict first, run, inspect the actual </w:t>
-      </w:r>
-      <w:r>
-        <w:rPr>
-          <w:b/>
-        </w:rPr>
-        <w:t>output</w:t>
-      </w:r>
-      <w:r>
-        <w:rPr>
-          <w:b w:val="0"/>
-        </w:rPr>
-        <w:t xml:space="preserve"> or error, change one </w:t>
-      </w:r>
-      <w:r>
-        <w:rPr>
-          <w:b/>
-        </w:rPr>
-        <w:t>input</w:t>
-      </w:r>
-      <w:r>
-        <w:rPr>
-          <w:b w:val="0"/>
-        </w:rPr>
-        <w:t>, then run again.</w:t>
-      </w:r>
-    </w:p>
-    <w:p>
-      <w:pPr>
-        <w:spacing w:line="336" w:lineRule="auto" w:after="180"/>
-      </w:pPr>
-      <w:r>
-        <w:rPr>
-          <w:b w:val="0"/>
-        </w:rPr>
-        <w:t xml:space="preserve">Keep code, </w:t>
-      </w:r>
-      <w:r>
-        <w:rPr>
-          <w:b/>
-        </w:rPr>
-        <w:t>prediction</w:t>
-      </w:r>
-      <w:r>
-        <w:rPr>
-          <w:b w:val="0"/>
-        </w:rPr>
-        <w:t>s, actual results and a reasoned revision together. On paper, label your result as a trace rather than an execution.</w:t>
-      </w:r>
-    </w:p>
-    <w:p>
-      <w:pPr>
-        <w:pStyle w:val="Heading3"/>
-      </w:pPr>
-      <w:r>
         <w:t>Keep your completed work</w:t>
       </w:r>
     </w:p>
     <w:p>
       <w:pPr>
-        <w:spacing w:line="336" w:lineRule="auto" w:after="180"/>
-      </w:pPr>
-      <w:r>
-        <w:rPr>
-          <w:b w:val="0"/>
-        </w:rPr>
-        <w:t xml:space="preserve">Use Download completed work in the hosted lesson to export your answers, reflections, practice feedback and code-run </w:t>
-      </w:r>
-      <w:r>
-        <w:rPr>
-          <w:b/>
-        </w:rPr>
-        <w:t>evidence</w:t>
-      </w:r>
-      <w:r>
-        <w:rPr>
-          <w:b w:val="0"/>
-        </w:rPr>
-        <w:t>. Open the HTML copy to read or print it.</w:t>
-      </w:r>
-    </w:p>
-    <w:p>
-      <w:pPr>
-        <w:spacing w:line="336" w:lineRule="auto" w:after="180"/>
-      </w:pPr>
-      <w:r>
-        <w:rPr>
-          <w:b w:val="0"/>
-        </w:rPr>
-        <w:t>Drafts stay in this browser when storage is available; clear drafts on a shared device.</w:t>
-      </w:r>
-    </w:p>
-    <w:p>
-      <w:pPr>
-        <w:pStyle w:val="Heading3"/>
-      </w:pPr>
-      <w:r>
-        <w:t>What I repaired, the evidence I kept and the next test</w:t>
-      </w:r>
-    </w:p>
-    <w:p>
-      <w:r>
-        <w:t>________________________________________________________________</w:t>
-      </w:r>
-    </w:p>
-    <w:p>
-      <w:r>
-        <w:t>________________________________________________________________</w:t>
-      </w:r>
-    </w:p>
-    <w:p>
-      <w:r>
-        <w:t>________________________________________________________________</w:t>
-      </w:r>
-    </w:p>
-    <w:p>
-      <w:r>
-        <w:t>________________________________________________________________</w:t>
-      </w:r>
-    </w:p>
-    <w:p>
-      <w:r>
-        <w:t>________________________________________________________________</w:t>
-      </w:r>
-    </w:p>
-    <w:p>
-      <w:pPr>
         <w:pStyle w:val="Heading1"/>
       </w:pPr>
       <w:r>
-        <w:t>21. Visual concept journey</w:t>
-      </w:r>
-    </w:p>
-    <w:p>
-      <w:r>
-        <w:t>Explain each Loops and Stopping picture from its labels, then record a relevant limit.</w:t>
-      </w:r>
-    </w:p>
-    <w:p>
-      <w:pPr>
-        <w:pStyle w:val="Heading3"/>
+        <w:t>21. Reference · Six-picture response sheets</w:t>
+      </w:r>
+    </w:p>
+    <w:p>
+      <w:r>
+        <w:t>Choose the image that helps rather than repeating all six.</w:t>
+      </w:r>
+    </w:p>
+    <w:p>
+      <w:pPr>
+        <w:pStyle w:val="Heading2"/>
       </w:pPr>
       <w:r>
         <w:t>01. Loops and Stopping: the case</w:t>
@@ -2810,7 +3087,6 @@
     <w:p>
       <w:pPr>
         <w:spacing w:line="336" w:lineRule="auto" w:after="180"/>
-        <w:shd w:fill="F5F1FB"/>
       </w:pPr>
       <w:r>
         <w:rPr>
@@ -2849,7 +3125,7 @@
     </w:p>
     <w:p>
       <w:pPr>
-        <w:pStyle w:val="Heading3"/>
+        <w:pStyle w:val="Heading2"/>
       </w:pPr>
       <w:r>
         <w:t>02. Follow the deciding steps</w:t>
@@ -2929,7 +3205,6 @@
     <w:p>
       <w:pPr>
         <w:spacing w:line="336" w:lineRule="auto" w:after="180"/>
-        <w:shd w:fill="F5F1FB"/>
       </w:pPr>
       <w:r>
         <w:rPr>
@@ -2980,7 +3255,7 @@
     </w:p>
     <w:p>
       <w:pPr>
-        <w:pStyle w:val="Heading3"/>
+        <w:pStyle w:val="Heading2"/>
       </w:pPr>
       <w:r>
         <w:t>03. State after each addition</w:t>
@@ -3036,7 +3311,6 @@
     <w:p>
       <w:pPr>
         <w:spacing w:line="336" w:lineRule="auto" w:after="180"/>
-        <w:shd w:fill="F5F1FB"/>
       </w:pPr>
       <w:r>
         <w:rPr>
@@ -3075,7 +3349,7 @@
     </w:p>
     <w:p>
       <w:pPr>
-        <w:pStyle w:val="Heading3"/>
+        <w:pStyle w:val="Heading2"/>
       </w:pPr>
       <w:r>
         <w:t>04. Change one thing. Trace what follows.</w:t>
@@ -3166,7 +3440,6 @@
     <w:p>
       <w:pPr>
         <w:spacing w:line="336" w:lineRule="auto" w:after="180"/>
-        <w:shd w:fill="F5F1FB"/>
       </w:pPr>
       <w:r>
         <w:rPr>
@@ -3205,7 +3478,7 @@
     </w:p>
     <w:p>
       <w:pPr>
-        <w:pStyle w:val="Heading3"/>
+        <w:pStyle w:val="Heading2"/>
       </w:pPr>
       <w:r>
         <w:t>05. Connect the explanation to its limit</w:t>
@@ -3296,7 +3569,6 @@
     <w:p>
       <w:pPr>
         <w:spacing w:line="336" w:lineRule="auto" w:after="180"/>
-        <w:shd w:fill="F5F1FB"/>
       </w:pPr>
       <w:r>
         <w:rPr>
@@ -3335,7 +3607,7 @@
     </w:p>
     <w:p>
       <w:pPr>
-        <w:pStyle w:val="Heading3"/>
+        <w:pStyle w:val="Heading2"/>
       </w:pPr>
       <w:r>
         <w:t>06. Make the idea visible in your project</w:t>
@@ -3462,7 +3734,6 @@
     <w:p>
       <w:pPr>
         <w:spacing w:line="336" w:lineRule="auto" w:after="180"/>
-        <w:shd w:fill="F5F1FB"/>
       </w:pPr>
       <w:r>
         <w:rPr>
@@ -3509,6 +3780,62 @@
     <w:p>
       <w:r>
         <w:t>________________________________________________________________</w:t>
+      </w:r>
+    </w:p>
+    <w:p>
+      <w:pPr>
+        <w:pStyle w:val="Heading2"/>
+      </w:pPr>
+      <w:r>
+        <w:t>Earlier wording, alternatives and picture transcripts · reference / check after trying</w:t>
+      </w:r>
+    </w:p>
+    <w:p>
+      <w:pPr>
+        <w:pStyle w:val="Heading3"/>
+      </w:pPr>
+      <w:r>
+        <w:t>01. Loops and Stopping: the case</w:t>
+      </w:r>
+    </w:p>
+    <w:p>
+      <w:pPr>
+        <w:pStyle w:val="Heading3"/>
+      </w:pPr>
+      <w:r>
+        <w:t>02. Follow the deciding steps</w:t>
+      </w:r>
+    </w:p>
+    <w:p>
+      <w:pPr>
+        <w:pStyle w:val="Heading3"/>
+      </w:pPr>
+      <w:r>
+        <w:t>03. State after each addition</w:t>
+      </w:r>
+    </w:p>
+    <w:p>
+      <w:pPr>
+        <w:pStyle w:val="Heading3"/>
+      </w:pPr>
+      <w:r>
+        <w:t>04. Change one thing. Trace what follows.</w:t>
+      </w:r>
+    </w:p>
+    <w:p>
+      <w:pPr>
+        <w:pStyle w:val="Heading3"/>
+      </w:pPr>
+      <w:r>
+        <w:t>05. Connect the explanation to its limit</w:t>
+      </w:r>
+    </w:p>
+    <w:p>
+      <w:pPr>
+        <w:pStyle w:val="Heading3"/>
+      </w:pPr>
+      <w:r>
+        <w:t>06. Make the idea visible in your project</w:t>
       </w:r>
     </w:p>
     <w:sectPr>
